--- a/Notes/Python_Notes.docx
+++ b/Notes/Python_Notes.docx
@@ -1,6 +1,6 @@
 
 <file path=word/document.xml><?xml version="1.0" encoding="utf-8"?>
-<w:document xmlns:wpc="http://schemas.microsoft.com/office/word/2010/wordprocessingCanvas" xmlns:cx="http://schemas.microsoft.com/office/drawing/2014/chartex" xmlns:cx1="http://schemas.microsoft.com/office/drawing/2015/9/8/chartex" xmlns:cx2="http://schemas.microsoft.com/office/drawing/2015/10/21/chartex" xmlns:cx3="http://schemas.microsoft.com/office/drawing/2016/5/9/chartex" xmlns:cx4="http://schemas.microsoft.com/office/drawing/2016/5/10/chartex" xmlns:cx5="http://schemas.microsoft.com/office/drawing/2016/5/11/chartex" xmlns:cx6="http://schemas.microsoft.com/office/drawing/2016/5/12/chartex" xmlns:cx7="http://schemas.microsoft.com/office/drawing/2016/5/13/chartex" xmlns:cx8="http://schemas.microsoft.com/office/drawing/2016/5/14/chartex" xmlns:mc="http://schemas.openxmlformats.org/markup-compatibility/2006" xmlns:aink="http://schemas.microsoft.com/office/drawing/2016/ink" xmlns:am3d="http://schemas.microsoft.com/office/drawing/2017/model3d" xmlns:o="urn:schemas-microsoft-com:office:office" xmlns:oel="http://schemas.microsoft.com/office/2019/extlst" xmlns:r="http://schemas.openxmlformats.org/officeDocument/2006/relationships" xmlns:m="http://schemas.openxmlformats.org/officeDocument/2006/math" xmlns:v="urn:schemas-microsoft-com:vml" xmlns:wp14="http://schemas.microsoft.com/office/word/2010/wordprocessingDrawing" xmlns:wp="http://schemas.openxmlformats.org/drawingml/2006/wordprocessingDrawing" xmlns:w10="urn:schemas-microsoft-com:office:word" xmlns:w="http://schemas.openxmlformats.org/wordprocessingml/2006/main" xmlns:w14="http://schemas.microsoft.com/office/word/2010/wordml" xmlns:w15="http://schemas.microsoft.com/office/word/2012/wordml" xmlns:w16cei="http://schemas.microsoft.com/office/word/2026/wordml/cei" xmlns:w16cex="http://schemas.microsoft.com/office/word/2018/wordml/cex" xmlns:w16cid="http://schemas.microsoft.com/office/word/2016/wordml/cid" xmlns:w16="http://schemas.microsoft.com/office/word/2018/wordml" xmlns:w16du="http://schemas.microsoft.com/office/word/2023/wordml/word16du" xmlns:w16sdtdh="http://schemas.microsoft.com/office/word/2020/wordml/sdtdatahash" xmlns:w16sdtfl="http://schemas.microsoft.com/office/word/2024/wordml/sdtformatlock" xmlns:w16se="http://schemas.microsoft.com/office/word/2015/wordml/symex" xmlns:wpg="http://schemas.microsoft.com/office/word/2010/wordprocessingGroup" xmlns:wpi="http://schemas.microsoft.com/office/word/2010/wordprocessingInk" xmlns:wne="http://schemas.microsoft.com/office/word/2006/wordml" xmlns:wps="http://schemas.microsoft.com/office/word/2010/wordprocessingShape" mc:Ignorable="w14 w15 w16se w16cid w16 w16cex w16sdtdh w16sdtfl w16du wp14">
+<w:document xmlns:wpc="http://schemas.microsoft.com/office/word/2010/wordprocessingCanvas" xmlns:cx="http://schemas.microsoft.com/office/drawing/2014/chartex" xmlns:cx1="http://schemas.microsoft.com/office/drawing/2015/9/8/chartex" xmlns:cx2="http://schemas.microsoft.com/office/drawing/2015/10/21/chartex" xmlns:cx3="http://schemas.microsoft.com/office/drawing/2016/5/9/chartex" xmlns:cx4="http://schemas.microsoft.com/office/drawing/2016/5/10/chartex" xmlns:cx5="http://schemas.microsoft.com/office/drawing/2016/5/11/chartex" xmlns:cx6="http://schemas.microsoft.com/office/drawing/2016/5/12/chartex" xmlns:cx7="http://schemas.microsoft.com/office/drawing/2016/5/13/chartex" xmlns:cx8="http://schemas.microsoft.com/office/drawing/2016/5/14/chartex" xmlns:mc="http://schemas.openxmlformats.org/markup-compatibility/2006" xmlns:aink="http://schemas.microsoft.com/office/drawing/2016/ink" xmlns:am3d="http://schemas.microsoft.com/office/drawing/2017/model3d" xmlns:o="urn:schemas-microsoft-com:office:office" xmlns:oel="http://schemas.microsoft.com/office/2019/extlst" xmlns:r="http://schemas.openxmlformats.org/officeDocument/2006/relationships" xmlns:m="http://schemas.openxmlformats.org/officeDocument/2006/math" xmlns:v="urn:schemas-microsoft-com:vml" xmlns:wp14="http://schemas.microsoft.com/office/word/2010/wordprocessingDrawing" xmlns:wp="http://schemas.openxmlformats.org/drawingml/2006/wordprocessingDrawing" xmlns:w10="urn:schemas-microsoft-com:office:word" xmlns:w="http://schemas.openxmlformats.org/wordprocessingml/2006/main" xmlns:w14="http://schemas.microsoft.com/office/word/2010/wordml" xmlns:w15="http://schemas.microsoft.com/office/word/2012/wordml" xmlns:w16cex="http://schemas.microsoft.com/office/word/2018/wordml/cex" xmlns:w16cid="http://schemas.microsoft.com/office/word/2016/wordml/cid" xmlns:w16="http://schemas.microsoft.com/office/word/2018/wordml" xmlns:w16du="http://schemas.microsoft.com/office/word/2023/wordml/word16du" xmlns:w16sdtdh="http://schemas.microsoft.com/office/word/2020/wordml/sdtdatahash" xmlns:w16sdtfl="http://schemas.microsoft.com/office/word/2024/wordml/sdtformatlock" xmlns:w16se="http://schemas.microsoft.com/office/word/2015/wordml/symex" xmlns:wpg="http://schemas.microsoft.com/office/word/2010/wordprocessingGroup" xmlns:wpi="http://schemas.microsoft.com/office/word/2010/wordprocessingInk" xmlns:wne="http://schemas.microsoft.com/office/word/2006/wordml" xmlns:wps="http://schemas.microsoft.com/office/word/2010/wordprocessingShape" mc:Ignorable="w14 w15 w16se w16cid w16 w16cex w16sdtdh w16sdtfl w16du wp14">
   <w:body>
     <w:p>
       <w:pPr>
@@ -226,7 +226,7 @@
                     <pic:cNvPicPr/>
                   </pic:nvPicPr>
                   <pic:blipFill>
-                    <a:blip r:embed="rId5"/>
+                    <a:blip r:embed="rId6"/>
                     <a:stretch>
                       <a:fillRect/>
                     </a:stretch>
@@ -411,7 +411,7 @@
         <w:pStyle w:val="ListParagraph"/>
         <w:numPr>
           <w:ilvl w:val="0"/>
-          <w:numId w:val="46"/>
+          <w:numId w:val="17"/>
         </w:numPr>
         <w:spacing w:line="240" w:lineRule="auto"/>
         <w:rPr>
@@ -466,7 +466,7 @@
       <w:pPr>
         <w:numPr>
           <w:ilvl w:val="0"/>
-          <w:numId w:val="30"/>
+          <w:numId w:val="1"/>
         </w:numPr>
         <w:spacing w:line="240" w:lineRule="auto"/>
         <w:rPr>
@@ -486,7 +486,7 @@
       <w:pPr>
         <w:numPr>
           <w:ilvl w:val="0"/>
-          <w:numId w:val="30"/>
+          <w:numId w:val="1"/>
         </w:numPr>
         <w:spacing w:line="240" w:lineRule="auto"/>
         <w:rPr>
@@ -506,7 +506,7 @@
       <w:pPr>
         <w:numPr>
           <w:ilvl w:val="0"/>
-          <w:numId w:val="30"/>
+          <w:numId w:val="1"/>
         </w:numPr>
         <w:spacing w:line="240" w:lineRule="auto"/>
         <w:rPr>
@@ -546,7 +546,7 @@
       <w:pPr>
         <w:numPr>
           <w:ilvl w:val="0"/>
-          <w:numId w:val="31"/>
+          <w:numId w:val="2"/>
         </w:numPr>
         <w:spacing w:line="240" w:lineRule="auto"/>
         <w:rPr>
@@ -566,7 +566,7 @@
       <w:pPr>
         <w:numPr>
           <w:ilvl w:val="0"/>
-          <w:numId w:val="31"/>
+          <w:numId w:val="2"/>
         </w:numPr>
         <w:spacing w:line="240" w:lineRule="auto"/>
         <w:rPr>
@@ -586,7 +586,7 @@
       <w:pPr>
         <w:numPr>
           <w:ilvl w:val="0"/>
-          <w:numId w:val="31"/>
+          <w:numId w:val="2"/>
         </w:numPr>
         <w:spacing w:line="240" w:lineRule="auto"/>
         <w:rPr>
@@ -626,7 +626,7 @@
       <w:pPr>
         <w:numPr>
           <w:ilvl w:val="0"/>
-          <w:numId w:val="32"/>
+          <w:numId w:val="3"/>
         </w:numPr>
         <w:spacing w:line="240" w:lineRule="auto"/>
         <w:rPr>
@@ -646,7 +646,7 @@
       <w:pPr>
         <w:numPr>
           <w:ilvl w:val="0"/>
-          <w:numId w:val="32"/>
+          <w:numId w:val="3"/>
         </w:numPr>
         <w:spacing w:line="240" w:lineRule="auto"/>
         <w:rPr>
@@ -686,7 +686,7 @@
       <w:pPr>
         <w:numPr>
           <w:ilvl w:val="0"/>
-          <w:numId w:val="33"/>
+          <w:numId w:val="4"/>
         </w:numPr>
         <w:spacing w:line="240" w:lineRule="auto"/>
         <w:rPr>
@@ -706,7 +706,7 @@
       <w:pPr>
         <w:numPr>
           <w:ilvl w:val="0"/>
-          <w:numId w:val="33"/>
+          <w:numId w:val="4"/>
         </w:numPr>
         <w:spacing w:line="240" w:lineRule="auto"/>
         <w:rPr>
@@ -726,7 +726,7 @@
       <w:pPr>
         <w:numPr>
           <w:ilvl w:val="0"/>
-          <w:numId w:val="33"/>
+          <w:numId w:val="4"/>
         </w:numPr>
         <w:spacing w:line="240" w:lineRule="auto"/>
         <w:rPr>
@@ -746,7 +746,7 @@
       <w:pPr>
         <w:numPr>
           <w:ilvl w:val="0"/>
-          <w:numId w:val="33"/>
+          <w:numId w:val="4"/>
         </w:numPr>
         <w:spacing w:line="240" w:lineRule="auto"/>
         <w:rPr>
@@ -766,7 +766,7 @@
       <w:pPr>
         <w:numPr>
           <w:ilvl w:val="0"/>
-          <w:numId w:val="33"/>
+          <w:numId w:val="4"/>
         </w:numPr>
         <w:spacing w:line="240" w:lineRule="auto"/>
         <w:rPr>
@@ -786,7 +786,7 @@
       <w:pPr>
         <w:numPr>
           <w:ilvl w:val="0"/>
-          <w:numId w:val="33"/>
+          <w:numId w:val="4"/>
         </w:numPr>
         <w:spacing w:line="240" w:lineRule="auto"/>
         <w:rPr>
@@ -806,7 +806,7 @@
       <w:pPr>
         <w:numPr>
           <w:ilvl w:val="0"/>
-          <w:numId w:val="33"/>
+          <w:numId w:val="4"/>
         </w:numPr>
         <w:spacing w:line="240" w:lineRule="auto"/>
         <w:rPr>
@@ -826,7 +826,7 @@
       <w:pPr>
         <w:numPr>
           <w:ilvl w:val="0"/>
-          <w:numId w:val="33"/>
+          <w:numId w:val="4"/>
         </w:numPr>
         <w:spacing w:line="240" w:lineRule="auto"/>
         <w:rPr>
@@ -866,7 +866,7 @@
       <w:pPr>
         <w:numPr>
           <w:ilvl w:val="0"/>
-          <w:numId w:val="34"/>
+          <w:numId w:val="5"/>
         </w:numPr>
         <w:spacing w:line="240" w:lineRule="auto"/>
         <w:rPr>
@@ -886,7 +886,7 @@
       <w:pPr>
         <w:numPr>
           <w:ilvl w:val="0"/>
-          <w:numId w:val="34"/>
+          <w:numId w:val="5"/>
         </w:numPr>
         <w:spacing w:line="240" w:lineRule="auto"/>
         <w:rPr>
@@ -906,7 +906,7 @@
       <w:pPr>
         <w:numPr>
           <w:ilvl w:val="0"/>
-          <w:numId w:val="34"/>
+          <w:numId w:val="5"/>
         </w:numPr>
         <w:spacing w:line="240" w:lineRule="auto"/>
         <w:rPr>
@@ -926,7 +926,7 @@
       <w:pPr>
         <w:numPr>
           <w:ilvl w:val="0"/>
-          <w:numId w:val="34"/>
+          <w:numId w:val="5"/>
         </w:numPr>
         <w:spacing w:line="240" w:lineRule="auto"/>
         <w:rPr>
@@ -967,7 +967,7 @@
       <w:pPr>
         <w:numPr>
           <w:ilvl w:val="0"/>
-          <w:numId w:val="35"/>
+          <w:numId w:val="6"/>
         </w:numPr>
         <w:spacing w:line="240" w:lineRule="auto"/>
         <w:rPr>
@@ -987,7 +987,7 @@
       <w:pPr>
         <w:numPr>
           <w:ilvl w:val="0"/>
-          <w:numId w:val="35"/>
+          <w:numId w:val="6"/>
         </w:numPr>
         <w:spacing w:line="240" w:lineRule="auto"/>
         <w:rPr>
@@ -1007,7 +1007,7 @@
       <w:pPr>
         <w:numPr>
           <w:ilvl w:val="0"/>
-          <w:numId w:val="35"/>
+          <w:numId w:val="6"/>
         </w:numPr>
         <w:spacing w:line="240" w:lineRule="auto"/>
         <w:rPr>
@@ -1027,7 +1027,7 @@
       <w:pPr>
         <w:numPr>
           <w:ilvl w:val="1"/>
-          <w:numId w:val="35"/>
+          <w:numId w:val="6"/>
         </w:numPr>
         <w:spacing w:line="240" w:lineRule="auto"/>
         <w:rPr>
@@ -1047,7 +1047,7 @@
       <w:pPr>
         <w:numPr>
           <w:ilvl w:val="1"/>
-          <w:numId w:val="35"/>
+          <w:numId w:val="6"/>
         </w:numPr>
         <w:spacing w:line="240" w:lineRule="auto"/>
         <w:rPr>
@@ -1067,7 +1067,7 @@
       <w:pPr>
         <w:numPr>
           <w:ilvl w:val="1"/>
-          <w:numId w:val="35"/>
+          <w:numId w:val="6"/>
         </w:numPr>
         <w:spacing w:line="240" w:lineRule="auto"/>
         <w:rPr>
@@ -1107,7 +1107,7 @@
       <w:pPr>
         <w:numPr>
           <w:ilvl w:val="0"/>
-          <w:numId w:val="36"/>
+          <w:numId w:val="7"/>
         </w:numPr>
         <w:spacing w:line="240" w:lineRule="auto"/>
         <w:rPr>
@@ -1127,7 +1127,7 @@
       <w:pPr>
         <w:numPr>
           <w:ilvl w:val="0"/>
-          <w:numId w:val="36"/>
+          <w:numId w:val="7"/>
         </w:numPr>
         <w:spacing w:line="240" w:lineRule="auto"/>
         <w:rPr>
@@ -1147,7 +1147,7 @@
       <w:pPr>
         <w:numPr>
           <w:ilvl w:val="0"/>
-          <w:numId w:val="36"/>
+          <w:numId w:val="7"/>
         </w:numPr>
         <w:spacing w:line="240" w:lineRule="auto"/>
         <w:rPr>
@@ -1177,7 +1177,7 @@
         <w:pStyle w:val="ListParagraph"/>
         <w:numPr>
           <w:ilvl w:val="0"/>
-          <w:numId w:val="46"/>
+          <w:numId w:val="17"/>
         </w:numPr>
         <w:spacing w:line="240" w:lineRule="auto"/>
         <w:rPr>
@@ -1238,7 +1238,7 @@
       <w:pPr>
         <w:numPr>
           <w:ilvl w:val="0"/>
-          <w:numId w:val="37"/>
+          <w:numId w:val="8"/>
         </w:numPr>
         <w:spacing w:line="240" w:lineRule="auto"/>
         <w:rPr>
@@ -1262,7 +1262,7 @@
       <w:pPr>
         <w:numPr>
           <w:ilvl w:val="0"/>
-          <w:numId w:val="37"/>
+          <w:numId w:val="8"/>
         </w:numPr>
         <w:spacing w:line="240" w:lineRule="auto"/>
         <w:rPr>
@@ -1310,7 +1310,7 @@
       <w:pPr>
         <w:numPr>
           <w:ilvl w:val="0"/>
-          <w:numId w:val="38"/>
+          <w:numId w:val="9"/>
         </w:numPr>
         <w:spacing w:line="240" w:lineRule="auto"/>
         <w:rPr>
@@ -1334,7 +1334,7 @@
       <w:pPr>
         <w:numPr>
           <w:ilvl w:val="0"/>
-          <w:numId w:val="38"/>
+          <w:numId w:val="9"/>
         </w:numPr>
         <w:spacing w:line="240" w:lineRule="auto"/>
         <w:rPr>
@@ -1358,7 +1358,7 @@
       <w:pPr>
         <w:numPr>
           <w:ilvl w:val="0"/>
-          <w:numId w:val="38"/>
+          <w:numId w:val="9"/>
         </w:numPr>
         <w:spacing w:line="240" w:lineRule="auto"/>
         <w:rPr>
@@ -1382,7 +1382,7 @@
       <w:pPr>
         <w:numPr>
           <w:ilvl w:val="0"/>
-          <w:numId w:val="38"/>
+          <w:numId w:val="9"/>
         </w:numPr>
         <w:spacing w:line="240" w:lineRule="auto"/>
         <w:rPr>
@@ -1430,7 +1430,7 @@
       <w:pPr>
         <w:numPr>
           <w:ilvl w:val="0"/>
-          <w:numId w:val="39"/>
+          <w:numId w:val="10"/>
         </w:numPr>
         <w:spacing w:line="240" w:lineRule="auto"/>
         <w:rPr>
@@ -1454,7 +1454,7 @@
       <w:pPr>
         <w:numPr>
           <w:ilvl w:val="0"/>
-          <w:numId w:val="39"/>
+          <w:numId w:val="10"/>
         </w:numPr>
         <w:spacing w:line="240" w:lineRule="auto"/>
         <w:rPr>
@@ -1502,7 +1502,7 @@
       <w:pPr>
         <w:numPr>
           <w:ilvl w:val="0"/>
-          <w:numId w:val="40"/>
+          <w:numId w:val="11"/>
         </w:numPr>
         <w:spacing w:line="240" w:lineRule="auto"/>
         <w:rPr>
@@ -1526,7 +1526,7 @@
       <w:pPr>
         <w:numPr>
           <w:ilvl w:val="0"/>
-          <w:numId w:val="40"/>
+          <w:numId w:val="11"/>
         </w:numPr>
         <w:spacing w:line="240" w:lineRule="auto"/>
         <w:rPr>
@@ -1574,7 +1574,7 @@
       <w:pPr>
         <w:numPr>
           <w:ilvl w:val="0"/>
-          <w:numId w:val="41"/>
+          <w:numId w:val="12"/>
         </w:numPr>
         <w:spacing w:line="240" w:lineRule="auto"/>
         <w:rPr>
@@ -1598,7 +1598,7 @@
       <w:pPr>
         <w:numPr>
           <w:ilvl w:val="0"/>
-          <w:numId w:val="41"/>
+          <w:numId w:val="12"/>
         </w:numPr>
         <w:spacing w:line="240" w:lineRule="auto"/>
         <w:rPr>
@@ -1622,7 +1622,7 @@
       <w:pPr>
         <w:numPr>
           <w:ilvl w:val="0"/>
-          <w:numId w:val="41"/>
+          <w:numId w:val="12"/>
         </w:numPr>
         <w:spacing w:line="240" w:lineRule="auto"/>
         <w:rPr>
@@ -1647,7 +1647,7 @@
         <w:pStyle w:val="ListParagraph"/>
         <w:numPr>
           <w:ilvl w:val="0"/>
-          <w:numId w:val="46"/>
+          <w:numId w:val="17"/>
         </w:numPr>
         <w:spacing w:line="240" w:lineRule="auto"/>
         <w:rPr>
@@ -1703,7 +1703,7 @@
       <w:pPr>
         <w:numPr>
           <w:ilvl w:val="0"/>
-          <w:numId w:val="42"/>
+          <w:numId w:val="13"/>
         </w:numPr>
         <w:spacing w:line="240" w:lineRule="auto"/>
         <w:rPr>
@@ -1723,7 +1723,7 @@
       <w:pPr>
         <w:numPr>
           <w:ilvl w:val="0"/>
-          <w:numId w:val="42"/>
+          <w:numId w:val="13"/>
         </w:numPr>
         <w:spacing w:line="240" w:lineRule="auto"/>
         <w:rPr>
@@ -1743,7 +1743,7 @@
       <w:pPr>
         <w:numPr>
           <w:ilvl w:val="0"/>
-          <w:numId w:val="42"/>
+          <w:numId w:val="13"/>
         </w:numPr>
         <w:spacing w:line="240" w:lineRule="auto"/>
         <w:rPr>
@@ -1763,7 +1763,7 @@
       <w:pPr>
         <w:numPr>
           <w:ilvl w:val="0"/>
-          <w:numId w:val="42"/>
+          <w:numId w:val="13"/>
         </w:numPr>
         <w:spacing w:line="240" w:lineRule="auto"/>
         <w:rPr>
@@ -1783,7 +1783,7 @@
       <w:pPr>
         <w:numPr>
           <w:ilvl w:val="0"/>
-          <w:numId w:val="42"/>
+          <w:numId w:val="13"/>
         </w:numPr>
         <w:spacing w:line="240" w:lineRule="auto"/>
         <w:rPr>
@@ -1823,7 +1823,7 @@
       <w:pPr>
         <w:numPr>
           <w:ilvl w:val="0"/>
-          <w:numId w:val="43"/>
+          <w:numId w:val="14"/>
         </w:numPr>
         <w:spacing w:line="240" w:lineRule="auto"/>
         <w:rPr>
@@ -1843,7 +1843,7 @@
       <w:pPr>
         <w:numPr>
           <w:ilvl w:val="0"/>
-          <w:numId w:val="43"/>
+          <w:numId w:val="14"/>
         </w:numPr>
         <w:spacing w:line="240" w:lineRule="auto"/>
         <w:rPr>
@@ -1863,7 +1863,7 @@
       <w:pPr>
         <w:numPr>
           <w:ilvl w:val="0"/>
-          <w:numId w:val="43"/>
+          <w:numId w:val="14"/>
         </w:numPr>
         <w:spacing w:line="240" w:lineRule="auto"/>
         <w:rPr>
@@ -1883,7 +1883,7 @@
       <w:pPr>
         <w:numPr>
           <w:ilvl w:val="0"/>
-          <w:numId w:val="43"/>
+          <w:numId w:val="14"/>
         </w:numPr>
         <w:spacing w:line="240" w:lineRule="auto"/>
         <w:rPr>
@@ -1903,7 +1903,7 @@
       <w:pPr>
         <w:numPr>
           <w:ilvl w:val="0"/>
-          <w:numId w:val="43"/>
+          <w:numId w:val="14"/>
         </w:numPr>
         <w:spacing w:line="240" w:lineRule="auto"/>
         <w:rPr>
@@ -1943,7 +1943,7 @@
       <w:pPr>
         <w:numPr>
           <w:ilvl w:val="0"/>
-          <w:numId w:val="44"/>
+          <w:numId w:val="15"/>
         </w:numPr>
         <w:spacing w:line="240" w:lineRule="auto"/>
         <w:rPr>
@@ -1963,7 +1963,7 @@
       <w:pPr>
         <w:numPr>
           <w:ilvl w:val="0"/>
-          <w:numId w:val="44"/>
+          <w:numId w:val="15"/>
         </w:numPr>
         <w:spacing w:line="240" w:lineRule="auto"/>
         <w:rPr>
@@ -1983,7 +1983,7 @@
       <w:pPr>
         <w:numPr>
           <w:ilvl w:val="0"/>
-          <w:numId w:val="44"/>
+          <w:numId w:val="15"/>
         </w:numPr>
         <w:spacing w:line="240" w:lineRule="auto"/>
         <w:rPr>
@@ -2003,7 +2003,7 @@
       <w:pPr>
         <w:numPr>
           <w:ilvl w:val="0"/>
-          <w:numId w:val="44"/>
+          <w:numId w:val="15"/>
         </w:numPr>
         <w:spacing w:line="240" w:lineRule="auto"/>
         <w:rPr>
@@ -2023,7 +2023,7 @@
       <w:pPr>
         <w:numPr>
           <w:ilvl w:val="0"/>
-          <w:numId w:val="44"/>
+          <w:numId w:val="15"/>
         </w:numPr>
         <w:spacing w:line="240" w:lineRule="auto"/>
         <w:rPr>
@@ -2074,7 +2074,7 @@
       <w:pPr>
         <w:numPr>
           <w:ilvl w:val="0"/>
-          <w:numId w:val="45"/>
+          <w:numId w:val="16"/>
         </w:numPr>
         <w:spacing w:line="240" w:lineRule="auto"/>
         <w:rPr>
@@ -2094,7 +2094,7 @@
       <w:pPr>
         <w:numPr>
           <w:ilvl w:val="0"/>
-          <w:numId w:val="45"/>
+          <w:numId w:val="16"/>
         </w:numPr>
         <w:spacing w:line="240" w:lineRule="auto"/>
         <w:rPr>
@@ -2114,7 +2114,7 @@
       <w:pPr>
         <w:numPr>
           <w:ilvl w:val="0"/>
-          <w:numId w:val="45"/>
+          <w:numId w:val="16"/>
         </w:numPr>
         <w:spacing w:line="240" w:lineRule="auto"/>
         <w:rPr>
@@ -2134,7 +2134,7 @@
       <w:pPr>
         <w:numPr>
           <w:ilvl w:val="0"/>
-          <w:numId w:val="45"/>
+          <w:numId w:val="16"/>
         </w:numPr>
         <w:spacing w:line="240" w:lineRule="auto"/>
         <w:rPr>
@@ -2154,7 +2154,7 @@
       <w:pPr>
         <w:numPr>
           <w:ilvl w:val="0"/>
-          <w:numId w:val="45"/>
+          <w:numId w:val="16"/>
         </w:numPr>
         <w:spacing w:line="240" w:lineRule="auto"/>
         <w:rPr>
@@ -2174,7 +2174,7 @@
       <w:pPr>
         <w:numPr>
           <w:ilvl w:val="0"/>
-          <w:numId w:val="45"/>
+          <w:numId w:val="16"/>
         </w:numPr>
         <w:spacing w:line="240" w:lineRule="auto"/>
         <w:rPr>
@@ -2194,7 +2194,7 @@
       <w:pPr>
         <w:numPr>
           <w:ilvl w:val="0"/>
-          <w:numId w:val="45"/>
+          <w:numId w:val="16"/>
         </w:numPr>
         <w:spacing w:line="240" w:lineRule="auto"/>
         <w:rPr>
@@ -2243,22 +2243,2674 @@
           <w:lang w:bidi="hi-IN"/>
         </w:rPr>
       </w:pPr>
-    </w:p>
-    <w:p>
-      <w:pPr>
-        <w:tabs>
-          <w:tab w:val="num" w:pos="360"/>
-        </w:tabs>
-        <w:spacing w:line="240" w:lineRule="auto"/>
+      <w:r>
         <w:rPr>
           <w:rFonts w:ascii="Mangal" w:hAnsi="Mangal" w:cs="Mangal"/>
           <w:b/>
           <w:bCs/>
           <w:sz w:val="22"/>
           <w:szCs w:val="22"/>
-          <w:lang w:bidi="hi-IN"/>
-        </w:rPr>
-      </w:pPr>
+          <w:highlight w:val="lightGray"/>
+          <w:lang w:bidi="hi-IN"/>
+        </w:rPr>
+        <w:lastRenderedPageBreak/>
+        <w:t>Python Basics</w:t>
+      </w:r>
+    </w:p>
+    <w:p>
+      <w:pPr>
+        <w:tabs>
+          <w:tab w:val="num" w:pos="360"/>
+        </w:tabs>
+        <w:spacing w:line="240" w:lineRule="auto"/>
+        <w:rPr>
+          <w:rFonts w:ascii="Mangal" w:hAnsi="Mangal" w:cs="Mangal"/>
+          <w:b/>
+          <w:bCs/>
+          <w:sz w:val="18"/>
+          <w:szCs w:val="18"/>
+          <w:lang w:bidi="hi-IN"/>
+        </w:rPr>
+      </w:pPr>
+    </w:p>
+    <w:p>
+      <w:pPr>
+        <w:tabs>
+          <w:tab w:val="num" w:pos="360"/>
+        </w:tabs>
+        <w:spacing w:line="240" w:lineRule="auto"/>
+        <w:rPr>
+          <w:rFonts w:cs="Mangal"/>
+          <w:b/>
+          <w:bCs/>
+          <w:sz w:val="22"/>
+          <w:szCs w:val="22"/>
+          <w:lang w:bidi="hi-IN"/>
+        </w:rPr>
+      </w:pPr>
+      <w:r>
+        <w:rPr>
+          <w:rFonts w:cs="Mangal"/>
+          <w:b/>
+          <w:bCs/>
+          <w:sz w:val="22"/>
+          <w:szCs w:val="22"/>
+          <w:lang w:bidi="hi-IN"/>
+        </w:rPr>
+        <w:t>1.1 Python Introduction</w:t>
+      </w:r>
+    </w:p>
+    <w:p>
+      <w:pPr>
+        <w:numPr>
+          <w:ilvl w:val="0"/>
+          <w:numId w:val="18"/>
+        </w:numPr>
+        <w:tabs>
+          <w:tab w:val="num" w:pos="0"/>
+        </w:tabs>
+        <w:spacing w:line="240" w:lineRule="auto"/>
+        <w:ind w:left="360"/>
+        <w:rPr>
+          <w:rFonts w:cs="Mangal"/>
+          <w:sz w:val="22"/>
+          <w:szCs w:val="22"/>
+          <w:lang w:bidi="hi-IN"/>
+        </w:rPr>
+      </w:pPr>
+      <w:r>
+        <w:rPr>
+          <w:rFonts w:cs="Mangal"/>
+          <w:sz w:val="22"/>
+          <w:szCs w:val="22"/>
+          <w:lang w:bidi="hi-IN"/>
+        </w:rPr>
+        <w:t xml:space="preserve">Python is a high-level, interpreted, general-purpose programming language. </w:t>
+      </w:r>
+    </w:p>
+    <w:p>
+      <w:pPr>
+        <w:numPr>
+          <w:ilvl w:val="0"/>
+          <w:numId w:val="18"/>
+        </w:numPr>
+        <w:tabs>
+          <w:tab w:val="num" w:pos="0"/>
+        </w:tabs>
+        <w:spacing w:line="240" w:lineRule="auto"/>
+        <w:ind w:left="360"/>
+        <w:rPr>
+          <w:rFonts w:cs="Mangal"/>
+          <w:sz w:val="22"/>
+          <w:szCs w:val="22"/>
+          <w:lang w:bidi="hi-IN"/>
+        </w:rPr>
+      </w:pPr>
+      <w:r>
+        <w:rPr>
+          <w:rFonts w:cs="Mangal"/>
+          <w:sz w:val="22"/>
+          <w:szCs w:val="22"/>
+          <w:lang w:bidi="hi-IN"/>
+        </w:rPr>
+        <w:t xml:space="preserve">Created by Guido van Rossum and released in 1991. </w:t>
+      </w:r>
+    </w:p>
+    <w:p>
+      <w:pPr>
+        <w:numPr>
+          <w:ilvl w:val="0"/>
+          <w:numId w:val="18"/>
+        </w:numPr>
+        <w:tabs>
+          <w:tab w:val="num" w:pos="0"/>
+        </w:tabs>
+        <w:spacing w:line="240" w:lineRule="auto"/>
+        <w:ind w:left="360"/>
+        <w:rPr>
+          <w:rFonts w:cs="Mangal"/>
+          <w:sz w:val="22"/>
+          <w:szCs w:val="22"/>
+          <w:lang w:bidi="hi-IN"/>
+        </w:rPr>
+      </w:pPr>
+      <w:r>
+        <w:rPr>
+          <w:rFonts w:cs="Mangal"/>
+          <w:sz w:val="22"/>
+          <w:szCs w:val="22"/>
+          <w:lang w:bidi="hi-IN"/>
+        </w:rPr>
+        <w:t xml:space="preserve">Easy to learn because of its simple and readable syntax. </w:t>
+      </w:r>
+    </w:p>
+    <w:p>
+      <w:pPr>
+        <w:numPr>
+          <w:ilvl w:val="0"/>
+          <w:numId w:val="18"/>
+        </w:numPr>
+        <w:tabs>
+          <w:tab w:val="num" w:pos="0"/>
+        </w:tabs>
+        <w:spacing w:line="240" w:lineRule="auto"/>
+        <w:ind w:left="360"/>
+        <w:rPr>
+          <w:rFonts w:cs="Mangal"/>
+          <w:sz w:val="22"/>
+          <w:szCs w:val="22"/>
+          <w:lang w:bidi="hi-IN"/>
+        </w:rPr>
+      </w:pPr>
+      <w:r>
+        <w:rPr>
+          <w:rFonts w:cs="Mangal"/>
+          <w:sz w:val="22"/>
+          <w:szCs w:val="22"/>
+          <w:lang w:bidi="hi-IN"/>
+        </w:rPr>
+        <w:t xml:space="preserve">Used in Web Development, AI/ML, Data Science, Automation, and Software Development. </w:t>
+      </w:r>
+    </w:p>
+    <w:p>
+      <w:pPr>
+        <w:numPr>
+          <w:ilvl w:val="0"/>
+          <w:numId w:val="18"/>
+        </w:numPr>
+        <w:tabs>
+          <w:tab w:val="num" w:pos="0"/>
+        </w:tabs>
+        <w:spacing w:line="240" w:lineRule="auto"/>
+        <w:ind w:left="360"/>
+        <w:rPr>
+          <w:rFonts w:cs="Mangal"/>
+          <w:sz w:val="22"/>
+          <w:szCs w:val="22"/>
+          <w:lang w:bidi="hi-IN"/>
+        </w:rPr>
+      </w:pPr>
+      <w:r>
+        <w:rPr>
+          <w:rFonts w:cs="Mangal"/>
+          <w:sz w:val="22"/>
+          <w:szCs w:val="22"/>
+          <w:lang w:bidi="hi-IN"/>
+        </w:rPr>
+        <w:t>Python is open-source, dynamically typed, and cross-platform.</w:t>
+      </w:r>
+    </w:p>
+    <w:p>
+      <w:pPr>
+        <w:tabs>
+          <w:tab w:val="num" w:pos="360"/>
+        </w:tabs>
+        <w:spacing w:line="240" w:lineRule="auto"/>
+        <w:rPr>
+          <w:rFonts w:cs="Mangal"/>
+          <w:sz w:val="22"/>
+          <w:szCs w:val="22"/>
+          <w:lang w:bidi="hi-IN"/>
+        </w:rPr>
+      </w:pPr>
+    </w:p>
+    <w:p>
+      <w:pPr>
+        <w:tabs>
+          <w:tab w:val="num" w:pos="360"/>
+        </w:tabs>
+        <w:spacing w:line="240" w:lineRule="auto"/>
+        <w:rPr>
+          <w:rFonts w:cs="Mangal"/>
+          <w:b/>
+          <w:bCs/>
+          <w:sz w:val="22"/>
+          <w:szCs w:val="22"/>
+          <w:lang w:bidi="hi-IN"/>
+        </w:rPr>
+      </w:pPr>
+      <w:r>
+        <w:rPr>
+          <w:rFonts w:cs="Mangal"/>
+          <w:b/>
+          <w:bCs/>
+          <w:sz w:val="22"/>
+          <w:szCs w:val="22"/>
+          <w:lang w:bidi="hi-IN"/>
+        </w:rPr>
+        <w:t>1.2 Python Setup</w:t>
+      </w:r>
+    </w:p>
+    <w:p>
+      <w:pPr>
+        <w:numPr>
+          <w:ilvl w:val="0"/>
+          <w:numId w:val="20"/>
+        </w:numPr>
+        <w:tabs>
+          <w:tab w:val="num" w:pos="360"/>
+        </w:tabs>
+        <w:spacing w:line="240" w:lineRule="auto"/>
+        <w:rPr>
+          <w:rFonts w:cs="Mangal"/>
+          <w:sz w:val="22"/>
+          <w:szCs w:val="22"/>
+          <w:lang w:bidi="hi-IN"/>
+        </w:rPr>
+      </w:pPr>
+      <w:r>
+        <w:rPr>
+          <w:rFonts w:cs="Mangal"/>
+          <w:sz w:val="22"/>
+          <w:szCs w:val="22"/>
+          <w:lang w:bidi="hi-IN"/>
+        </w:rPr>
+        <w:t xml:space="preserve">Download Python from </w:t>
+      </w:r>
+      <w:hyperlink r:id="rId7" w:tgtFrame="_blank" w:history="1">
+        <w:r>
+          <w:rPr>
+            <w:rStyle w:val="Hyperlink"/>
+            <w:rFonts w:cs="Mangal"/>
+            <w:b/>
+            <w:bCs/>
+            <w:sz w:val="22"/>
+            <w:szCs w:val="22"/>
+            <w:u w:val="none"/>
+            <w:lang w:bidi="hi-IN"/>
+          </w:rPr>
+          <w:t>python.org</w:t>
+        </w:r>
+      </w:hyperlink>
+      <w:r>
+        <w:rPr>
+          <w:rFonts w:cs="Mangal"/>
+          <w:b/>
+          <w:bCs/>
+          <w:sz w:val="22"/>
+          <w:szCs w:val="22"/>
+          <w:lang w:bidi="hi-IN"/>
+        </w:rPr>
+        <w:t xml:space="preserve">. </w:t>
+      </w:r>
+    </w:p>
+    <w:p>
+      <w:pPr>
+        <w:numPr>
+          <w:ilvl w:val="0"/>
+          <w:numId w:val="20"/>
+        </w:numPr>
+        <w:tabs>
+          <w:tab w:val="num" w:pos="360"/>
+        </w:tabs>
+        <w:spacing w:line="240" w:lineRule="auto"/>
+        <w:rPr>
+          <w:rFonts w:cs="Mangal"/>
+          <w:sz w:val="22"/>
+          <w:szCs w:val="22"/>
+          <w:lang w:bidi="hi-IN"/>
+        </w:rPr>
+      </w:pPr>
+      <w:r>
+        <w:rPr>
+          <w:rFonts w:cs="Mangal"/>
+          <w:sz w:val="22"/>
+          <w:szCs w:val="22"/>
+          <w:lang w:bidi="hi-IN"/>
+        </w:rPr>
+        <w:t xml:space="preserve">Install Python. </w:t>
+      </w:r>
+    </w:p>
+    <w:p>
+      <w:pPr>
+        <w:numPr>
+          <w:ilvl w:val="0"/>
+          <w:numId w:val="20"/>
+        </w:numPr>
+        <w:tabs>
+          <w:tab w:val="num" w:pos="360"/>
+        </w:tabs>
+        <w:spacing w:line="240" w:lineRule="auto"/>
+        <w:rPr>
+          <w:rFonts w:cs="Mangal"/>
+          <w:sz w:val="22"/>
+          <w:szCs w:val="22"/>
+          <w:lang w:bidi="hi-IN"/>
+        </w:rPr>
+      </w:pPr>
+      <w:r>
+        <w:rPr>
+          <w:rFonts w:cs="Mangal"/>
+          <w:sz w:val="22"/>
+          <w:szCs w:val="22"/>
+          <w:lang w:bidi="hi-IN"/>
+        </w:rPr>
+        <w:t>Check installation</w:t>
+      </w:r>
+      <w:r>
+        <w:rPr>
+          <w:rFonts w:cs="Mangal"/>
+          <w:sz w:val="22"/>
+          <w:szCs w:val="22"/>
+          <w:lang w:bidi="hi-IN"/>
+        </w:rPr>
+        <w:t xml:space="preserve"> </w:t>
+      </w:r>
+      <w:r>
+        <w:rPr>
+          <w:rFonts w:cs="Mangal"/>
+          <w:sz w:val="22"/>
+          <w:szCs w:val="22"/>
+          <w:lang w:bidi="hi-IN"/>
+        </w:rPr>
+        <w:t>:</w:t>
+      </w:r>
+      <w:r>
+        <w:rPr>
+          <w:rFonts w:cs="Mangal"/>
+          <w:sz w:val="22"/>
+          <w:szCs w:val="22"/>
+          <w:lang w:bidi="hi-IN"/>
+        </w:rPr>
+        <w:t xml:space="preserve">- </w:t>
+      </w:r>
+      <w:r>
+        <w:rPr>
+          <w:rFonts w:cs="Mangal"/>
+          <w:sz w:val="22"/>
+          <w:szCs w:val="22"/>
+          <w:lang w:bidi="hi-IN"/>
+        </w:rPr>
+        <w:t xml:space="preserve"> python --version</w:t>
+      </w:r>
+    </w:p>
+    <w:p>
+      <w:pPr>
+        <w:numPr>
+          <w:ilvl w:val="0"/>
+          <w:numId w:val="21"/>
+        </w:numPr>
+        <w:tabs>
+          <w:tab w:val="num" w:pos="360"/>
+        </w:tabs>
+        <w:spacing w:line="240" w:lineRule="auto"/>
+        <w:rPr>
+          <w:rFonts w:cs="Mangal"/>
+          <w:sz w:val="22"/>
+          <w:szCs w:val="22"/>
+          <w:lang w:bidi="hi-IN"/>
+        </w:rPr>
+      </w:pPr>
+      <w:r>
+        <w:rPr>
+          <w:rFonts w:cs="Mangal"/>
+          <w:sz w:val="22"/>
+          <w:szCs w:val="22"/>
+          <w:lang w:bidi="hi-IN"/>
+        </w:rPr>
+        <w:t xml:space="preserve">Python files have </w:t>
+      </w:r>
+      <w:r>
+        <w:rPr>
+          <w:rFonts w:cs="Mangal"/>
+          <w:b/>
+          <w:bCs/>
+          <w:sz w:val="22"/>
+          <w:szCs w:val="22"/>
+          <w:lang w:bidi="hi-IN"/>
+        </w:rPr>
+        <w:t>.py</w:t>
+      </w:r>
+      <w:r>
+        <w:rPr>
+          <w:rFonts w:cs="Mangal"/>
+          <w:sz w:val="22"/>
+          <w:szCs w:val="22"/>
+          <w:lang w:bidi="hi-IN"/>
+        </w:rPr>
+        <w:t xml:space="preserve"> extension.</w:t>
+      </w:r>
+    </w:p>
+    <w:p>
+      <w:pPr>
+        <w:tabs>
+          <w:tab w:val="num" w:pos="360"/>
+        </w:tabs>
+        <w:spacing w:line="240" w:lineRule="auto"/>
+        <w:rPr>
+          <w:rFonts w:cs="Mangal"/>
+          <w:sz w:val="22"/>
+          <w:szCs w:val="22"/>
+          <w:lang w:bidi="hi-IN"/>
+        </w:rPr>
+      </w:pPr>
+    </w:p>
+    <w:p>
+      <w:pPr>
+        <w:tabs>
+          <w:tab w:val="num" w:pos="360"/>
+        </w:tabs>
+        <w:spacing w:line="240" w:lineRule="auto"/>
+        <w:rPr>
+          <w:rFonts w:cs="Mangal"/>
+          <w:b/>
+          <w:bCs/>
+          <w:sz w:val="22"/>
+          <w:szCs w:val="22"/>
+          <w:lang w:bidi="hi-IN"/>
+        </w:rPr>
+      </w:pPr>
+      <w:r>
+        <w:rPr>
+          <w:rFonts w:cs="Mangal"/>
+          <w:b/>
+          <w:bCs/>
+          <w:sz w:val="22"/>
+          <w:szCs w:val="22"/>
+          <w:lang w:bidi="hi-IN"/>
+        </w:rPr>
+        <w:t>1.3 Python Syntax</w:t>
+      </w:r>
+    </w:p>
+    <w:p>
+      <w:pPr>
+        <w:numPr>
+          <w:ilvl w:val="0"/>
+          <w:numId w:val="19"/>
+        </w:numPr>
+        <w:tabs>
+          <w:tab w:val="num" w:pos="360"/>
+        </w:tabs>
+        <w:spacing w:line="240" w:lineRule="auto"/>
+        <w:rPr>
+          <w:rFonts w:cs="Mangal"/>
+          <w:sz w:val="22"/>
+          <w:szCs w:val="22"/>
+          <w:lang w:bidi="hi-IN"/>
+        </w:rPr>
+      </w:pPr>
+      <w:r>
+        <w:rPr>
+          <w:rFonts w:cs="Mangal"/>
+          <w:sz w:val="22"/>
+          <w:szCs w:val="22"/>
+          <w:lang w:bidi="hi-IN"/>
+        </w:rPr>
+        <w:t xml:space="preserve">Python syntax is simple and readable. </w:t>
+      </w:r>
+    </w:p>
+    <w:p>
+      <w:pPr>
+        <w:numPr>
+          <w:ilvl w:val="0"/>
+          <w:numId w:val="19"/>
+        </w:numPr>
+        <w:tabs>
+          <w:tab w:val="num" w:pos="360"/>
+        </w:tabs>
+        <w:spacing w:line="240" w:lineRule="auto"/>
+        <w:rPr>
+          <w:rFonts w:cs="Mangal"/>
+          <w:sz w:val="22"/>
+          <w:szCs w:val="22"/>
+          <w:lang w:bidi="hi-IN"/>
+        </w:rPr>
+      </w:pPr>
+      <w:r>
+        <w:rPr>
+          <w:rFonts w:cs="Mangal"/>
+          <w:sz w:val="22"/>
+          <w:szCs w:val="22"/>
+          <w:lang w:bidi="hi-IN"/>
+        </w:rPr>
+        <w:t xml:space="preserve">Indentation is used to define code blocks. </w:t>
+      </w:r>
+    </w:p>
+    <w:p>
+      <w:pPr>
+        <w:numPr>
+          <w:ilvl w:val="0"/>
+          <w:numId w:val="19"/>
+        </w:numPr>
+        <w:tabs>
+          <w:tab w:val="num" w:pos="360"/>
+        </w:tabs>
+        <w:spacing w:line="240" w:lineRule="auto"/>
+        <w:rPr>
+          <w:rFonts w:cs="Mangal"/>
+          <w:sz w:val="22"/>
+          <w:szCs w:val="22"/>
+          <w:lang w:bidi="hi-IN"/>
+        </w:rPr>
+      </w:pPr>
+      <w:r>
+        <w:rPr>
+          <w:rFonts w:cs="Mangal"/>
+          <w:sz w:val="22"/>
+          <w:szCs w:val="22"/>
+          <w:lang w:bidi="hi-IN"/>
+        </w:rPr>
+        <w:t>Usually,</w:t>
+      </w:r>
+      <w:r>
+        <w:rPr>
+          <w:rFonts w:cs="Mangal"/>
+          <w:sz w:val="22"/>
+          <w:szCs w:val="22"/>
+          <w:lang w:bidi="hi-IN"/>
+        </w:rPr>
+        <w:t xml:space="preserve"> 4 spaces are used for indentation. </w:t>
+      </w:r>
+    </w:p>
+    <w:p>
+      <w:pPr>
+        <w:numPr>
+          <w:ilvl w:val="0"/>
+          <w:numId w:val="19"/>
+        </w:numPr>
+        <w:tabs>
+          <w:tab w:val="num" w:pos="360"/>
+        </w:tabs>
+        <w:spacing w:line="240" w:lineRule="auto"/>
+        <w:rPr>
+          <w:rFonts w:cs="Mangal"/>
+          <w:sz w:val="22"/>
+          <w:szCs w:val="22"/>
+          <w:lang w:bidi="hi-IN"/>
+        </w:rPr>
+      </w:pPr>
+      <w:r>
+        <w:rPr>
+          <w:rFonts w:cs="Mangal"/>
+          <w:sz w:val="22"/>
+          <w:szCs w:val="22"/>
+          <w:lang w:bidi="hi-IN"/>
+        </w:rPr>
+        <w:t xml:space="preserve">Python is case-sensitive. </w:t>
+      </w:r>
+    </w:p>
+    <w:p>
+      <w:pPr>
+        <w:numPr>
+          <w:ilvl w:val="0"/>
+          <w:numId w:val="19"/>
+        </w:numPr>
+        <w:tabs>
+          <w:tab w:val="num" w:pos="360"/>
+        </w:tabs>
+        <w:spacing w:line="240" w:lineRule="auto"/>
+        <w:rPr>
+          <w:rFonts w:cs="Mangal"/>
+          <w:sz w:val="22"/>
+          <w:szCs w:val="22"/>
+          <w:lang w:bidi="hi-IN"/>
+        </w:rPr>
+      </w:pPr>
+      <w:r>
+        <w:rPr>
+          <w:rFonts w:cs="Mangal"/>
+          <w:sz w:val="22"/>
+          <w:szCs w:val="22"/>
+          <w:lang w:bidi="hi-IN"/>
+        </w:rPr>
+        <w:t xml:space="preserve">Comments start with #. </w:t>
+      </w:r>
+    </w:p>
+    <w:p>
+      <w:pPr>
+        <w:numPr>
+          <w:ilvl w:val="0"/>
+          <w:numId w:val="19"/>
+        </w:numPr>
+        <w:tabs>
+          <w:tab w:val="num" w:pos="360"/>
+        </w:tabs>
+        <w:spacing w:line="240" w:lineRule="auto"/>
+        <w:rPr>
+          <w:rFonts w:cs="Mangal"/>
+          <w:sz w:val="22"/>
+          <w:szCs w:val="22"/>
+          <w:lang w:bidi="hi-IN"/>
+        </w:rPr>
+      </w:pPr>
+      <w:r>
+        <w:rPr>
+          <w:rFonts w:cs="Mangal"/>
+          <w:sz w:val="22"/>
+          <w:szCs w:val="22"/>
+          <w:lang w:bidi="hi-IN"/>
+        </w:rPr>
+        <w:t>Statements normally don't require ;</w:t>
+      </w:r>
+    </w:p>
+    <w:p>
+      <w:pPr>
+        <w:pStyle w:val="ListParagraph"/>
+        <w:spacing w:before="100" w:beforeAutospacing="1" w:after="100" w:afterAutospacing="1" w:line="240" w:lineRule="auto"/>
+        <w:rPr>
+          <w:rFonts w:asciiTheme="majorHAnsi" w:eastAsia="Times New Roman" w:hAnsiTheme="majorHAnsi" w:cs="Times New Roman"/>
+          <w:b/>
+          <w:bCs/>
+          <w:i/>
+          <w:iCs/>
+          <w:kern w:val="0"/>
+          <w:lang w:eastAsia="en-IN"/>
+          <w14:ligatures w14:val="none"/>
+        </w:rPr>
+      </w:pPr>
+    </w:p>
+    <w:p>
+      <w:pPr>
+        <w:pStyle w:val="ListParagraph"/>
+        <w:spacing w:before="100" w:beforeAutospacing="1" w:after="100" w:afterAutospacing="1" w:line="240" w:lineRule="auto"/>
+        <w:rPr>
+          <w:rFonts w:asciiTheme="majorHAnsi" w:eastAsia="Times New Roman" w:hAnsiTheme="majorHAnsi" w:cs="Times New Roman"/>
+          <w:b/>
+          <w:bCs/>
+          <w:i/>
+          <w:iCs/>
+          <w:kern w:val="0"/>
+          <w:lang w:eastAsia="en-IN"/>
+          <w14:ligatures w14:val="none"/>
+        </w:rPr>
+      </w:pPr>
+    </w:p>
+    <w:p>
+      <w:pPr>
+        <w:pStyle w:val="ListParagraph"/>
+        <w:numPr>
+          <w:ilvl w:val="0"/>
+          <w:numId w:val="19"/>
+        </w:numPr>
+        <w:spacing w:before="100" w:beforeAutospacing="1" w:after="100" w:afterAutospacing="1" w:line="240" w:lineRule="auto"/>
+        <w:rPr>
+          <w:rFonts w:asciiTheme="majorHAnsi" w:eastAsia="Times New Roman" w:hAnsiTheme="majorHAnsi" w:cs="Times New Roman"/>
+          <w:b/>
+          <w:bCs/>
+          <w:i/>
+          <w:iCs/>
+          <w:kern w:val="0"/>
+          <w:lang w:eastAsia="en-IN"/>
+          <w14:ligatures w14:val="none"/>
+        </w:rPr>
+      </w:pPr>
+      <w:r>
+        <w:rPr>
+          <w:rFonts w:asciiTheme="majorHAnsi" w:eastAsia="Times New Roman" w:hAnsiTheme="majorHAnsi" w:cs="Times New Roman"/>
+          <w:b/>
+          <w:bCs/>
+          <w:i/>
+          <w:iCs/>
+          <w:kern w:val="0"/>
+          <w:lang w:eastAsia="en-IN"/>
+          <w14:ligatures w14:val="none"/>
+        </w:rPr>
+        <w:t>Example</w:t>
+      </w:r>
+      <w:r>
+        <w:rPr>
+          <w:rFonts w:asciiTheme="majorHAnsi" w:eastAsia="Times New Roman" w:hAnsiTheme="majorHAnsi" w:cs="Times New Roman"/>
+          <w:b/>
+          <w:bCs/>
+          <w:i/>
+          <w:iCs/>
+          <w:kern w:val="0"/>
+          <w:lang w:eastAsia="en-IN"/>
+          <w14:ligatures w14:val="none"/>
+        </w:rPr>
+        <w:t xml:space="preserve"> </w:t>
+      </w:r>
+      <w:r>
+        <w:rPr>
+          <w:rFonts w:asciiTheme="majorHAnsi" w:eastAsia="Times New Roman" w:hAnsiTheme="majorHAnsi" w:cs="Times New Roman"/>
+          <w:b/>
+          <w:bCs/>
+          <w:i/>
+          <w:iCs/>
+          <w:kern w:val="0"/>
+          <w:lang w:eastAsia="en-IN"/>
+          <w14:ligatures w14:val="none"/>
+        </w:rPr>
+        <w:t>:</w:t>
+      </w:r>
+      <w:r>
+        <w:rPr>
+          <w:rFonts w:asciiTheme="majorHAnsi" w:eastAsia="Times New Roman" w:hAnsiTheme="majorHAnsi" w:cs="Times New Roman"/>
+          <w:b/>
+          <w:bCs/>
+          <w:i/>
+          <w:iCs/>
+          <w:kern w:val="0"/>
+          <w:lang w:eastAsia="en-IN"/>
+          <w14:ligatures w14:val="none"/>
+        </w:rPr>
+        <w:t>-</w:t>
+      </w:r>
+    </w:p>
+    <w:p>
+      <w:pPr>
+        <w:pStyle w:val="ListParagraph"/>
+        <w:tabs>
+          <w:tab w:val="left" w:pos="916"/>
+          <w:tab w:val="left" w:pos="1832"/>
+          <w:tab w:val="left" w:pos="2748"/>
+          <w:tab w:val="left" w:pos="3664"/>
+          <w:tab w:val="left" w:pos="4580"/>
+          <w:tab w:val="left" w:pos="5496"/>
+          <w:tab w:val="left" w:pos="6412"/>
+          <w:tab w:val="left" w:pos="7328"/>
+          <w:tab w:val="left" w:pos="8244"/>
+          <w:tab w:val="left" w:pos="9160"/>
+          <w:tab w:val="left" w:pos="10076"/>
+          <w:tab w:val="left" w:pos="10992"/>
+          <w:tab w:val="left" w:pos="11908"/>
+          <w:tab w:val="left" w:pos="12824"/>
+          <w:tab w:val="left" w:pos="13740"/>
+          <w:tab w:val="left" w:pos="14656"/>
+        </w:tabs>
+        <w:spacing w:after="0" w:line="240" w:lineRule="auto"/>
+        <w:rPr>
+          <w:rFonts w:ascii="Courier New" w:eastAsia="Times New Roman" w:hAnsi="Courier New" w:cs="Courier New"/>
+          <w:kern w:val="0"/>
+          <w:sz w:val="20"/>
+          <w:szCs w:val="20"/>
+          <w:lang w:eastAsia="en-IN"/>
+          <w14:ligatures w14:val="none"/>
+        </w:rPr>
+      </w:pPr>
+    </w:p>
+    <w:p>
+      <w:pPr>
+        <w:tabs>
+          <w:tab w:val="num" w:pos="360"/>
+        </w:tabs>
+        <w:spacing w:line="240" w:lineRule="auto"/>
+        <w:ind w:left="680"/>
+        <w:rPr>
+          <w:rFonts w:cs="Mangal"/>
+          <w:sz w:val="22"/>
+          <w:szCs w:val="22"/>
+          <w:lang w:bidi="hi-IN"/>
+        </w:rPr>
+      </w:pPr>
+      <w:r>
+        <w:rPr>
+          <w:rFonts w:cs="Mangal"/>
+          <w:sz w:val="22"/>
+          <w:szCs w:val="22"/>
+          <w:lang w:bidi="hi-IN"/>
+        </w:rPr>
+        <w:drawing>
+          <wp:inline distT="0" distB="0" distL="0" distR="0" wp14:anchorId="662C7D23" wp14:editId="52AFFF04">
+            <wp:extent cx="1413164" cy="988292"/>
+            <wp:effectExtent l="0" t="0" r="0" b="2540"/>
+            <wp:docPr id="1240416049" name="Picture 1"/>
+            <wp:cNvGraphicFramePr>
+              <a:graphicFrameLocks xmlns:a="http://schemas.openxmlformats.org/drawingml/2006/main" noChangeAspect="1"/>
+            </wp:cNvGraphicFramePr>
+            <a:graphic xmlns:a="http://schemas.openxmlformats.org/drawingml/2006/main">
+              <a:graphicData uri="http://schemas.openxmlformats.org/drawingml/2006/picture">
+                <pic:pic xmlns:pic="http://schemas.openxmlformats.org/drawingml/2006/picture">
+                  <pic:nvPicPr>
+                    <pic:cNvPr id="1240416049" name=""/>
+                    <pic:cNvPicPr/>
+                  </pic:nvPicPr>
+                  <pic:blipFill>
+                    <a:blip r:embed="rId8"/>
+                    <a:stretch>
+                      <a:fillRect/>
+                    </a:stretch>
+                  </pic:blipFill>
+                  <pic:spPr>
+                    <a:xfrm>
+                      <a:off x="0" y="0"/>
+                      <a:ext cx="1419344" cy="992614"/>
+                    </a:xfrm>
+                    <a:prstGeom prst="rect">
+                      <a:avLst/>
+                    </a:prstGeom>
+                  </pic:spPr>
+                </pic:pic>
+              </a:graphicData>
+            </a:graphic>
+          </wp:inline>
+        </w:drawing>
+      </w:r>
+    </w:p>
+    <w:p>
+      <w:pPr>
+        <w:tabs>
+          <w:tab w:val="num" w:pos="360"/>
+        </w:tabs>
+        <w:spacing w:line="240" w:lineRule="auto"/>
+        <w:ind w:left="680"/>
+        <w:rPr>
+          <w:rFonts w:cs="Mangal"/>
+          <w:sz w:val="22"/>
+          <w:szCs w:val="22"/>
+          <w:lang w:bidi="hi-IN"/>
+        </w:rPr>
+      </w:pPr>
+    </w:p>
+    <w:p>
+      <w:pPr>
+        <w:tabs>
+          <w:tab w:val="num" w:pos="360"/>
+        </w:tabs>
+        <w:spacing w:line="240" w:lineRule="auto"/>
+        <w:ind w:left="680"/>
+        <w:rPr>
+          <w:rFonts w:cs="Mangal"/>
+          <w:sz w:val="22"/>
+          <w:szCs w:val="22"/>
+          <w:lang w:bidi="hi-IN"/>
+        </w:rPr>
+      </w:pPr>
+    </w:p>
+    <w:p>
+      <w:pPr>
+        <w:tabs>
+          <w:tab w:val="num" w:pos="360"/>
+        </w:tabs>
+        <w:spacing w:line="240" w:lineRule="auto"/>
+        <w:rPr>
+          <w:rFonts w:cs="Mangal"/>
+          <w:sz w:val="22"/>
+          <w:szCs w:val="22"/>
+          <w:lang w:bidi="hi-IN"/>
+        </w:rPr>
+      </w:pPr>
+    </w:p>
+    <w:p>
+      <w:pPr>
+        <w:tabs>
+          <w:tab w:val="num" w:pos="360"/>
+        </w:tabs>
+        <w:spacing w:line="240" w:lineRule="auto"/>
+        <w:rPr>
+          <w:rFonts w:cs="Mangal"/>
+          <w:b/>
+          <w:bCs/>
+          <w:lang w:bidi="hi-IN"/>
+        </w:rPr>
+      </w:pPr>
+      <w:r>
+        <w:rPr>
+          <w:rFonts w:cs="Mangal"/>
+          <w:b/>
+          <w:bCs/>
+          <w:highlight w:val="lightGray"/>
+          <w:lang w:bidi="hi-IN"/>
+        </w:rPr>
+        <w:lastRenderedPageBreak/>
+        <w:t>Variables and Data Types</w:t>
+      </w:r>
+    </w:p>
+    <w:p>
+      <w:pPr>
+        <w:tabs>
+          <w:tab w:val="num" w:pos="360"/>
+        </w:tabs>
+        <w:spacing w:line="240" w:lineRule="auto"/>
+        <w:rPr>
+          <w:rFonts w:cs="Mangal"/>
+          <w:b/>
+          <w:bCs/>
+          <w:sz w:val="22"/>
+          <w:szCs w:val="22"/>
+          <w:lang w:bidi="hi-IN"/>
+        </w:rPr>
+      </w:pPr>
+    </w:p>
+    <w:p>
+      <w:pPr>
+        <w:tabs>
+          <w:tab w:val="num" w:pos="360"/>
+        </w:tabs>
+        <w:spacing w:line="240" w:lineRule="auto"/>
+        <w:rPr>
+          <w:rFonts w:cs="Mangal"/>
+          <w:b/>
+          <w:bCs/>
+          <w:sz w:val="20"/>
+          <w:szCs w:val="20"/>
+          <w:lang w:bidi="hi-IN"/>
+        </w:rPr>
+      </w:pPr>
+      <w:r>
+        <w:rPr>
+          <w:rFonts w:cs="Mangal"/>
+          <w:b/>
+          <w:bCs/>
+          <w:sz w:val="20"/>
+          <w:szCs w:val="20"/>
+          <w:lang w:bidi="hi-IN"/>
+        </w:rPr>
+        <w:t>2.1 Variables</w:t>
+      </w:r>
+    </w:p>
+    <w:p>
+      <w:pPr>
+        <w:numPr>
+          <w:ilvl w:val="0"/>
+          <w:numId w:val="22"/>
+        </w:numPr>
+        <w:tabs>
+          <w:tab w:val="num" w:pos="-320"/>
+          <w:tab w:val="num" w:pos="720"/>
+        </w:tabs>
+        <w:spacing w:line="240" w:lineRule="auto"/>
+        <w:ind w:left="720"/>
+        <w:rPr>
+          <w:rFonts w:cs="Mangal"/>
+          <w:sz w:val="20"/>
+          <w:szCs w:val="20"/>
+          <w:lang w:bidi="hi-IN"/>
+        </w:rPr>
+      </w:pPr>
+      <w:r>
+        <w:rPr>
+          <w:rFonts w:cs="Mangal"/>
+          <w:sz w:val="20"/>
+          <w:szCs w:val="20"/>
+          <w:lang w:bidi="hi-IN"/>
+        </w:rPr>
+        <w:t>A variable is a name used to store data.</w:t>
+      </w:r>
+    </w:p>
+    <w:p>
+      <w:pPr>
+        <w:numPr>
+          <w:ilvl w:val="0"/>
+          <w:numId w:val="22"/>
+        </w:numPr>
+        <w:tabs>
+          <w:tab w:val="num" w:pos="-320"/>
+          <w:tab w:val="num" w:pos="720"/>
+        </w:tabs>
+        <w:spacing w:line="240" w:lineRule="auto"/>
+        <w:ind w:left="720"/>
+        <w:rPr>
+          <w:rFonts w:cs="Mangal"/>
+          <w:sz w:val="20"/>
+          <w:szCs w:val="20"/>
+          <w:lang w:bidi="hi-IN"/>
+        </w:rPr>
+      </w:pPr>
+      <w:r>
+        <w:rPr>
+          <w:rFonts w:cs="Mangal"/>
+          <w:sz w:val="20"/>
+          <w:szCs w:val="20"/>
+          <w:lang w:bidi="hi-IN"/>
+        </w:rPr>
+        <w:t>Python does not require specifying the data type while creating a variable.</w:t>
+      </w:r>
+    </w:p>
+    <w:p>
+      <w:pPr>
+        <w:numPr>
+          <w:ilvl w:val="0"/>
+          <w:numId w:val="22"/>
+        </w:numPr>
+        <w:tabs>
+          <w:tab w:val="num" w:pos="-320"/>
+          <w:tab w:val="num" w:pos="720"/>
+        </w:tabs>
+        <w:spacing w:line="240" w:lineRule="auto"/>
+        <w:ind w:left="720"/>
+        <w:rPr>
+          <w:rFonts w:cs="Mangal"/>
+          <w:sz w:val="20"/>
+          <w:szCs w:val="20"/>
+          <w:lang w:bidi="hi-IN"/>
+        </w:rPr>
+      </w:pPr>
+      <w:r>
+        <w:rPr>
+          <w:rFonts w:cs="Mangal"/>
+          <w:sz w:val="20"/>
+          <w:szCs w:val="20"/>
+          <w:lang w:bidi="hi-IN"/>
+        </w:rPr>
+        <w:t>Variables are created using the = operator.</w:t>
+      </w:r>
+    </w:p>
+    <w:p>
+      <w:pPr>
+        <w:numPr>
+          <w:ilvl w:val="0"/>
+          <w:numId w:val="22"/>
+        </w:numPr>
+        <w:tabs>
+          <w:tab w:val="num" w:pos="-320"/>
+          <w:tab w:val="num" w:pos="720"/>
+        </w:tabs>
+        <w:spacing w:line="240" w:lineRule="auto"/>
+        <w:ind w:left="720"/>
+        <w:rPr>
+          <w:rFonts w:cs="Mangal"/>
+          <w:sz w:val="20"/>
+          <w:szCs w:val="20"/>
+          <w:lang w:bidi="hi-IN"/>
+        </w:rPr>
+      </w:pPr>
+      <w:r>
+        <w:rPr>
+          <w:rFonts w:cs="Mangal"/>
+          <w:sz w:val="20"/>
+          <w:szCs w:val="20"/>
+          <w:lang w:bidi="hi-IN"/>
+        </w:rPr>
+        <w:t>Variable names are case-sensitive.</w:t>
+      </w:r>
+    </w:p>
+    <w:p>
+      <w:pPr>
+        <w:pStyle w:val="ListParagraph"/>
+        <w:numPr>
+          <w:ilvl w:val="0"/>
+          <w:numId w:val="17"/>
+        </w:numPr>
+        <w:tabs>
+          <w:tab w:val="num" w:pos="360"/>
+        </w:tabs>
+        <w:spacing w:line="240" w:lineRule="auto"/>
+        <w:rPr>
+          <w:rFonts w:cs="Mangal"/>
+          <w:sz w:val="20"/>
+          <w:szCs w:val="20"/>
+          <w:lang w:bidi="hi-IN"/>
+        </w:rPr>
+      </w:pPr>
+      <w:r>
+        <w:rPr>
+          <w:rFonts w:cs="Mangal"/>
+          <w:b/>
+          <w:bCs/>
+          <w:noProof/>
+          <w:sz w:val="20"/>
+          <w:szCs w:val="20"/>
+          <w:lang w:bidi="hi-IN"/>
+        </w:rPr>
+        <mc:AlternateContent>
+          <mc:Choice Requires="wps">
+            <w:drawing>
+              <wp:anchor distT="0" distB="0" distL="114300" distR="114300" simplePos="0" relativeHeight="251659264" behindDoc="0" locked="0" layoutInCell="1" allowOverlap="1" wp14:anchorId="28881EF1" wp14:editId="492FE534">
+                <wp:simplePos x="0" y="0"/>
+                <wp:positionH relativeFrom="column">
+                  <wp:posOffset>117764</wp:posOffset>
+                </wp:positionH>
+                <wp:positionV relativeFrom="paragraph">
+                  <wp:posOffset>230505</wp:posOffset>
+                </wp:positionV>
+                <wp:extent cx="1177636" cy="568036"/>
+                <wp:effectExtent l="0" t="0" r="22860" b="22860"/>
+                <wp:wrapNone/>
+                <wp:docPr id="1957051946" name="Text Box 1"/>
+                <wp:cNvGraphicFramePr/>
+                <a:graphic xmlns:a="http://schemas.openxmlformats.org/drawingml/2006/main">
+                  <a:graphicData uri="http://schemas.microsoft.com/office/word/2010/wordprocessingShape">
+                    <wps:wsp>
+                      <wps:cNvSpPr txBox="1"/>
+                      <wps:spPr>
+                        <a:xfrm>
+                          <a:off x="0" y="0"/>
+                          <a:ext cx="1177636" cy="568036"/>
+                        </a:xfrm>
+                        <a:prstGeom prst="rect">
+                          <a:avLst/>
+                        </a:prstGeom>
+                        <a:noFill/>
+                        <a:ln w="9525" cap="flat" cmpd="sng" algn="ctr">
+                          <a:solidFill>
+                            <a:schemeClr val="dk1"/>
+                          </a:solidFill>
+                          <a:prstDash val="solid"/>
+                          <a:round/>
+                          <a:headEnd type="none" w="med" len="med"/>
+                          <a:tailEnd type="none" w="med" len="med"/>
+                        </a:ln>
+                      </wps:spPr>
+                      <wps:style>
+                        <a:lnRef idx="0">
+                          <a:scrgbClr r="0" g="0" b="0"/>
+                        </a:lnRef>
+                        <a:fillRef idx="0">
+                          <a:scrgbClr r="0" g="0" b="0"/>
+                        </a:fillRef>
+                        <a:effectRef idx="0">
+                          <a:scrgbClr r="0" g="0" b="0"/>
+                        </a:effectRef>
+                        <a:fontRef idx="minor">
+                          <a:schemeClr val="dk1"/>
+                        </a:fontRef>
+                      </wps:style>
+                      <wps:txbx>
+                        <w:txbxContent>
+                          <w:p/>
+                        </w:txbxContent>
+                      </wps:txbx>
+                      <wps:bodyPr rot="0" spcFirstLastPara="0" vertOverflow="overflow" horzOverflow="overflow" vert="horz" wrap="square" lIns="91440" tIns="45720" rIns="91440" bIns="45720" numCol="1" spcCol="0" rtlCol="0" fromWordArt="0" anchor="t" anchorCtr="0" forceAA="0" compatLnSpc="1">
+                        <a:prstTxWarp prst="textNoShape">
+                          <a:avLst/>
+                        </a:prstTxWarp>
+                        <a:noAutofit/>
+                      </wps:bodyPr>
+                    </wps:wsp>
+                  </a:graphicData>
+                </a:graphic>
+              </wp:anchor>
+            </w:drawing>
+          </mc:Choice>
+          <mc:Fallback>
+            <w:pict>
+              <v:shapetype w14:anchorId="28881EF1" id="_x0000_t202" coordsize="21600,21600" o:spt="202" path="m,l,21600r21600,l21600,xe">
+                <v:stroke joinstyle="miter"/>
+                <v:path gradientshapeok="t" o:connecttype="rect"/>
+              </v:shapetype>
+              <v:shape id="Text Box 1" o:spid="_x0000_s1026" type="#_x0000_t202" style="position:absolute;left:0;text-align:left;margin-left:9.25pt;margin-top:18.15pt;width:92.75pt;height:44.75pt;z-index:251659264;visibility:visible;mso-wrap-style:square;mso-wrap-distance-left:9pt;mso-wrap-distance-top:0;mso-wrap-distance-right:9pt;mso-wrap-distance-bottom:0;mso-position-horizontal:absolute;mso-position-horizontal-relative:text;mso-position-vertical:absolute;mso-position-vertical-relative:text;v-text-anchor:top" o:gfxdata="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" filled="f" strokecolor="black [3200]">
+                <v:stroke joinstyle="round"/>
+                <v:textbox>
+                  <w:txbxContent>
+                    <w:p/>
+                  </w:txbxContent>
+                </v:textbox>
+              </v:shape>
+            </w:pict>
+          </mc:Fallback>
+        </mc:AlternateContent>
+      </w:r>
+      <w:r>
+        <w:rPr>
+          <w:rFonts w:cs="Mangal"/>
+          <w:b/>
+          <w:bCs/>
+          <w:sz w:val="20"/>
+          <w:szCs w:val="20"/>
+          <w:lang w:bidi="hi-IN"/>
+        </w:rPr>
+        <w:t>Example</w:t>
+      </w:r>
+    </w:p>
+    <w:p>
+      <w:pPr>
+        <w:tabs>
+          <w:tab w:val="num" w:pos="360"/>
+        </w:tabs>
+        <w:spacing w:line="240" w:lineRule="auto"/>
+        <w:ind w:left="360"/>
+        <w:rPr>
+          <w:rFonts w:cs="Mangal"/>
+          <w:sz w:val="20"/>
+          <w:szCs w:val="20"/>
+          <w:lang w:bidi="hi-IN"/>
+        </w:rPr>
+      </w:pPr>
+      <w:r>
+        <w:rPr>
+          <w:rFonts w:cs="Mangal"/>
+          <w:sz w:val="20"/>
+          <w:szCs w:val="20"/>
+          <w:lang w:bidi="hi-IN"/>
+        </w:rPr>
+        <w:t>name = "Gaurav"</w:t>
+      </w:r>
+    </w:p>
+    <w:p>
+      <w:pPr>
+        <w:tabs>
+          <w:tab w:val="num" w:pos="360"/>
+        </w:tabs>
+        <w:spacing w:line="240" w:lineRule="auto"/>
+        <w:ind w:left="360"/>
+        <w:rPr>
+          <w:rFonts w:cs="Mangal"/>
+          <w:sz w:val="20"/>
+          <w:szCs w:val="20"/>
+          <w:lang w:bidi="hi-IN"/>
+        </w:rPr>
+      </w:pPr>
+      <w:r>
+        <w:rPr>
+          <w:rFonts w:cs="Mangal"/>
+          <w:sz w:val="20"/>
+          <w:szCs w:val="20"/>
+          <w:lang w:bidi="hi-IN"/>
+        </w:rPr>
+        <w:t>age = 20</w:t>
+      </w:r>
+    </w:p>
+    <w:p>
+      <w:pPr>
+        <w:tabs>
+          <w:tab w:val="num" w:pos="360"/>
+        </w:tabs>
+        <w:spacing w:line="240" w:lineRule="auto"/>
+        <w:rPr>
+          <w:rFonts w:cs="Mangal"/>
+          <w:sz w:val="20"/>
+          <w:szCs w:val="20"/>
+          <w:lang w:bidi="hi-IN"/>
+        </w:rPr>
+      </w:pPr>
+    </w:p>
+    <w:p>
+      <w:pPr>
+        <w:pStyle w:val="HTMLPreformatted"/>
+        <w:tabs>
+          <w:tab w:val="clear" w:pos="916"/>
+          <w:tab w:val="clear" w:pos="1832"/>
+          <w:tab w:val="clear" w:pos="2748"/>
+          <w:tab w:val="clear" w:pos="3664"/>
+          <w:tab w:val="clear" w:pos="4580"/>
+          <w:tab w:val="clear" w:pos="5496"/>
+          <w:tab w:val="clear" w:pos="6412"/>
+          <w:tab w:val="clear" w:pos="7328"/>
+          <w:tab w:val="clear" w:pos="8244"/>
+          <w:tab w:val="clear" w:pos="9160"/>
+          <w:tab w:val="clear" w:pos="10076"/>
+          <w:tab w:val="clear" w:pos="10992"/>
+          <w:tab w:val="clear" w:pos="11908"/>
+          <w:tab w:val="clear" w:pos="12824"/>
+          <w:tab w:val="clear" w:pos="13740"/>
+          <w:tab w:val="clear" w:pos="14656"/>
+          <w:tab w:val="num" w:pos="360"/>
+        </w:tabs>
+        <w:spacing w:after="160"/>
+        <w:rPr>
+          <w:rFonts w:asciiTheme="minorHAnsi" w:eastAsiaTheme="minorHAnsi" w:hAnsiTheme="minorHAnsi" w:cs="Mangal"/>
+          <w:kern w:val="2"/>
+          <w:lang w:eastAsia="en-US" w:bidi="hi-IN"/>
+          <w14:ligatures w14:val="standardContextual"/>
+        </w:rPr>
+      </w:pPr>
+    </w:p>
+    <w:p>
+      <w:pPr>
+        <w:tabs>
+          <w:tab w:val="num" w:pos="360"/>
+        </w:tabs>
+        <w:spacing w:line="240" w:lineRule="auto"/>
+        <w:rPr>
+          <w:rFonts w:cs="Mangal"/>
+          <w:b/>
+          <w:bCs/>
+          <w:sz w:val="20"/>
+          <w:szCs w:val="20"/>
+          <w:lang w:bidi="hi-IN"/>
+        </w:rPr>
+      </w:pPr>
+      <w:r>
+        <w:rPr>
+          <w:rFonts w:cs="Mangal"/>
+          <w:b/>
+          <w:bCs/>
+          <w:sz w:val="20"/>
+          <w:szCs w:val="20"/>
+          <w:lang w:bidi="hi-IN"/>
+        </w:rPr>
+        <w:t>2.2 Data Types</w:t>
+      </w:r>
+    </w:p>
+    <w:p>
+      <w:pPr>
+        <w:tabs>
+          <w:tab w:val="num" w:pos="360"/>
+        </w:tabs>
+        <w:spacing w:line="240" w:lineRule="auto"/>
+        <w:rPr>
+          <w:rFonts w:cs="Mangal"/>
+          <w:b/>
+          <w:bCs/>
+          <w:sz w:val="20"/>
+          <w:szCs w:val="20"/>
+          <w:lang w:bidi="hi-IN"/>
+        </w:rPr>
+      </w:pPr>
+      <w:r>
+        <w:rPr>
+          <w:rFonts w:cs="Mangal"/>
+          <w:sz w:val="20"/>
+          <w:szCs w:val="20"/>
+          <w:lang w:bidi="hi-IN"/>
+        </w:rPr>
+        <w:t xml:space="preserve">A </w:t>
+      </w:r>
+      <w:r>
+        <w:rPr>
+          <w:rFonts w:cs="Mangal"/>
+          <w:b/>
+          <w:bCs/>
+          <w:sz w:val="20"/>
+          <w:szCs w:val="20"/>
+          <w:lang w:bidi="hi-IN"/>
+        </w:rPr>
+        <w:t>data type</w:t>
+      </w:r>
+      <w:r>
+        <w:rPr>
+          <w:rFonts w:cs="Mangal"/>
+          <w:sz w:val="20"/>
+          <w:szCs w:val="20"/>
+          <w:lang w:bidi="hi-IN"/>
+        </w:rPr>
+        <w:t xml:space="preserve"> tells what type of value a variable contains.</w:t>
+      </w:r>
+    </w:p>
+    <w:tbl>
+      <w:tblPr>
+        <w:tblStyle w:val="PlainTable1"/>
+        <w:tblW w:w="0" w:type="auto"/>
+        <w:tblLook w:val="04A0" w:firstRow="1" w:lastRow="0" w:firstColumn="1" w:lastColumn="0" w:noHBand="0" w:noVBand="1"/>
+      </w:tblPr>
+      <w:tblGrid>
+        <w:gridCol w:w="2547"/>
+        <w:gridCol w:w="3685"/>
+        <w:gridCol w:w="2694"/>
+      </w:tblGrid>
+      <w:tr>
+        <w:trPr>
+          <w:cnfStyle w:val="100000000000" w:firstRow="1" w:lastRow="0" w:firstColumn="0" w:lastColumn="0" w:oddVBand="0" w:evenVBand="0" w:oddHBand="0" w:evenHBand="0" w:firstRowFirstColumn="0" w:firstRowLastColumn="0" w:lastRowFirstColumn="0" w:lastRowLastColumn="0"/>
+        </w:trPr>
+        <w:tc>
+          <w:tcPr>
+            <w:cnfStyle w:val="001000000000" w:firstRow="0" w:lastRow="0" w:firstColumn="1" w:lastColumn="0" w:oddVBand="0" w:evenVBand="0" w:oddHBand="0" w:evenHBand="0" w:firstRowFirstColumn="0" w:firstRowLastColumn="0" w:lastRowFirstColumn="0" w:lastRowLastColumn="0"/>
+            <w:tcW w:w="2547" w:type="dxa"/>
+            <w:hideMark/>
+          </w:tcPr>
+          <w:p>
+            <w:pPr>
+              <w:tabs>
+                <w:tab w:val="num" w:pos="360"/>
+              </w:tabs>
+              <w:spacing w:after="160"/>
+              <w:rPr>
+                <w:rFonts w:cs="Mangal"/>
+                <w:sz w:val="20"/>
+                <w:szCs w:val="20"/>
+                <w:lang w:bidi="hi-IN"/>
+              </w:rPr>
+            </w:pPr>
+            <w:r>
+              <w:rPr>
+                <w:rFonts w:cs="Mangal"/>
+                <w:sz w:val="20"/>
+                <w:szCs w:val="20"/>
+                <w:lang w:bidi="hi-IN"/>
+              </w:rPr>
+              <w:t>Data Type</w:t>
+            </w:r>
+          </w:p>
+        </w:tc>
+        <w:tc>
+          <w:tcPr>
+            <w:tcW w:w="3685" w:type="dxa"/>
+            <w:hideMark/>
+          </w:tcPr>
+          <w:p>
+            <w:pPr>
+              <w:tabs>
+                <w:tab w:val="num" w:pos="360"/>
+              </w:tabs>
+              <w:spacing w:after="160"/>
+              <w:cnfStyle w:val="100000000000" w:firstRow="1" w:lastRow="0" w:firstColumn="0" w:lastColumn="0" w:oddVBand="0" w:evenVBand="0" w:oddHBand="0" w:evenHBand="0" w:firstRowFirstColumn="0" w:firstRowLastColumn="0" w:lastRowFirstColumn="0" w:lastRowLastColumn="0"/>
+              <w:rPr>
+                <w:rFonts w:cs="Mangal"/>
+                <w:sz w:val="20"/>
+                <w:szCs w:val="20"/>
+                <w:lang w:bidi="hi-IN"/>
+              </w:rPr>
+            </w:pPr>
+            <w:r>
+              <w:rPr>
+                <w:rFonts w:cs="Mangal"/>
+                <w:sz w:val="20"/>
+                <w:szCs w:val="20"/>
+                <w:lang w:bidi="hi-IN"/>
+              </w:rPr>
+              <w:t>Meaning</w:t>
+            </w:r>
+          </w:p>
+        </w:tc>
+        <w:tc>
+          <w:tcPr>
+            <w:tcW w:w="2694" w:type="dxa"/>
+            <w:hideMark/>
+          </w:tcPr>
+          <w:p>
+            <w:pPr>
+              <w:tabs>
+                <w:tab w:val="num" w:pos="360"/>
+              </w:tabs>
+              <w:spacing w:after="160"/>
+              <w:cnfStyle w:val="100000000000" w:firstRow="1" w:lastRow="0" w:firstColumn="0" w:lastColumn="0" w:oddVBand="0" w:evenVBand="0" w:oddHBand="0" w:evenHBand="0" w:firstRowFirstColumn="0" w:firstRowLastColumn="0" w:lastRowFirstColumn="0" w:lastRowLastColumn="0"/>
+              <w:rPr>
+                <w:rFonts w:cs="Mangal"/>
+                <w:sz w:val="20"/>
+                <w:szCs w:val="20"/>
+                <w:lang w:bidi="hi-IN"/>
+              </w:rPr>
+            </w:pPr>
+            <w:r>
+              <w:rPr>
+                <w:rFonts w:cs="Mangal"/>
+                <w:sz w:val="20"/>
+                <w:szCs w:val="20"/>
+                <w:lang w:bidi="hi-IN"/>
+              </w:rPr>
+              <w:t>Example</w:t>
+            </w:r>
+          </w:p>
+        </w:tc>
+      </w:tr>
+      <w:tr>
+        <w:trPr>
+          <w:cnfStyle w:val="000000100000" w:firstRow="0" w:lastRow="0" w:firstColumn="0" w:lastColumn="0" w:oddVBand="0" w:evenVBand="0" w:oddHBand="1" w:evenHBand="0" w:firstRowFirstColumn="0" w:firstRowLastColumn="0" w:lastRowFirstColumn="0" w:lastRowLastColumn="0"/>
+        </w:trPr>
+        <w:tc>
+          <w:tcPr>
+            <w:cnfStyle w:val="001000000000" w:firstRow="0" w:lastRow="0" w:firstColumn="1" w:lastColumn="0" w:oddVBand="0" w:evenVBand="0" w:oddHBand="0" w:evenHBand="0" w:firstRowFirstColumn="0" w:firstRowLastColumn="0" w:lastRowFirstColumn="0" w:lastRowLastColumn="0"/>
+            <w:tcW w:w="2547" w:type="dxa"/>
+            <w:hideMark/>
+          </w:tcPr>
+          <w:p>
+            <w:pPr>
+              <w:tabs>
+                <w:tab w:val="num" w:pos="360"/>
+              </w:tabs>
+              <w:spacing w:after="160"/>
+              <w:rPr>
+                <w:rFonts w:cs="Mangal"/>
+                <w:sz w:val="20"/>
+                <w:szCs w:val="20"/>
+                <w:lang w:bidi="hi-IN"/>
+              </w:rPr>
+            </w:pPr>
+            <w:r>
+              <w:rPr>
+                <w:rFonts w:cs="Mangal"/>
+                <w:sz w:val="20"/>
+                <w:szCs w:val="20"/>
+                <w:lang w:bidi="hi-IN"/>
+              </w:rPr>
+              <w:t>int</w:t>
+            </w:r>
+          </w:p>
+        </w:tc>
+        <w:tc>
+          <w:tcPr>
+            <w:tcW w:w="3685" w:type="dxa"/>
+            <w:hideMark/>
+          </w:tcPr>
+          <w:p>
+            <w:pPr>
+              <w:tabs>
+                <w:tab w:val="num" w:pos="360"/>
+              </w:tabs>
+              <w:spacing w:after="160"/>
+              <w:cnfStyle w:val="000000100000" w:firstRow="0" w:lastRow="0" w:firstColumn="0" w:lastColumn="0" w:oddVBand="0" w:evenVBand="0" w:oddHBand="1" w:evenHBand="0" w:firstRowFirstColumn="0" w:firstRowLastColumn="0" w:lastRowFirstColumn="0" w:lastRowLastColumn="0"/>
+              <w:rPr>
+                <w:rFonts w:cs="Mangal"/>
+                <w:sz w:val="20"/>
+                <w:szCs w:val="20"/>
+                <w:lang w:bidi="hi-IN"/>
+              </w:rPr>
+            </w:pPr>
+            <w:r>
+              <w:rPr>
+                <w:rFonts w:cs="Mangal"/>
+                <w:sz w:val="20"/>
+                <w:szCs w:val="20"/>
+                <w:lang w:bidi="hi-IN"/>
+              </w:rPr>
+              <w:t>Whole numbers</w:t>
+            </w:r>
+          </w:p>
+        </w:tc>
+        <w:tc>
+          <w:tcPr>
+            <w:tcW w:w="2694" w:type="dxa"/>
+            <w:hideMark/>
+          </w:tcPr>
+          <w:p>
+            <w:pPr>
+              <w:tabs>
+                <w:tab w:val="num" w:pos="360"/>
+              </w:tabs>
+              <w:spacing w:after="160"/>
+              <w:cnfStyle w:val="000000100000" w:firstRow="0" w:lastRow="0" w:firstColumn="0" w:lastColumn="0" w:oddVBand="0" w:evenVBand="0" w:oddHBand="1" w:evenHBand="0" w:firstRowFirstColumn="0" w:firstRowLastColumn="0" w:lastRowFirstColumn="0" w:lastRowLastColumn="0"/>
+              <w:rPr>
+                <w:rFonts w:cs="Mangal"/>
+                <w:sz w:val="20"/>
+                <w:szCs w:val="20"/>
+                <w:lang w:bidi="hi-IN"/>
+              </w:rPr>
+            </w:pPr>
+            <w:r>
+              <w:rPr>
+                <w:rFonts w:cs="Mangal"/>
+                <w:sz w:val="20"/>
+                <w:szCs w:val="20"/>
+                <w:lang w:bidi="hi-IN"/>
+              </w:rPr>
+              <w:t>10</w:t>
+            </w:r>
+          </w:p>
+        </w:tc>
+      </w:tr>
+      <w:tr>
+        <w:tc>
+          <w:tcPr>
+            <w:cnfStyle w:val="001000000000" w:firstRow="0" w:lastRow="0" w:firstColumn="1" w:lastColumn="0" w:oddVBand="0" w:evenVBand="0" w:oddHBand="0" w:evenHBand="0" w:firstRowFirstColumn="0" w:firstRowLastColumn="0" w:lastRowFirstColumn="0" w:lastRowLastColumn="0"/>
+            <w:tcW w:w="2547" w:type="dxa"/>
+            <w:hideMark/>
+          </w:tcPr>
+          <w:p>
+            <w:pPr>
+              <w:tabs>
+                <w:tab w:val="num" w:pos="360"/>
+              </w:tabs>
+              <w:spacing w:after="160"/>
+              <w:rPr>
+                <w:rFonts w:cs="Mangal"/>
+                <w:sz w:val="20"/>
+                <w:szCs w:val="20"/>
+                <w:lang w:bidi="hi-IN"/>
+              </w:rPr>
+            </w:pPr>
+            <w:r>
+              <w:rPr>
+                <w:rFonts w:cs="Mangal"/>
+                <w:sz w:val="20"/>
+                <w:szCs w:val="20"/>
+                <w:lang w:bidi="hi-IN"/>
+              </w:rPr>
+              <w:t>float</w:t>
+            </w:r>
+          </w:p>
+        </w:tc>
+        <w:tc>
+          <w:tcPr>
+            <w:tcW w:w="3685" w:type="dxa"/>
+            <w:hideMark/>
+          </w:tcPr>
+          <w:p>
+            <w:pPr>
+              <w:tabs>
+                <w:tab w:val="num" w:pos="360"/>
+              </w:tabs>
+              <w:spacing w:after="160"/>
+              <w:cnfStyle w:val="000000000000" w:firstRow="0" w:lastRow="0" w:firstColumn="0" w:lastColumn="0" w:oddVBand="0" w:evenVBand="0" w:oddHBand="0" w:evenHBand="0" w:firstRowFirstColumn="0" w:firstRowLastColumn="0" w:lastRowFirstColumn="0" w:lastRowLastColumn="0"/>
+              <w:rPr>
+                <w:rFonts w:cs="Mangal"/>
+                <w:sz w:val="20"/>
+                <w:szCs w:val="20"/>
+                <w:lang w:bidi="hi-IN"/>
+              </w:rPr>
+            </w:pPr>
+            <w:r>
+              <w:rPr>
+                <w:rFonts w:cs="Mangal"/>
+                <w:sz w:val="20"/>
+                <w:szCs w:val="20"/>
+                <w:lang w:bidi="hi-IN"/>
+              </w:rPr>
+              <w:t>Decimal numbers</w:t>
+            </w:r>
+          </w:p>
+        </w:tc>
+        <w:tc>
+          <w:tcPr>
+            <w:tcW w:w="2694" w:type="dxa"/>
+            <w:hideMark/>
+          </w:tcPr>
+          <w:p>
+            <w:pPr>
+              <w:tabs>
+                <w:tab w:val="num" w:pos="360"/>
+              </w:tabs>
+              <w:spacing w:after="160"/>
+              <w:cnfStyle w:val="000000000000" w:firstRow="0" w:lastRow="0" w:firstColumn="0" w:lastColumn="0" w:oddVBand="0" w:evenVBand="0" w:oddHBand="0" w:evenHBand="0" w:firstRowFirstColumn="0" w:firstRowLastColumn="0" w:lastRowFirstColumn="0" w:lastRowLastColumn="0"/>
+              <w:rPr>
+                <w:rFonts w:cs="Mangal"/>
+                <w:sz w:val="20"/>
+                <w:szCs w:val="20"/>
+                <w:lang w:bidi="hi-IN"/>
+              </w:rPr>
+            </w:pPr>
+            <w:r>
+              <w:rPr>
+                <w:rFonts w:cs="Mangal"/>
+                <w:sz w:val="20"/>
+                <w:szCs w:val="20"/>
+                <w:lang w:bidi="hi-IN"/>
+              </w:rPr>
+              <w:t>10.5</w:t>
+            </w:r>
+          </w:p>
+        </w:tc>
+      </w:tr>
+      <w:tr>
+        <w:trPr>
+          <w:cnfStyle w:val="000000100000" w:firstRow="0" w:lastRow="0" w:firstColumn="0" w:lastColumn="0" w:oddVBand="0" w:evenVBand="0" w:oddHBand="1" w:evenHBand="0" w:firstRowFirstColumn="0" w:firstRowLastColumn="0" w:lastRowFirstColumn="0" w:lastRowLastColumn="0"/>
+        </w:trPr>
+        <w:tc>
+          <w:tcPr>
+            <w:cnfStyle w:val="001000000000" w:firstRow="0" w:lastRow="0" w:firstColumn="1" w:lastColumn="0" w:oddVBand="0" w:evenVBand="0" w:oddHBand="0" w:evenHBand="0" w:firstRowFirstColumn="0" w:firstRowLastColumn="0" w:lastRowFirstColumn="0" w:lastRowLastColumn="0"/>
+            <w:tcW w:w="2547" w:type="dxa"/>
+            <w:hideMark/>
+          </w:tcPr>
+          <w:p>
+            <w:pPr>
+              <w:tabs>
+                <w:tab w:val="num" w:pos="360"/>
+              </w:tabs>
+              <w:spacing w:after="160"/>
+              <w:rPr>
+                <w:rFonts w:cs="Mangal"/>
+                <w:sz w:val="20"/>
+                <w:szCs w:val="20"/>
+                <w:lang w:bidi="hi-IN"/>
+              </w:rPr>
+            </w:pPr>
+            <w:r>
+              <w:rPr>
+                <w:rFonts w:cs="Mangal"/>
+                <w:sz w:val="20"/>
+                <w:szCs w:val="20"/>
+                <w:lang w:bidi="hi-IN"/>
+              </w:rPr>
+              <w:t>str</w:t>
+            </w:r>
+          </w:p>
+        </w:tc>
+        <w:tc>
+          <w:tcPr>
+            <w:tcW w:w="3685" w:type="dxa"/>
+            <w:hideMark/>
+          </w:tcPr>
+          <w:p>
+            <w:pPr>
+              <w:tabs>
+                <w:tab w:val="num" w:pos="360"/>
+              </w:tabs>
+              <w:spacing w:after="160"/>
+              <w:cnfStyle w:val="000000100000" w:firstRow="0" w:lastRow="0" w:firstColumn="0" w:lastColumn="0" w:oddVBand="0" w:evenVBand="0" w:oddHBand="1" w:evenHBand="0" w:firstRowFirstColumn="0" w:firstRowLastColumn="0" w:lastRowFirstColumn="0" w:lastRowLastColumn="0"/>
+              <w:rPr>
+                <w:rFonts w:cs="Mangal"/>
+                <w:sz w:val="20"/>
+                <w:szCs w:val="20"/>
+                <w:lang w:bidi="hi-IN"/>
+              </w:rPr>
+            </w:pPr>
+            <w:r>
+              <w:rPr>
+                <w:rFonts w:cs="Mangal"/>
+                <w:sz w:val="20"/>
+                <w:szCs w:val="20"/>
+                <w:lang w:bidi="hi-IN"/>
+              </w:rPr>
+              <w:t>Text/String</w:t>
+            </w:r>
+          </w:p>
+        </w:tc>
+        <w:tc>
+          <w:tcPr>
+            <w:tcW w:w="2694" w:type="dxa"/>
+            <w:hideMark/>
+          </w:tcPr>
+          <w:p>
+            <w:pPr>
+              <w:tabs>
+                <w:tab w:val="num" w:pos="360"/>
+              </w:tabs>
+              <w:spacing w:after="160"/>
+              <w:cnfStyle w:val="000000100000" w:firstRow="0" w:lastRow="0" w:firstColumn="0" w:lastColumn="0" w:oddVBand="0" w:evenVBand="0" w:oddHBand="1" w:evenHBand="0" w:firstRowFirstColumn="0" w:firstRowLastColumn="0" w:lastRowFirstColumn="0" w:lastRowLastColumn="0"/>
+              <w:rPr>
+                <w:rFonts w:cs="Mangal"/>
+                <w:sz w:val="20"/>
+                <w:szCs w:val="20"/>
+                <w:lang w:bidi="hi-IN"/>
+              </w:rPr>
+            </w:pPr>
+            <w:r>
+              <w:rPr>
+                <w:rFonts w:cs="Mangal"/>
+                <w:sz w:val="20"/>
+                <w:szCs w:val="20"/>
+                <w:lang w:bidi="hi-IN"/>
+              </w:rPr>
+              <w:t>"Hello"</w:t>
+            </w:r>
+          </w:p>
+        </w:tc>
+      </w:tr>
+      <w:tr>
+        <w:tc>
+          <w:tcPr>
+            <w:cnfStyle w:val="001000000000" w:firstRow="0" w:lastRow="0" w:firstColumn="1" w:lastColumn="0" w:oddVBand="0" w:evenVBand="0" w:oddHBand="0" w:evenHBand="0" w:firstRowFirstColumn="0" w:firstRowLastColumn="0" w:lastRowFirstColumn="0" w:lastRowLastColumn="0"/>
+            <w:tcW w:w="2547" w:type="dxa"/>
+            <w:hideMark/>
+          </w:tcPr>
+          <w:p>
+            <w:pPr>
+              <w:tabs>
+                <w:tab w:val="num" w:pos="360"/>
+              </w:tabs>
+              <w:spacing w:after="160"/>
+              <w:rPr>
+                <w:rFonts w:cs="Mangal"/>
+                <w:sz w:val="20"/>
+                <w:szCs w:val="20"/>
+                <w:lang w:bidi="hi-IN"/>
+              </w:rPr>
+            </w:pPr>
+            <w:r>
+              <w:rPr>
+                <w:rFonts w:cs="Mangal"/>
+                <w:sz w:val="20"/>
+                <w:szCs w:val="20"/>
+                <w:lang w:bidi="hi-IN"/>
+              </w:rPr>
+              <w:t>bool</w:t>
+            </w:r>
+          </w:p>
+        </w:tc>
+        <w:tc>
+          <w:tcPr>
+            <w:tcW w:w="3685" w:type="dxa"/>
+            <w:hideMark/>
+          </w:tcPr>
+          <w:p>
+            <w:pPr>
+              <w:tabs>
+                <w:tab w:val="num" w:pos="360"/>
+              </w:tabs>
+              <w:spacing w:after="160"/>
+              <w:cnfStyle w:val="000000000000" w:firstRow="0" w:lastRow="0" w:firstColumn="0" w:lastColumn="0" w:oddVBand="0" w:evenVBand="0" w:oddHBand="0" w:evenHBand="0" w:firstRowFirstColumn="0" w:firstRowLastColumn="0" w:lastRowFirstColumn="0" w:lastRowLastColumn="0"/>
+              <w:rPr>
+                <w:rFonts w:cs="Mangal"/>
+                <w:sz w:val="20"/>
+                <w:szCs w:val="20"/>
+                <w:lang w:bidi="hi-IN"/>
+              </w:rPr>
+            </w:pPr>
+            <w:r>
+              <w:rPr>
+                <w:rFonts w:cs="Mangal"/>
+                <w:sz w:val="20"/>
+                <w:szCs w:val="20"/>
+                <w:lang w:bidi="hi-IN"/>
+              </w:rPr>
+              <w:t>True or False</w:t>
+            </w:r>
+          </w:p>
+        </w:tc>
+        <w:tc>
+          <w:tcPr>
+            <w:tcW w:w="2694" w:type="dxa"/>
+            <w:hideMark/>
+          </w:tcPr>
+          <w:p>
+            <w:pPr>
+              <w:tabs>
+                <w:tab w:val="num" w:pos="360"/>
+              </w:tabs>
+              <w:spacing w:after="160"/>
+              <w:cnfStyle w:val="000000000000" w:firstRow="0" w:lastRow="0" w:firstColumn="0" w:lastColumn="0" w:oddVBand="0" w:evenVBand="0" w:oddHBand="0" w:evenHBand="0" w:firstRowFirstColumn="0" w:firstRowLastColumn="0" w:lastRowFirstColumn="0" w:lastRowLastColumn="0"/>
+              <w:rPr>
+                <w:rFonts w:cs="Mangal"/>
+                <w:sz w:val="20"/>
+                <w:szCs w:val="20"/>
+                <w:lang w:bidi="hi-IN"/>
+              </w:rPr>
+            </w:pPr>
+            <w:r>
+              <w:rPr>
+                <w:rFonts w:cs="Mangal"/>
+                <w:sz w:val="20"/>
+                <w:szCs w:val="20"/>
+                <w:lang w:bidi="hi-IN"/>
+              </w:rPr>
+              <w:t>True</w:t>
+            </w:r>
+          </w:p>
+        </w:tc>
+      </w:tr>
+      <w:tr>
+        <w:trPr>
+          <w:cnfStyle w:val="000000100000" w:firstRow="0" w:lastRow="0" w:firstColumn="0" w:lastColumn="0" w:oddVBand="0" w:evenVBand="0" w:oddHBand="1" w:evenHBand="0" w:firstRowFirstColumn="0" w:firstRowLastColumn="0" w:lastRowFirstColumn="0" w:lastRowLastColumn="0"/>
+        </w:trPr>
+        <w:tc>
+          <w:tcPr>
+            <w:cnfStyle w:val="001000000000" w:firstRow="0" w:lastRow="0" w:firstColumn="1" w:lastColumn="0" w:oddVBand="0" w:evenVBand="0" w:oddHBand="0" w:evenHBand="0" w:firstRowFirstColumn="0" w:firstRowLastColumn="0" w:lastRowFirstColumn="0" w:lastRowLastColumn="0"/>
+            <w:tcW w:w="2547" w:type="dxa"/>
+            <w:hideMark/>
+          </w:tcPr>
+          <w:p>
+            <w:pPr>
+              <w:tabs>
+                <w:tab w:val="num" w:pos="360"/>
+              </w:tabs>
+              <w:spacing w:after="160"/>
+              <w:rPr>
+                <w:rFonts w:cs="Mangal"/>
+                <w:sz w:val="20"/>
+                <w:szCs w:val="20"/>
+                <w:lang w:bidi="hi-IN"/>
+              </w:rPr>
+            </w:pPr>
+            <w:r>
+              <w:rPr>
+                <w:rFonts w:cs="Mangal"/>
+                <w:sz w:val="20"/>
+                <w:szCs w:val="20"/>
+                <w:lang w:bidi="hi-IN"/>
+              </w:rPr>
+              <w:t>list</w:t>
+            </w:r>
+          </w:p>
+        </w:tc>
+        <w:tc>
+          <w:tcPr>
+            <w:tcW w:w="3685" w:type="dxa"/>
+            <w:hideMark/>
+          </w:tcPr>
+          <w:p>
+            <w:pPr>
+              <w:tabs>
+                <w:tab w:val="num" w:pos="360"/>
+              </w:tabs>
+              <w:spacing w:after="160"/>
+              <w:cnfStyle w:val="000000100000" w:firstRow="0" w:lastRow="0" w:firstColumn="0" w:lastColumn="0" w:oddVBand="0" w:evenVBand="0" w:oddHBand="1" w:evenHBand="0" w:firstRowFirstColumn="0" w:firstRowLastColumn="0" w:lastRowFirstColumn="0" w:lastRowLastColumn="0"/>
+              <w:rPr>
+                <w:rFonts w:cs="Mangal"/>
+                <w:sz w:val="20"/>
+                <w:szCs w:val="20"/>
+                <w:lang w:bidi="hi-IN"/>
+              </w:rPr>
+            </w:pPr>
+            <w:r>
+              <w:rPr>
+                <w:rFonts w:cs="Mangal"/>
+                <w:sz w:val="20"/>
+                <w:szCs w:val="20"/>
+                <w:lang w:bidi="hi-IN"/>
+              </w:rPr>
+              <w:t>Collection of values</w:t>
+            </w:r>
+          </w:p>
+        </w:tc>
+        <w:tc>
+          <w:tcPr>
+            <w:tcW w:w="2694" w:type="dxa"/>
+            <w:hideMark/>
+          </w:tcPr>
+          <w:p>
+            <w:pPr>
+              <w:tabs>
+                <w:tab w:val="num" w:pos="360"/>
+              </w:tabs>
+              <w:spacing w:after="160"/>
+              <w:cnfStyle w:val="000000100000" w:firstRow="0" w:lastRow="0" w:firstColumn="0" w:lastColumn="0" w:oddVBand="0" w:evenVBand="0" w:oddHBand="1" w:evenHBand="0" w:firstRowFirstColumn="0" w:firstRowLastColumn="0" w:lastRowFirstColumn="0" w:lastRowLastColumn="0"/>
+              <w:rPr>
+                <w:rFonts w:cs="Mangal"/>
+                <w:sz w:val="20"/>
+                <w:szCs w:val="20"/>
+                <w:lang w:bidi="hi-IN"/>
+              </w:rPr>
+            </w:pPr>
+            <w:r>
+              <w:rPr>
+                <w:rFonts w:cs="Mangal"/>
+                <w:sz w:val="20"/>
+                <w:szCs w:val="20"/>
+                <w:lang w:bidi="hi-IN"/>
+              </w:rPr>
+              <w:t>[1, 2, 3]</w:t>
+            </w:r>
+          </w:p>
+        </w:tc>
+      </w:tr>
+      <w:tr>
+        <w:tc>
+          <w:tcPr>
+            <w:cnfStyle w:val="001000000000" w:firstRow="0" w:lastRow="0" w:firstColumn="1" w:lastColumn="0" w:oddVBand="0" w:evenVBand="0" w:oddHBand="0" w:evenHBand="0" w:firstRowFirstColumn="0" w:firstRowLastColumn="0" w:lastRowFirstColumn="0" w:lastRowLastColumn="0"/>
+            <w:tcW w:w="2547" w:type="dxa"/>
+            <w:hideMark/>
+          </w:tcPr>
+          <w:p>
+            <w:pPr>
+              <w:tabs>
+                <w:tab w:val="num" w:pos="360"/>
+              </w:tabs>
+              <w:spacing w:after="160"/>
+              <w:rPr>
+                <w:rFonts w:cs="Mangal"/>
+                <w:sz w:val="20"/>
+                <w:szCs w:val="20"/>
+                <w:lang w:bidi="hi-IN"/>
+              </w:rPr>
+            </w:pPr>
+            <w:r>
+              <w:rPr>
+                <w:rFonts w:cs="Mangal"/>
+                <w:sz w:val="20"/>
+                <w:szCs w:val="20"/>
+                <w:lang w:bidi="hi-IN"/>
+              </w:rPr>
+              <w:t>tuple</w:t>
+            </w:r>
+          </w:p>
+        </w:tc>
+        <w:tc>
+          <w:tcPr>
+            <w:tcW w:w="3685" w:type="dxa"/>
+            <w:hideMark/>
+          </w:tcPr>
+          <w:p>
+            <w:pPr>
+              <w:tabs>
+                <w:tab w:val="num" w:pos="360"/>
+              </w:tabs>
+              <w:spacing w:after="160"/>
+              <w:cnfStyle w:val="000000000000" w:firstRow="0" w:lastRow="0" w:firstColumn="0" w:lastColumn="0" w:oddVBand="0" w:evenVBand="0" w:oddHBand="0" w:evenHBand="0" w:firstRowFirstColumn="0" w:firstRowLastColumn="0" w:lastRowFirstColumn="0" w:lastRowLastColumn="0"/>
+              <w:rPr>
+                <w:rFonts w:cs="Mangal"/>
+                <w:sz w:val="20"/>
+                <w:szCs w:val="20"/>
+                <w:lang w:bidi="hi-IN"/>
+              </w:rPr>
+            </w:pPr>
+            <w:r>
+              <w:rPr>
+                <w:rFonts w:cs="Mangal"/>
+                <w:sz w:val="20"/>
+                <w:szCs w:val="20"/>
+                <w:lang w:bidi="hi-IN"/>
+              </w:rPr>
+              <w:t>Fixed collection</w:t>
+            </w:r>
+          </w:p>
+        </w:tc>
+        <w:tc>
+          <w:tcPr>
+            <w:tcW w:w="2694" w:type="dxa"/>
+            <w:hideMark/>
+          </w:tcPr>
+          <w:p>
+            <w:pPr>
+              <w:tabs>
+                <w:tab w:val="num" w:pos="360"/>
+              </w:tabs>
+              <w:spacing w:after="160"/>
+              <w:cnfStyle w:val="000000000000" w:firstRow="0" w:lastRow="0" w:firstColumn="0" w:lastColumn="0" w:oddVBand="0" w:evenVBand="0" w:oddHBand="0" w:evenHBand="0" w:firstRowFirstColumn="0" w:firstRowLastColumn="0" w:lastRowFirstColumn="0" w:lastRowLastColumn="0"/>
+              <w:rPr>
+                <w:rFonts w:cs="Mangal"/>
+                <w:sz w:val="20"/>
+                <w:szCs w:val="20"/>
+                <w:lang w:bidi="hi-IN"/>
+              </w:rPr>
+            </w:pPr>
+            <w:r>
+              <w:rPr>
+                <w:rFonts w:cs="Mangal"/>
+                <w:sz w:val="20"/>
+                <w:szCs w:val="20"/>
+                <w:lang w:bidi="hi-IN"/>
+              </w:rPr>
+              <w:t>(1, 2, 3)</w:t>
+            </w:r>
+          </w:p>
+        </w:tc>
+      </w:tr>
+      <w:tr>
+        <w:trPr>
+          <w:cnfStyle w:val="000000100000" w:firstRow="0" w:lastRow="0" w:firstColumn="0" w:lastColumn="0" w:oddVBand="0" w:evenVBand="0" w:oddHBand="1" w:evenHBand="0" w:firstRowFirstColumn="0" w:firstRowLastColumn="0" w:lastRowFirstColumn="0" w:lastRowLastColumn="0"/>
+        </w:trPr>
+        <w:tc>
+          <w:tcPr>
+            <w:cnfStyle w:val="001000000000" w:firstRow="0" w:lastRow="0" w:firstColumn="1" w:lastColumn="0" w:oddVBand="0" w:evenVBand="0" w:oddHBand="0" w:evenHBand="0" w:firstRowFirstColumn="0" w:firstRowLastColumn="0" w:lastRowFirstColumn="0" w:lastRowLastColumn="0"/>
+            <w:tcW w:w="2547" w:type="dxa"/>
+            <w:hideMark/>
+          </w:tcPr>
+          <w:p>
+            <w:pPr>
+              <w:tabs>
+                <w:tab w:val="num" w:pos="360"/>
+              </w:tabs>
+              <w:spacing w:after="160"/>
+              <w:rPr>
+                <w:rFonts w:cs="Mangal"/>
+                <w:sz w:val="20"/>
+                <w:szCs w:val="20"/>
+                <w:lang w:bidi="hi-IN"/>
+              </w:rPr>
+            </w:pPr>
+            <w:r>
+              <w:rPr>
+                <w:rFonts w:cs="Mangal"/>
+                <w:sz w:val="20"/>
+                <w:szCs w:val="20"/>
+                <w:lang w:bidi="hi-IN"/>
+              </w:rPr>
+              <w:t>dict</w:t>
+            </w:r>
+          </w:p>
+        </w:tc>
+        <w:tc>
+          <w:tcPr>
+            <w:tcW w:w="3685" w:type="dxa"/>
+            <w:hideMark/>
+          </w:tcPr>
+          <w:p>
+            <w:pPr>
+              <w:tabs>
+                <w:tab w:val="num" w:pos="360"/>
+              </w:tabs>
+              <w:spacing w:after="160"/>
+              <w:cnfStyle w:val="000000100000" w:firstRow="0" w:lastRow="0" w:firstColumn="0" w:lastColumn="0" w:oddVBand="0" w:evenVBand="0" w:oddHBand="1" w:evenHBand="0" w:firstRowFirstColumn="0" w:firstRowLastColumn="0" w:lastRowFirstColumn="0" w:lastRowLastColumn="0"/>
+              <w:rPr>
+                <w:rFonts w:cs="Mangal"/>
+                <w:sz w:val="20"/>
+                <w:szCs w:val="20"/>
+                <w:lang w:bidi="hi-IN"/>
+              </w:rPr>
+            </w:pPr>
+            <w:r>
+              <w:rPr>
+                <w:rFonts w:cs="Mangal"/>
+                <w:sz w:val="20"/>
+                <w:szCs w:val="20"/>
+                <w:lang w:bidi="hi-IN"/>
+              </w:rPr>
+              <w:t>Key-value pairs</w:t>
+            </w:r>
+          </w:p>
+        </w:tc>
+        <w:tc>
+          <w:tcPr>
+            <w:tcW w:w="2694" w:type="dxa"/>
+            <w:hideMark/>
+          </w:tcPr>
+          <w:p>
+            <w:pPr>
+              <w:tabs>
+                <w:tab w:val="num" w:pos="360"/>
+              </w:tabs>
+              <w:spacing w:after="160"/>
+              <w:cnfStyle w:val="000000100000" w:firstRow="0" w:lastRow="0" w:firstColumn="0" w:lastColumn="0" w:oddVBand="0" w:evenVBand="0" w:oddHBand="1" w:evenHBand="0" w:firstRowFirstColumn="0" w:firstRowLastColumn="0" w:lastRowFirstColumn="0" w:lastRowLastColumn="0"/>
+              <w:rPr>
+                <w:rFonts w:cs="Mangal"/>
+                <w:sz w:val="20"/>
+                <w:szCs w:val="20"/>
+                <w:lang w:bidi="hi-IN"/>
+              </w:rPr>
+            </w:pPr>
+            <w:r>
+              <w:rPr>
+                <w:rFonts w:cs="Mangal"/>
+                <w:sz w:val="20"/>
+                <w:szCs w:val="20"/>
+                <w:lang w:bidi="hi-IN"/>
+              </w:rPr>
+              <w:t>{"name": "Gaurav"}</w:t>
+            </w:r>
+          </w:p>
+        </w:tc>
+      </w:tr>
+    </w:tbl>
+    <w:p>
+      <w:pPr>
+        <w:tabs>
+          <w:tab w:val="num" w:pos="360"/>
+        </w:tabs>
+        <w:spacing w:line="240" w:lineRule="auto"/>
+        <w:rPr>
+          <w:rFonts w:cs="Mangal"/>
+          <w:sz w:val="20"/>
+          <w:szCs w:val="20"/>
+          <w:lang w:bidi="hi-IN"/>
+        </w:rPr>
+      </w:pPr>
+    </w:p>
+    <w:p>
+      <w:pPr>
+        <w:tabs>
+          <w:tab w:val="num" w:pos="360"/>
+        </w:tabs>
+        <w:spacing w:line="240" w:lineRule="auto"/>
+        <w:rPr>
+          <w:rFonts w:cs="Mangal"/>
+          <w:sz w:val="20"/>
+          <w:szCs w:val="20"/>
+          <w:lang w:bidi="hi-IN"/>
+        </w:rPr>
+      </w:pPr>
+      <w:r>
+        <w:rPr>
+          <w:rFonts w:cs="Mangal"/>
+          <w:b/>
+          <w:bCs/>
+          <w:sz w:val="20"/>
+          <w:szCs w:val="20"/>
+          <w:lang w:bidi="hi-IN"/>
+        </w:rPr>
+        <w:t xml:space="preserve">2.3 Type </w:t>
+      </w:r>
+      <w:r>
+        <w:rPr>
+          <w:rFonts w:cs="Mangal"/>
+          <w:b/>
+          <w:bCs/>
+          <w:sz w:val="20"/>
+          <w:szCs w:val="20"/>
+          <w:lang w:bidi="hi-IN"/>
+        </w:rPr>
+        <w:t>Conversion</w:t>
+      </w:r>
+      <w:r>
+        <w:rPr>
+          <w:rFonts w:cs="Mangal"/>
+          <w:sz w:val="20"/>
+          <w:szCs w:val="20"/>
+          <w:lang w:bidi="hi-IN"/>
+        </w:rPr>
+        <w:t xml:space="preserve">  :- Type</w:t>
+      </w:r>
+      <w:r>
+        <w:rPr>
+          <w:rFonts w:cs="Mangal"/>
+          <w:sz w:val="20"/>
+          <w:szCs w:val="20"/>
+          <w:lang w:bidi="hi-IN"/>
+        </w:rPr>
+        <w:t xml:space="preserve"> conversion means changing one data type into another</w:t>
+      </w:r>
+      <w:r>
+        <w:rPr>
+          <w:rFonts w:cs="Mangal"/>
+          <w:sz w:val="20"/>
+          <w:szCs w:val="20"/>
+          <w:lang w:bidi="hi-IN"/>
+        </w:rPr>
+        <w:t>.</w:t>
+      </w:r>
+    </w:p>
+    <w:p>
+      <w:pPr>
+        <w:pStyle w:val="ListParagraph"/>
+        <w:numPr>
+          <w:ilvl w:val="0"/>
+          <w:numId w:val="17"/>
+        </w:numPr>
+        <w:tabs>
+          <w:tab w:val="num" w:pos="360"/>
+        </w:tabs>
+        <w:spacing w:line="240" w:lineRule="auto"/>
+        <w:rPr>
+          <w:rFonts w:cs="Mangal"/>
+          <w:b/>
+          <w:bCs/>
+          <w:i/>
+          <w:iCs/>
+          <w:sz w:val="20"/>
+          <w:szCs w:val="20"/>
+          <w:lang w:bidi="hi-IN"/>
+        </w:rPr>
+      </w:pPr>
+      <w:r>
+        <w:rPr>
+          <w:rFonts w:cs="Mangal"/>
+          <w:b/>
+          <w:bCs/>
+          <w:i/>
+          <w:iCs/>
+          <w:sz w:val="20"/>
+          <w:szCs w:val="20"/>
+          <w:lang w:bidi="hi-IN"/>
+        </w:rPr>
+        <w:t>Common functions</w:t>
+      </w:r>
+      <w:r>
+        <w:rPr>
+          <w:rFonts w:cs="Mangal"/>
+          <w:b/>
+          <w:bCs/>
+          <w:i/>
+          <w:iCs/>
+          <w:sz w:val="20"/>
+          <w:szCs w:val="20"/>
+          <w:lang w:bidi="hi-IN"/>
+        </w:rPr>
+        <w:t xml:space="preserve"> </w:t>
+      </w:r>
+      <w:r>
+        <w:rPr>
+          <w:rFonts w:cs="Mangal"/>
+          <w:b/>
+          <w:bCs/>
+          <w:i/>
+          <w:iCs/>
+          <w:sz w:val="20"/>
+          <w:szCs w:val="20"/>
+          <w:lang w:bidi="hi-IN"/>
+        </w:rPr>
+        <w:t>:</w:t>
+      </w:r>
+      <w:r>
+        <w:rPr>
+          <w:rFonts w:cs="Mangal"/>
+          <w:b/>
+          <w:bCs/>
+          <w:i/>
+          <w:iCs/>
+          <w:sz w:val="20"/>
+          <w:szCs w:val="20"/>
+          <w:lang w:bidi="hi-IN"/>
+        </w:rPr>
+        <w:t>-</w:t>
+      </w:r>
+    </w:p>
+    <w:p>
+      <w:pPr>
+        <w:numPr>
+          <w:ilvl w:val="0"/>
+          <w:numId w:val="23"/>
+        </w:numPr>
+        <w:tabs>
+          <w:tab w:val="num" w:pos="-320"/>
+          <w:tab w:val="num" w:pos="720"/>
+        </w:tabs>
+        <w:spacing w:line="240" w:lineRule="auto"/>
+        <w:ind w:left="720"/>
+        <w:rPr>
+          <w:rFonts w:cs="Mangal"/>
+          <w:sz w:val="20"/>
+          <w:szCs w:val="20"/>
+          <w:lang w:bidi="hi-IN"/>
+        </w:rPr>
+      </w:pPr>
+      <w:r>
+        <w:rPr>
+          <w:rFonts w:cs="Mangal"/>
+          <w:sz w:val="20"/>
+          <w:szCs w:val="20"/>
+          <w:lang w:bidi="hi-IN"/>
+        </w:rPr>
+        <w:t>int() → Converts to integer</w:t>
+      </w:r>
+    </w:p>
+    <w:p>
+      <w:pPr>
+        <w:numPr>
+          <w:ilvl w:val="0"/>
+          <w:numId w:val="23"/>
+        </w:numPr>
+        <w:tabs>
+          <w:tab w:val="num" w:pos="-320"/>
+          <w:tab w:val="num" w:pos="720"/>
+        </w:tabs>
+        <w:spacing w:line="240" w:lineRule="auto"/>
+        <w:ind w:left="720"/>
+        <w:rPr>
+          <w:rFonts w:cs="Mangal"/>
+          <w:sz w:val="20"/>
+          <w:szCs w:val="20"/>
+          <w:lang w:bidi="hi-IN"/>
+        </w:rPr>
+      </w:pPr>
+      <w:r>
+        <w:rPr>
+          <w:rFonts w:cs="Mangal"/>
+          <w:sz w:val="20"/>
+          <w:szCs w:val="20"/>
+          <w:lang w:bidi="hi-IN"/>
+        </w:rPr>
+        <w:t>float() → Converts to float</w:t>
+      </w:r>
+    </w:p>
+    <w:p>
+      <w:pPr>
+        <w:numPr>
+          <w:ilvl w:val="0"/>
+          <w:numId w:val="23"/>
+        </w:numPr>
+        <w:tabs>
+          <w:tab w:val="num" w:pos="-320"/>
+          <w:tab w:val="num" w:pos="720"/>
+        </w:tabs>
+        <w:spacing w:line="240" w:lineRule="auto"/>
+        <w:ind w:left="720"/>
+        <w:rPr>
+          <w:rFonts w:cs="Mangal"/>
+          <w:sz w:val="20"/>
+          <w:szCs w:val="20"/>
+          <w:lang w:bidi="hi-IN"/>
+        </w:rPr>
+      </w:pPr>
+      <w:r>
+        <w:rPr>
+          <w:rFonts w:cs="Mangal"/>
+          <w:sz w:val="20"/>
+          <w:szCs w:val="20"/>
+          <w:lang w:bidi="hi-IN"/>
+        </w:rPr>
+        <w:t>str() → Converts to string</w:t>
+      </w:r>
+    </w:p>
+    <w:p>
+      <w:pPr>
+        <w:numPr>
+          <w:ilvl w:val="0"/>
+          <w:numId w:val="23"/>
+        </w:numPr>
+        <w:tabs>
+          <w:tab w:val="num" w:pos="-320"/>
+          <w:tab w:val="num" w:pos="720"/>
+        </w:tabs>
+        <w:spacing w:line="240" w:lineRule="auto"/>
+        <w:ind w:left="720"/>
+        <w:rPr>
+          <w:rFonts w:cs="Mangal"/>
+          <w:sz w:val="20"/>
+          <w:szCs w:val="20"/>
+          <w:lang w:bidi="hi-IN"/>
+        </w:rPr>
+      </w:pPr>
+      <w:r>
+        <w:rPr>
+          <w:rFonts w:cs="Mangal"/>
+          <w:sz w:val="20"/>
+          <w:szCs w:val="20"/>
+          <w:lang w:bidi="hi-IN"/>
+        </w:rPr>
+        <w:t xml:space="preserve">bool() → Converts to </w:t>
+      </w:r>
+      <w:r>
+        <w:rPr>
+          <w:rFonts w:cs="Mangal"/>
+          <w:sz w:val="20"/>
+          <w:szCs w:val="20"/>
+          <w:lang w:bidi="hi-IN"/>
+        </w:rPr>
+        <w:t>Boolean</w:t>
+      </w:r>
+    </w:p>
+    <w:p>
+      <w:pPr>
+        <w:pStyle w:val="ListParagraph"/>
+        <w:numPr>
+          <w:ilvl w:val="0"/>
+          <w:numId w:val="17"/>
+        </w:numPr>
+        <w:tabs>
+          <w:tab w:val="num" w:pos="360"/>
+        </w:tabs>
+        <w:spacing w:line="240" w:lineRule="auto"/>
+        <w:rPr>
+          <w:rFonts w:cs="Mangal"/>
+          <w:sz w:val="20"/>
+          <w:szCs w:val="20"/>
+          <w:lang w:bidi="hi-IN"/>
+        </w:rPr>
+      </w:pPr>
+      <w:r>
+        <w:rPr>
+          <w:rFonts w:cs="Mangal"/>
+          <w:b/>
+          <w:bCs/>
+          <w:noProof/>
+          <w:sz w:val="20"/>
+          <w:szCs w:val="20"/>
+          <w:lang w:bidi="hi-IN"/>
+        </w:rPr>
+        <mc:AlternateContent>
+          <mc:Choice Requires="wps">
+            <w:drawing>
+              <wp:anchor distT="0" distB="0" distL="114300" distR="114300" simplePos="0" relativeHeight="251660288" behindDoc="0" locked="0" layoutInCell="1" allowOverlap="1" wp14:anchorId="30E6595D" wp14:editId="09A215DD">
+                <wp:simplePos x="0" y="0"/>
+                <wp:positionH relativeFrom="column">
+                  <wp:posOffset>146050</wp:posOffset>
+                </wp:positionH>
+                <wp:positionV relativeFrom="paragraph">
+                  <wp:posOffset>228600</wp:posOffset>
+                </wp:positionV>
+                <wp:extent cx="889000" cy="1016000"/>
+                <wp:effectExtent l="0" t="0" r="25400" b="12700"/>
+                <wp:wrapNone/>
+                <wp:docPr id="1986807501" name="Text Box 2"/>
+                <wp:cNvGraphicFramePr/>
+                <a:graphic xmlns:a="http://schemas.openxmlformats.org/drawingml/2006/main">
+                  <a:graphicData uri="http://schemas.microsoft.com/office/word/2010/wordprocessingShape">
+                    <wps:wsp>
+                      <wps:cNvSpPr txBox="1"/>
+                      <wps:spPr>
+                        <a:xfrm>
+                          <a:off x="0" y="0"/>
+                          <a:ext cx="889000" cy="1016000"/>
+                        </a:xfrm>
+                        <a:prstGeom prst="rect">
+                          <a:avLst/>
+                        </a:prstGeom>
+                        <a:noFill/>
+                        <a:ln w="9525" cap="flat" cmpd="sng" algn="ctr">
+                          <a:solidFill>
+                            <a:schemeClr val="dk1"/>
+                          </a:solidFill>
+                          <a:prstDash val="solid"/>
+                          <a:round/>
+                          <a:headEnd type="none" w="med" len="med"/>
+                          <a:tailEnd type="none" w="med" len="med"/>
+                        </a:ln>
+                      </wps:spPr>
+                      <wps:style>
+                        <a:lnRef idx="0">
+                          <a:scrgbClr r="0" g="0" b="0"/>
+                        </a:lnRef>
+                        <a:fillRef idx="0">
+                          <a:scrgbClr r="0" g="0" b="0"/>
+                        </a:fillRef>
+                        <a:effectRef idx="0">
+                          <a:scrgbClr r="0" g="0" b="0"/>
+                        </a:effectRef>
+                        <a:fontRef idx="minor">
+                          <a:schemeClr val="dk1"/>
+                        </a:fontRef>
+                      </wps:style>
+                      <wps:txbx>
+                        <w:txbxContent>
+                          <w:p/>
+                        </w:txbxContent>
+                      </wps:txbx>
+                      <wps:bodyPr rot="0" spcFirstLastPara="0" vertOverflow="overflow" horzOverflow="overflow" vert="horz" wrap="square" lIns="91440" tIns="45720" rIns="91440" bIns="45720" numCol="1" spcCol="0" rtlCol="0" fromWordArt="0" anchor="t" anchorCtr="0" forceAA="0" compatLnSpc="1">
+                        <a:prstTxWarp prst="textNoShape">
+                          <a:avLst/>
+                        </a:prstTxWarp>
+                        <a:noAutofit/>
+                      </wps:bodyPr>
+                    </wps:wsp>
+                  </a:graphicData>
+                </a:graphic>
+              </wp:anchor>
+            </w:drawing>
+          </mc:Choice>
+          <mc:Fallback>
+            <w:pict>
+              <v:shape w14:anchorId="30E6595D" id="Text Box 2" o:spid="_x0000_s1027" type="#_x0000_t202" style="position:absolute;left:0;text-align:left;margin-left:11.5pt;margin-top:18pt;width:70pt;height:80pt;z-index:251660288;visibility:visible;mso-wrap-style:square;mso-wrap-distance-left:9pt;mso-wrap-distance-top:0;mso-wrap-distance-right:9pt;mso-wrap-distance-bottom:0;mso-position-horizontal:absolute;mso-position-horizontal-relative:text;mso-position-vertical:absolute;mso-position-vertical-relative:text;v-text-anchor:top" o:gfxdata="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" filled="f" strokecolor="black [3200]">
+                <v:stroke joinstyle="round"/>
+                <v:textbox>
+                  <w:txbxContent>
+                    <w:p/>
+                  </w:txbxContent>
+                </v:textbox>
+              </v:shape>
+            </w:pict>
+          </mc:Fallback>
+        </mc:AlternateContent>
+      </w:r>
+      <w:r>
+        <w:rPr>
+          <w:rFonts w:cs="Mangal"/>
+          <w:b/>
+          <w:bCs/>
+          <w:sz w:val="20"/>
+          <w:szCs w:val="20"/>
+          <w:lang w:bidi="hi-IN"/>
+        </w:rPr>
+        <w:t>Example:</w:t>
+      </w:r>
+    </w:p>
+    <w:p>
+      <w:pPr>
+        <w:tabs>
+          <w:tab w:val="num" w:pos="360"/>
+        </w:tabs>
+        <w:spacing w:line="240" w:lineRule="auto"/>
+        <w:ind w:left="360"/>
+        <w:rPr>
+          <w:rFonts w:cs="Mangal"/>
+          <w:sz w:val="20"/>
+          <w:szCs w:val="20"/>
+          <w:lang w:bidi="hi-IN"/>
+        </w:rPr>
+      </w:pPr>
+      <w:r>
+        <w:rPr>
+          <w:rFonts w:cs="Mangal"/>
+          <w:sz w:val="20"/>
+          <w:szCs w:val="20"/>
+          <w:lang w:bidi="hi-IN"/>
+        </w:rPr>
+        <w:t>x = "10"</w:t>
+      </w:r>
+    </w:p>
+    <w:p>
+      <w:pPr>
+        <w:tabs>
+          <w:tab w:val="num" w:pos="360"/>
+        </w:tabs>
+        <w:spacing w:line="240" w:lineRule="auto"/>
+        <w:ind w:left="360"/>
+        <w:rPr>
+          <w:rFonts w:cs="Mangal"/>
+          <w:sz w:val="20"/>
+          <w:szCs w:val="20"/>
+          <w:lang w:bidi="hi-IN"/>
+        </w:rPr>
+      </w:pPr>
+      <w:r>
+        <w:rPr>
+          <w:rFonts w:cs="Mangal"/>
+          <w:sz w:val="20"/>
+          <w:szCs w:val="20"/>
+          <w:lang w:bidi="hi-IN"/>
+        </w:rPr>
+        <w:t>y = int(x)</w:t>
+      </w:r>
+    </w:p>
+    <w:p>
+      <w:pPr>
+        <w:tabs>
+          <w:tab w:val="num" w:pos="360"/>
+        </w:tabs>
+        <w:spacing w:line="240" w:lineRule="auto"/>
+        <w:ind w:left="360"/>
+        <w:rPr>
+          <w:rFonts w:cs="Mangal"/>
+          <w:sz w:val="20"/>
+          <w:szCs w:val="20"/>
+          <w:lang w:bidi="hi-IN"/>
+        </w:rPr>
+      </w:pPr>
+      <w:r>
+        <w:rPr>
+          <w:rFonts w:cs="Mangal"/>
+          <w:sz w:val="20"/>
+          <w:szCs w:val="20"/>
+          <w:lang w:bidi="hi-IN"/>
+        </w:rPr>
+        <w:t>print(y)</w:t>
+      </w:r>
+    </w:p>
+    <w:p>
+      <w:pPr>
+        <w:tabs>
+          <w:tab w:val="num" w:pos="360"/>
+        </w:tabs>
+        <w:spacing w:line="240" w:lineRule="auto"/>
+        <w:rPr>
+          <w:rFonts w:cs="Mangal"/>
+          <w:sz w:val="20"/>
+          <w:szCs w:val="20"/>
+          <w:lang w:bidi="hi-IN"/>
+        </w:rPr>
+      </w:pPr>
+      <w:r>
+        <w:rPr>
+          <w:rFonts w:cs="Mangal"/>
+          <w:b/>
+          <w:bCs/>
+          <w:sz w:val="20"/>
+          <w:szCs w:val="20"/>
+          <w:lang w:bidi="hi-IN"/>
+        </w:rPr>
+        <w:t xml:space="preserve">         </w:t>
+      </w:r>
+      <w:r>
+        <w:rPr>
+          <w:rFonts w:cs="Mangal"/>
+          <w:b/>
+          <w:bCs/>
+          <w:sz w:val="20"/>
+          <w:szCs w:val="20"/>
+          <w:lang w:bidi="hi-IN"/>
+        </w:rPr>
+        <w:t>Output</w:t>
+      </w:r>
+      <w:r>
+        <w:rPr>
+          <w:rFonts w:cs="Mangal"/>
+          <w:b/>
+          <w:bCs/>
+          <w:sz w:val="20"/>
+          <w:szCs w:val="20"/>
+          <w:lang w:bidi="hi-IN"/>
+        </w:rPr>
+        <w:t xml:space="preserve"> </w:t>
+      </w:r>
+      <w:r>
+        <w:rPr>
+          <w:rFonts w:cs="Mangal"/>
+          <w:b/>
+          <w:bCs/>
+          <w:sz w:val="20"/>
+          <w:szCs w:val="20"/>
+          <w:lang w:bidi="hi-IN"/>
+        </w:rPr>
+        <w:t>:</w:t>
+      </w:r>
+      <w:r>
+        <w:rPr>
+          <w:rFonts w:cs="Mangal"/>
+          <w:b/>
+          <w:bCs/>
+          <w:sz w:val="20"/>
+          <w:szCs w:val="20"/>
+          <w:lang w:bidi="hi-IN"/>
+        </w:rPr>
+        <w:t xml:space="preserve">- </w:t>
+      </w:r>
+      <w:r>
+        <w:rPr>
+          <w:rFonts w:cs="Mangal"/>
+          <w:sz w:val="20"/>
+          <w:szCs w:val="20"/>
+          <w:lang w:bidi="hi-IN"/>
+        </w:rPr>
+        <w:t>10</w:t>
+      </w:r>
     </w:p>
     <w:sectPr>
       <w:pgSz w:w="11906" w:h="16838"/>
@@ -2277,7 +4929,7 @@
 </file>
 
 <file path=word/numbering.xml><?xml version="1.0" encoding="utf-8"?>
-<w:numbering xmlns:wpc="http://schemas.microsoft.com/office/word/2010/wordprocessingCanvas" xmlns:cx="http://schemas.microsoft.com/office/drawing/2014/chartex" xmlns:cx1="http://schemas.microsoft.com/office/drawing/2015/9/8/chartex" xmlns:cx2="http://schemas.microsoft.com/office/drawing/2015/10/21/chartex" xmlns:cx3="http://schemas.microsoft.com/office/drawing/2016/5/9/chartex" xmlns:cx4="http://schemas.microsoft.com/office/drawing/2016/5/10/chartex" xmlns:cx5="http://schemas.microsoft.com/office/drawing/2016/5/11/chartex" xmlns:cx6="http://schemas.microsoft.com/office/drawing/2016/5/12/chartex" xmlns:cx7="http://schemas.microsoft.com/office/drawing/2016/5/13/chartex" xmlns:cx8="http://schemas.microsoft.com/office/drawing/2016/5/14/chartex" xmlns:mc="http://schemas.openxmlformats.org/markup-compatibility/2006" xmlns:aink="http://schemas.microsoft.com/office/drawing/2016/ink" xmlns:am3d="http://schemas.microsoft.com/office/drawing/2017/model3d" xmlns:o="urn:schemas-microsoft-com:office:office" xmlns:oel="http://schemas.microsoft.com/office/2019/extlst" xmlns:r="http://schemas.openxmlformats.org/officeDocument/2006/relationships" xmlns:m="http://schemas.openxmlformats.org/officeDocument/2006/math" xmlns:v="urn:schemas-microsoft-com:vml" xmlns:wp14="http://schemas.microsoft.com/office/word/2010/wordprocessingDrawing" xmlns:wp="http://schemas.openxmlformats.org/drawingml/2006/wordprocessingDrawing" xmlns:w10="urn:schemas-microsoft-com:office:word" xmlns:w="http://schemas.openxmlformats.org/wordprocessingml/2006/main" xmlns:w14="http://schemas.microsoft.com/office/word/2010/wordml" xmlns:w15="http://schemas.microsoft.com/office/word/2012/wordml" xmlns:w16cei="http://schemas.microsoft.com/office/word/2026/wordml/cei" xmlns:w16cex="http://schemas.microsoft.com/office/word/2018/wordml/cex" xmlns:w16cid="http://schemas.microsoft.com/office/word/2016/wordml/cid" xmlns:w16="http://schemas.microsoft.com/office/word/2018/wordml" xmlns:w16du="http://schemas.microsoft.com/office/word/2023/wordml/word16du" xmlns:w16sdtdh="http://schemas.microsoft.com/office/word/2020/wordml/sdtdatahash" xmlns:w16sdtfl="http://schemas.microsoft.com/office/word/2024/wordml/sdtformatlock" xmlns:w16se="http://schemas.microsoft.com/office/word/2015/wordml/symex" xmlns:wpg="http://schemas.microsoft.com/office/word/2010/wordprocessingGroup" xmlns:wpi="http://schemas.microsoft.com/office/word/2010/wordprocessingInk" xmlns:wne="http://schemas.microsoft.com/office/word/2006/wordml" xmlns:wps="http://schemas.microsoft.com/office/word/2010/wordprocessingShape" mc:Ignorable="w14 w15 w16se w16cid w16 w16cex w16sdtdh w16sdtfl w16du wp14">
+<w:numbering xmlns:wpc="http://schemas.microsoft.com/office/word/2010/wordprocessingCanvas" xmlns:cx="http://schemas.microsoft.com/office/drawing/2014/chartex" xmlns:cx1="http://schemas.microsoft.com/office/drawing/2015/9/8/chartex" xmlns:cx2="http://schemas.microsoft.com/office/drawing/2015/10/21/chartex" xmlns:cx3="http://schemas.microsoft.com/office/drawing/2016/5/9/chartex" xmlns:cx4="http://schemas.microsoft.com/office/drawing/2016/5/10/chartex" xmlns:cx5="http://schemas.microsoft.com/office/drawing/2016/5/11/chartex" xmlns:cx6="http://schemas.microsoft.com/office/drawing/2016/5/12/chartex" xmlns:cx7="http://schemas.microsoft.com/office/drawing/2016/5/13/chartex" xmlns:cx8="http://schemas.microsoft.com/office/drawing/2016/5/14/chartex" xmlns:mc="http://schemas.openxmlformats.org/markup-compatibility/2006" xmlns:aink="http://schemas.microsoft.com/office/drawing/2016/ink" xmlns:am3d="http://schemas.microsoft.com/office/drawing/2017/model3d" xmlns:o="urn:schemas-microsoft-com:office:office" xmlns:oel="http://schemas.microsoft.com/office/2019/extlst" xmlns:r="http://schemas.openxmlformats.org/officeDocument/2006/relationships" xmlns:m="http://schemas.openxmlformats.org/officeDocument/2006/math" xmlns:v="urn:schemas-microsoft-com:vml" xmlns:wp14="http://schemas.microsoft.com/office/word/2010/wordprocessingDrawing" xmlns:wp="http://schemas.openxmlformats.org/drawingml/2006/wordprocessingDrawing" xmlns:w10="urn:schemas-microsoft-com:office:word" xmlns:w="http://schemas.openxmlformats.org/wordprocessingml/2006/main" xmlns:w14="http://schemas.microsoft.com/office/word/2010/wordml" xmlns:w15="http://schemas.microsoft.com/office/word/2012/wordml" xmlns:w16cex="http://schemas.microsoft.com/office/word/2018/wordml/cex" xmlns:w16cid="http://schemas.microsoft.com/office/word/2016/wordml/cid" xmlns:w16="http://schemas.microsoft.com/office/word/2018/wordml" xmlns:w16du="http://schemas.microsoft.com/office/word/2023/wordml/word16du" xmlns:w16sdtdh="http://schemas.microsoft.com/office/word/2020/wordml/sdtdatahash" xmlns:w16sdtfl="http://schemas.microsoft.com/office/word/2024/wordml/sdtformatlock" xmlns:w16se="http://schemas.microsoft.com/office/word/2015/wordml/symex" xmlns:wpg="http://schemas.microsoft.com/office/word/2010/wordprocessingGroup" xmlns:wpi="http://schemas.microsoft.com/office/word/2010/wordprocessingInk" xmlns:wne="http://schemas.microsoft.com/office/word/2006/wordml" xmlns:wps="http://schemas.microsoft.com/office/word/2010/wordprocessingShape" mc:Ignorable="w14 w15 w16se w16cid w16 w16cex w16sdtdh w16sdtfl w16du wp14">
   <w:abstractNum w:abstractNumId="0" w15:restartNumberingAfterBreak="0">
     <w:nsid w:val="01831FC9"/>
     <w:multiLevelType w:val="multilevel"/>
@@ -2428,6 +5080,155 @@
     </w:lvl>
   </w:abstractNum>
   <w:abstractNum w:abstractNumId="1" w15:restartNumberingAfterBreak="0">
+    <w:nsid w:val="05745B4D"/>
+    <w:multiLevelType w:val="multilevel"/>
+    <w:tmpl w:val="BD1A2526"/>
+    <w:lvl w:ilvl="0">
+      <w:start w:val="1"/>
+      <w:numFmt w:val="bullet"/>
+      <w:lvlText w:val=""/>
+      <w:lvlJc w:val="left"/>
+      <w:pPr>
+        <w:tabs>
+          <w:tab w:val="num" w:pos="720"/>
+        </w:tabs>
+        <w:ind w:left="720" w:hanging="360"/>
+      </w:pPr>
+      <w:rPr>
+        <w:rFonts w:ascii="Symbol" w:hAnsi="Symbol" w:hint="default"/>
+        <w:sz w:val="20"/>
+      </w:rPr>
+    </w:lvl>
+    <w:lvl w:ilvl="1" w:tentative="1">
+      <w:start w:val="1"/>
+      <w:numFmt w:val="bullet"/>
+      <w:lvlText w:val="o"/>
+      <w:lvlJc w:val="left"/>
+      <w:pPr>
+        <w:tabs>
+          <w:tab w:val="num" w:pos="1440"/>
+        </w:tabs>
+        <w:ind w:left="1440" w:hanging="360"/>
+      </w:pPr>
+      <w:rPr>
+        <w:rFonts w:ascii="Courier New" w:hAnsi="Courier New" w:hint="default"/>
+        <w:sz w:val="20"/>
+      </w:rPr>
+    </w:lvl>
+    <w:lvl w:ilvl="2" w:tentative="1">
+      <w:start w:val="1"/>
+      <w:numFmt w:val="bullet"/>
+      <w:lvlText w:val=""/>
+      <w:lvlJc w:val="left"/>
+      <w:pPr>
+        <w:tabs>
+          <w:tab w:val="num" w:pos="2160"/>
+        </w:tabs>
+        <w:ind w:left="2160" w:hanging="360"/>
+      </w:pPr>
+      <w:rPr>
+        <w:rFonts w:ascii="Wingdings" w:hAnsi="Wingdings" w:hint="default"/>
+        <w:sz w:val="20"/>
+      </w:rPr>
+    </w:lvl>
+    <w:lvl w:ilvl="3" w:tentative="1">
+      <w:start w:val="1"/>
+      <w:numFmt w:val="bullet"/>
+      <w:lvlText w:val=""/>
+      <w:lvlJc w:val="left"/>
+      <w:pPr>
+        <w:tabs>
+          <w:tab w:val="num" w:pos="2880"/>
+        </w:tabs>
+        <w:ind w:left="2880" w:hanging="360"/>
+      </w:pPr>
+      <w:rPr>
+        <w:rFonts w:ascii="Wingdings" w:hAnsi="Wingdings" w:hint="default"/>
+        <w:sz w:val="20"/>
+      </w:rPr>
+    </w:lvl>
+    <w:lvl w:ilvl="4" w:tentative="1">
+      <w:start w:val="1"/>
+      <w:numFmt w:val="bullet"/>
+      <w:lvlText w:val=""/>
+      <w:lvlJc w:val="left"/>
+      <w:pPr>
+        <w:tabs>
+          <w:tab w:val="num" w:pos="3600"/>
+        </w:tabs>
+        <w:ind w:left="3600" w:hanging="360"/>
+      </w:pPr>
+      <w:rPr>
+        <w:rFonts w:ascii="Wingdings" w:hAnsi="Wingdings" w:hint="default"/>
+        <w:sz w:val="20"/>
+      </w:rPr>
+    </w:lvl>
+    <w:lvl w:ilvl="5" w:tentative="1">
+      <w:start w:val="1"/>
+      <w:numFmt w:val="bullet"/>
+      <w:lvlText w:val=""/>
+      <w:lvlJc w:val="left"/>
+      <w:pPr>
+        <w:tabs>
+          <w:tab w:val="num" w:pos="4320"/>
+        </w:tabs>
+        <w:ind w:left="4320" w:hanging="360"/>
+      </w:pPr>
+      <w:rPr>
+        <w:rFonts w:ascii="Wingdings" w:hAnsi="Wingdings" w:hint="default"/>
+        <w:sz w:val="20"/>
+      </w:rPr>
+    </w:lvl>
+    <w:lvl w:ilvl="6" w:tentative="1">
+      <w:start w:val="1"/>
+      <w:numFmt w:val="bullet"/>
+      <w:lvlText w:val=""/>
+      <w:lvlJc w:val="left"/>
+      <w:pPr>
+        <w:tabs>
+          <w:tab w:val="num" w:pos="5040"/>
+        </w:tabs>
+        <w:ind w:left="5040" w:hanging="360"/>
+      </w:pPr>
+      <w:rPr>
+        <w:rFonts w:ascii="Wingdings" w:hAnsi="Wingdings" w:hint="default"/>
+        <w:sz w:val="20"/>
+      </w:rPr>
+    </w:lvl>
+    <w:lvl w:ilvl="7" w:tentative="1">
+      <w:start w:val="1"/>
+      <w:numFmt w:val="bullet"/>
+      <w:lvlText w:val=""/>
+      <w:lvlJc w:val="left"/>
+      <w:pPr>
+        <w:tabs>
+          <w:tab w:val="num" w:pos="5760"/>
+        </w:tabs>
+        <w:ind w:left="5760" w:hanging="360"/>
+      </w:pPr>
+      <w:rPr>
+        <w:rFonts w:ascii="Wingdings" w:hAnsi="Wingdings" w:hint="default"/>
+        <w:sz w:val="20"/>
+      </w:rPr>
+    </w:lvl>
+    <w:lvl w:ilvl="8" w:tentative="1">
+      <w:start w:val="1"/>
+      <w:numFmt w:val="bullet"/>
+      <w:lvlText w:val=""/>
+      <w:lvlJc w:val="left"/>
+      <w:pPr>
+        <w:tabs>
+          <w:tab w:val="num" w:pos="6480"/>
+        </w:tabs>
+        <w:ind w:left="6480" w:hanging="360"/>
+      </w:pPr>
+      <w:rPr>
+        <w:rFonts w:ascii="Wingdings" w:hAnsi="Wingdings" w:hint="default"/>
+        <w:sz w:val="20"/>
+      </w:rPr>
+    </w:lvl>
+  </w:abstractNum>
+  <w:abstractNum w:abstractNumId="2" w15:restartNumberingAfterBreak="0">
     <w:nsid w:val="07CC5281"/>
     <w:multiLevelType w:val="multilevel"/>
     <w:tmpl w:val="EC529ED6"/>
@@ -2576,7 +5377,7 @@
       </w:rPr>
     </w:lvl>
   </w:abstractNum>
-  <w:abstractNum w:abstractNumId="2" w15:restartNumberingAfterBreak="0">
+  <w:abstractNum w:abstractNumId="3" w15:restartNumberingAfterBreak="0">
     <w:nsid w:val="0A894957"/>
     <w:multiLevelType w:val="multilevel"/>
     <w:tmpl w:val="AA3C5A14"/>
@@ -2723,119 +5524,6 @@
         <w:rFonts w:ascii="Wingdings" w:hAnsi="Wingdings" w:hint="default"/>
         <w:sz w:val="20"/>
       </w:rPr>
-    </w:lvl>
-  </w:abstractNum>
-  <w:abstractNum w:abstractNumId="3" w15:restartNumberingAfterBreak="0">
-    <w:nsid w:val="104141F5"/>
-    <w:multiLevelType w:val="multilevel"/>
-    <w:tmpl w:val="1C0C7D14"/>
-    <w:lvl w:ilvl="0">
-      <w:start w:val="1"/>
-      <w:numFmt w:val="decimal"/>
-      <w:lvlText w:val="%1."/>
-      <w:lvlJc w:val="left"/>
-      <w:pPr>
-        <w:tabs>
-          <w:tab w:val="num" w:pos="720"/>
-        </w:tabs>
-        <w:ind w:left="720" w:hanging="360"/>
-      </w:pPr>
-    </w:lvl>
-    <w:lvl w:ilvl="1" w:tentative="1">
-      <w:start w:val="1"/>
-      <w:numFmt w:val="decimal"/>
-      <w:lvlText w:val="%2."/>
-      <w:lvlJc w:val="left"/>
-      <w:pPr>
-        <w:tabs>
-          <w:tab w:val="num" w:pos="1440"/>
-        </w:tabs>
-        <w:ind w:left="1440" w:hanging="360"/>
-      </w:pPr>
-    </w:lvl>
-    <w:lvl w:ilvl="2" w:tentative="1">
-      <w:start w:val="1"/>
-      <w:numFmt w:val="decimal"/>
-      <w:lvlText w:val="%3."/>
-      <w:lvlJc w:val="left"/>
-      <w:pPr>
-        <w:tabs>
-          <w:tab w:val="num" w:pos="2160"/>
-        </w:tabs>
-        <w:ind w:left="2160" w:hanging="360"/>
-      </w:pPr>
-    </w:lvl>
-    <w:lvl w:ilvl="3" w:tentative="1">
-      <w:start w:val="1"/>
-      <w:numFmt w:val="decimal"/>
-      <w:lvlText w:val="%4."/>
-      <w:lvlJc w:val="left"/>
-      <w:pPr>
-        <w:tabs>
-          <w:tab w:val="num" w:pos="2880"/>
-        </w:tabs>
-        <w:ind w:left="2880" w:hanging="360"/>
-      </w:pPr>
-    </w:lvl>
-    <w:lvl w:ilvl="4" w:tentative="1">
-      <w:start w:val="1"/>
-      <w:numFmt w:val="decimal"/>
-      <w:lvlText w:val="%5."/>
-      <w:lvlJc w:val="left"/>
-      <w:pPr>
-        <w:tabs>
-          <w:tab w:val="num" w:pos="3600"/>
-        </w:tabs>
-        <w:ind w:left="3600" w:hanging="360"/>
-      </w:pPr>
-    </w:lvl>
-    <w:lvl w:ilvl="5" w:tentative="1">
-      <w:start w:val="1"/>
-      <w:numFmt w:val="decimal"/>
-      <w:lvlText w:val="%6."/>
-      <w:lvlJc w:val="left"/>
-      <w:pPr>
-        <w:tabs>
-          <w:tab w:val="num" w:pos="4320"/>
-        </w:tabs>
-        <w:ind w:left="4320" w:hanging="360"/>
-      </w:pPr>
-    </w:lvl>
-    <w:lvl w:ilvl="6" w:tentative="1">
-      <w:start w:val="1"/>
-      <w:numFmt w:val="decimal"/>
-      <w:lvlText w:val="%7."/>
-      <w:lvlJc w:val="left"/>
-      <w:pPr>
-        <w:tabs>
-          <w:tab w:val="num" w:pos="5040"/>
-        </w:tabs>
-        <w:ind w:left="5040" w:hanging="360"/>
-      </w:pPr>
-    </w:lvl>
-    <w:lvl w:ilvl="7" w:tentative="1">
-      <w:start w:val="1"/>
-      <w:numFmt w:val="decimal"/>
-      <w:lvlText w:val="%8."/>
-      <w:lvlJc w:val="left"/>
-      <w:pPr>
-        <w:tabs>
-          <w:tab w:val="num" w:pos="5760"/>
-        </w:tabs>
-        <w:ind w:left="5760" w:hanging="360"/>
-      </w:pPr>
-    </w:lvl>
-    <w:lvl w:ilvl="8" w:tentative="1">
-      <w:start w:val="1"/>
-      <w:numFmt w:val="decimal"/>
-      <w:lvlText w:val="%9."/>
-      <w:lvlJc w:val="left"/>
-      <w:pPr>
-        <w:tabs>
-          <w:tab w:val="num" w:pos="6480"/>
-        </w:tabs>
-        <w:ind w:left="6480" w:hanging="360"/>
-      </w:pPr>
     </w:lvl>
   </w:abstractNum>
   <w:abstractNum w:abstractNumId="4" w15:restartNumberingAfterBreak="0">
@@ -2988,119 +5676,6 @@
     </w:lvl>
   </w:abstractNum>
   <w:abstractNum w:abstractNumId="5" w15:restartNumberingAfterBreak="0">
-    <w:nsid w:val="1AD93E2D"/>
-    <w:multiLevelType w:val="multilevel"/>
-    <w:tmpl w:val="ECAC2D30"/>
-    <w:lvl w:ilvl="0">
-      <w:start w:val="8"/>
-      <w:numFmt w:val="decimal"/>
-      <w:lvlText w:val="%1."/>
-      <w:lvlJc w:val="left"/>
-      <w:pPr>
-        <w:tabs>
-          <w:tab w:val="num" w:pos="720"/>
-        </w:tabs>
-        <w:ind w:left="720" w:hanging="360"/>
-      </w:pPr>
-    </w:lvl>
-    <w:lvl w:ilvl="1">
-      <w:start w:val="1"/>
-      <w:numFmt w:val="decimal"/>
-      <w:lvlText w:val="%2."/>
-      <w:lvlJc w:val="left"/>
-      <w:pPr>
-        <w:tabs>
-          <w:tab w:val="num" w:pos="1440"/>
-        </w:tabs>
-        <w:ind w:left="1440" w:hanging="360"/>
-      </w:pPr>
-    </w:lvl>
-    <w:lvl w:ilvl="2">
-      <w:start w:val="1"/>
-      <w:numFmt w:val="decimal"/>
-      <w:lvlText w:val="%3."/>
-      <w:lvlJc w:val="left"/>
-      <w:pPr>
-        <w:tabs>
-          <w:tab w:val="num" w:pos="2160"/>
-        </w:tabs>
-        <w:ind w:left="2160" w:hanging="360"/>
-      </w:pPr>
-    </w:lvl>
-    <w:lvl w:ilvl="3">
-      <w:start w:val="1"/>
-      <w:numFmt w:val="decimal"/>
-      <w:lvlText w:val="%4."/>
-      <w:lvlJc w:val="left"/>
-      <w:pPr>
-        <w:tabs>
-          <w:tab w:val="num" w:pos="2880"/>
-        </w:tabs>
-        <w:ind w:left="2880" w:hanging="360"/>
-      </w:pPr>
-    </w:lvl>
-    <w:lvl w:ilvl="4">
-      <w:start w:val="1"/>
-      <w:numFmt w:val="decimal"/>
-      <w:lvlText w:val="%5."/>
-      <w:lvlJc w:val="left"/>
-      <w:pPr>
-        <w:tabs>
-          <w:tab w:val="num" w:pos="3600"/>
-        </w:tabs>
-        <w:ind w:left="3600" w:hanging="360"/>
-      </w:pPr>
-    </w:lvl>
-    <w:lvl w:ilvl="5">
-      <w:start w:val="1"/>
-      <w:numFmt w:val="decimal"/>
-      <w:lvlText w:val="%6."/>
-      <w:lvlJc w:val="left"/>
-      <w:pPr>
-        <w:tabs>
-          <w:tab w:val="num" w:pos="4320"/>
-        </w:tabs>
-        <w:ind w:left="4320" w:hanging="360"/>
-      </w:pPr>
-    </w:lvl>
-    <w:lvl w:ilvl="6">
-      <w:start w:val="1"/>
-      <w:numFmt w:val="decimal"/>
-      <w:lvlText w:val="%7."/>
-      <w:lvlJc w:val="left"/>
-      <w:pPr>
-        <w:tabs>
-          <w:tab w:val="num" w:pos="5040"/>
-        </w:tabs>
-        <w:ind w:left="5040" w:hanging="360"/>
-      </w:pPr>
-    </w:lvl>
-    <w:lvl w:ilvl="7">
-      <w:start w:val="1"/>
-      <w:numFmt w:val="decimal"/>
-      <w:lvlText w:val="%8."/>
-      <w:lvlJc w:val="left"/>
-      <w:pPr>
-        <w:tabs>
-          <w:tab w:val="num" w:pos="5760"/>
-        </w:tabs>
-        <w:ind w:left="5760" w:hanging="360"/>
-      </w:pPr>
-    </w:lvl>
-    <w:lvl w:ilvl="8">
-      <w:start w:val="1"/>
-      <w:numFmt w:val="decimal"/>
-      <w:lvlText w:val="%9."/>
-      <w:lvlJc w:val="left"/>
-      <w:pPr>
-        <w:tabs>
-          <w:tab w:val="num" w:pos="6480"/>
-        </w:tabs>
-        <w:ind w:left="6480" w:hanging="360"/>
-      </w:pPr>
-    </w:lvl>
-  </w:abstractNum>
-  <w:abstractNum w:abstractNumId="6" w15:restartNumberingAfterBreak="0">
     <w:nsid w:val="1C0D6187"/>
     <w:multiLevelType w:val="multilevel"/>
     <w:tmpl w:val="649651AC"/>
@@ -3249,870 +5824,305 @@
       </w:rPr>
     </w:lvl>
   </w:abstractNum>
+  <w:abstractNum w:abstractNumId="6" w15:restartNumberingAfterBreak="0">
+    <w:nsid w:val="1CEA7586"/>
+    <w:multiLevelType w:val="multilevel"/>
+    <w:tmpl w:val="D864F780"/>
+    <w:lvl w:ilvl="0">
+      <w:start w:val="1"/>
+      <w:numFmt w:val="bullet"/>
+      <w:lvlText w:val=""/>
+      <w:lvlJc w:val="left"/>
+      <w:pPr>
+        <w:tabs>
+          <w:tab w:val="num" w:pos="720"/>
+        </w:tabs>
+        <w:ind w:left="720" w:hanging="360"/>
+      </w:pPr>
+      <w:rPr>
+        <w:rFonts w:ascii="Symbol" w:hAnsi="Symbol" w:hint="default"/>
+        <w:sz w:val="20"/>
+      </w:rPr>
+    </w:lvl>
+    <w:lvl w:ilvl="1" w:tentative="1">
+      <w:start w:val="1"/>
+      <w:numFmt w:val="bullet"/>
+      <w:lvlText w:val="o"/>
+      <w:lvlJc w:val="left"/>
+      <w:pPr>
+        <w:tabs>
+          <w:tab w:val="num" w:pos="1440"/>
+        </w:tabs>
+        <w:ind w:left="1440" w:hanging="360"/>
+      </w:pPr>
+      <w:rPr>
+        <w:rFonts w:ascii="Courier New" w:hAnsi="Courier New" w:hint="default"/>
+        <w:sz w:val="20"/>
+      </w:rPr>
+    </w:lvl>
+    <w:lvl w:ilvl="2" w:tentative="1">
+      <w:start w:val="1"/>
+      <w:numFmt w:val="bullet"/>
+      <w:lvlText w:val=""/>
+      <w:lvlJc w:val="left"/>
+      <w:pPr>
+        <w:tabs>
+          <w:tab w:val="num" w:pos="2160"/>
+        </w:tabs>
+        <w:ind w:left="2160" w:hanging="360"/>
+      </w:pPr>
+      <w:rPr>
+        <w:rFonts w:ascii="Wingdings" w:hAnsi="Wingdings" w:hint="default"/>
+        <w:sz w:val="20"/>
+      </w:rPr>
+    </w:lvl>
+    <w:lvl w:ilvl="3" w:tentative="1">
+      <w:start w:val="1"/>
+      <w:numFmt w:val="bullet"/>
+      <w:lvlText w:val=""/>
+      <w:lvlJc w:val="left"/>
+      <w:pPr>
+        <w:tabs>
+          <w:tab w:val="num" w:pos="2880"/>
+        </w:tabs>
+        <w:ind w:left="2880" w:hanging="360"/>
+      </w:pPr>
+      <w:rPr>
+        <w:rFonts w:ascii="Wingdings" w:hAnsi="Wingdings" w:hint="default"/>
+        <w:sz w:val="20"/>
+      </w:rPr>
+    </w:lvl>
+    <w:lvl w:ilvl="4" w:tentative="1">
+      <w:start w:val="1"/>
+      <w:numFmt w:val="bullet"/>
+      <w:lvlText w:val=""/>
+      <w:lvlJc w:val="left"/>
+      <w:pPr>
+        <w:tabs>
+          <w:tab w:val="num" w:pos="3600"/>
+        </w:tabs>
+        <w:ind w:left="3600" w:hanging="360"/>
+      </w:pPr>
+      <w:rPr>
+        <w:rFonts w:ascii="Wingdings" w:hAnsi="Wingdings" w:hint="default"/>
+        <w:sz w:val="20"/>
+      </w:rPr>
+    </w:lvl>
+    <w:lvl w:ilvl="5" w:tentative="1">
+      <w:start w:val="1"/>
+      <w:numFmt w:val="bullet"/>
+      <w:lvlText w:val=""/>
+      <w:lvlJc w:val="left"/>
+      <w:pPr>
+        <w:tabs>
+          <w:tab w:val="num" w:pos="4320"/>
+        </w:tabs>
+        <w:ind w:left="4320" w:hanging="360"/>
+      </w:pPr>
+      <w:rPr>
+        <w:rFonts w:ascii="Wingdings" w:hAnsi="Wingdings" w:hint="default"/>
+        <w:sz w:val="20"/>
+      </w:rPr>
+    </w:lvl>
+    <w:lvl w:ilvl="6" w:tentative="1">
+      <w:start w:val="1"/>
+      <w:numFmt w:val="bullet"/>
+      <w:lvlText w:val=""/>
+      <w:lvlJc w:val="left"/>
+      <w:pPr>
+        <w:tabs>
+          <w:tab w:val="num" w:pos="5040"/>
+        </w:tabs>
+        <w:ind w:left="5040" w:hanging="360"/>
+      </w:pPr>
+      <w:rPr>
+        <w:rFonts w:ascii="Wingdings" w:hAnsi="Wingdings" w:hint="default"/>
+        <w:sz w:val="20"/>
+      </w:rPr>
+    </w:lvl>
+    <w:lvl w:ilvl="7" w:tentative="1">
+      <w:start w:val="1"/>
+      <w:numFmt w:val="bullet"/>
+      <w:lvlText w:val=""/>
+      <w:lvlJc w:val="left"/>
+      <w:pPr>
+        <w:tabs>
+          <w:tab w:val="num" w:pos="5760"/>
+        </w:tabs>
+        <w:ind w:left="5760" w:hanging="360"/>
+      </w:pPr>
+      <w:rPr>
+        <w:rFonts w:ascii="Wingdings" w:hAnsi="Wingdings" w:hint="default"/>
+        <w:sz w:val="20"/>
+      </w:rPr>
+    </w:lvl>
+    <w:lvl w:ilvl="8" w:tentative="1">
+      <w:start w:val="1"/>
+      <w:numFmt w:val="bullet"/>
+      <w:lvlText w:val=""/>
+      <w:lvlJc w:val="left"/>
+      <w:pPr>
+        <w:tabs>
+          <w:tab w:val="num" w:pos="6480"/>
+        </w:tabs>
+        <w:ind w:left="6480" w:hanging="360"/>
+      </w:pPr>
+      <w:rPr>
+        <w:rFonts w:ascii="Wingdings" w:hAnsi="Wingdings" w:hint="default"/>
+        <w:sz w:val="20"/>
+      </w:rPr>
+    </w:lvl>
+  </w:abstractNum>
   <w:abstractNum w:abstractNumId="7" w15:restartNumberingAfterBreak="0">
-    <w:nsid w:val="1CF518E0"/>
-    <w:multiLevelType w:val="hybridMultilevel"/>
-    <w:tmpl w:val="0FB25C50"/>
-    <w:lvl w:ilvl="0" w:tplc="3C804F86">
+    <w:nsid w:val="22C3583B"/>
+    <w:multiLevelType w:val="multilevel"/>
+    <w:tmpl w:val="4FFE3EF6"/>
+    <w:lvl w:ilvl="0">
       <w:start w:val="1"/>
       <w:numFmt w:val="bullet"/>
       <w:lvlText w:val=""/>
-      <w:lvlJc w:val="right"/>
-      <w:pPr>
-        <w:ind w:left="360" w:hanging="360"/>
+      <w:lvlJc w:val="left"/>
+      <w:pPr>
+        <w:tabs>
+          <w:tab w:val="num" w:pos="1400"/>
+        </w:tabs>
+        <w:ind w:left="1400" w:hanging="360"/>
       </w:pPr>
       <w:rPr>
         <w:rFonts w:ascii="Symbol" w:hAnsi="Symbol" w:hint="default"/>
-      </w:rPr>
-    </w:lvl>
-    <w:lvl w:ilvl="1" w:tplc="40090003" w:tentative="1">
+        <w:sz w:val="20"/>
+      </w:rPr>
+    </w:lvl>
+    <w:lvl w:ilvl="1" w:tentative="1">
       <w:start w:val="1"/>
       <w:numFmt w:val="bullet"/>
       <w:lvlText w:val="o"/>
       <w:lvlJc w:val="left"/>
       <w:pPr>
-        <w:ind w:left="1080" w:hanging="360"/>
-      </w:pPr>
-      <w:rPr>
-        <w:rFonts w:ascii="Courier New" w:hAnsi="Courier New" w:cs="Courier New" w:hint="default"/>
-      </w:rPr>
-    </w:lvl>
-    <w:lvl w:ilvl="2" w:tplc="40090005" w:tentative="1">
-      <w:start w:val="1"/>
-      <w:numFmt w:val="bullet"/>
-      <w:lvlText w:val=""/>
-      <w:lvlJc w:val="left"/>
-      <w:pPr>
-        <w:ind w:left="1800" w:hanging="360"/>
-      </w:pPr>
-      <w:rPr>
-        <w:rFonts w:ascii="Wingdings" w:hAnsi="Wingdings" w:hint="default"/>
-      </w:rPr>
-    </w:lvl>
-    <w:lvl w:ilvl="3" w:tplc="40090001" w:tentative="1">
-      <w:start w:val="1"/>
-      <w:numFmt w:val="bullet"/>
-      <w:lvlText w:val=""/>
-      <w:lvlJc w:val="left"/>
-      <w:pPr>
-        <w:ind w:left="2520" w:hanging="360"/>
-      </w:pPr>
-      <w:rPr>
-        <w:rFonts w:ascii="Symbol" w:hAnsi="Symbol" w:hint="default"/>
-      </w:rPr>
-    </w:lvl>
-    <w:lvl w:ilvl="4" w:tplc="40090003" w:tentative="1">
-      <w:start w:val="1"/>
-      <w:numFmt w:val="bullet"/>
-      <w:lvlText w:val="o"/>
-      <w:lvlJc w:val="left"/>
-      <w:pPr>
-        <w:ind w:left="3240" w:hanging="360"/>
-      </w:pPr>
-      <w:rPr>
-        <w:rFonts w:ascii="Courier New" w:hAnsi="Courier New" w:cs="Courier New" w:hint="default"/>
-      </w:rPr>
-    </w:lvl>
-    <w:lvl w:ilvl="5" w:tplc="40090005" w:tentative="1">
-      <w:start w:val="1"/>
-      <w:numFmt w:val="bullet"/>
-      <w:lvlText w:val=""/>
-      <w:lvlJc w:val="left"/>
-      <w:pPr>
-        <w:ind w:left="3960" w:hanging="360"/>
-      </w:pPr>
-      <w:rPr>
-        <w:rFonts w:ascii="Wingdings" w:hAnsi="Wingdings" w:hint="default"/>
-      </w:rPr>
-    </w:lvl>
-    <w:lvl w:ilvl="6" w:tplc="40090001" w:tentative="1">
-      <w:start w:val="1"/>
-      <w:numFmt w:val="bullet"/>
-      <w:lvlText w:val=""/>
-      <w:lvlJc w:val="left"/>
-      <w:pPr>
-        <w:ind w:left="4680" w:hanging="360"/>
-      </w:pPr>
-      <w:rPr>
-        <w:rFonts w:ascii="Symbol" w:hAnsi="Symbol" w:hint="default"/>
-      </w:rPr>
-    </w:lvl>
-    <w:lvl w:ilvl="7" w:tplc="40090003" w:tentative="1">
-      <w:start w:val="1"/>
-      <w:numFmt w:val="bullet"/>
-      <w:lvlText w:val="o"/>
-      <w:lvlJc w:val="left"/>
-      <w:pPr>
-        <w:ind w:left="5400" w:hanging="360"/>
-      </w:pPr>
-      <w:rPr>
-        <w:rFonts w:ascii="Courier New" w:hAnsi="Courier New" w:cs="Courier New" w:hint="default"/>
-      </w:rPr>
-    </w:lvl>
-    <w:lvl w:ilvl="8" w:tplc="40090005" w:tentative="1">
-      <w:start w:val="1"/>
-      <w:numFmt w:val="bullet"/>
-      <w:lvlText w:val=""/>
-      <w:lvlJc w:val="left"/>
-      <w:pPr>
-        <w:ind w:left="6120" w:hanging="360"/>
-      </w:pPr>
-      <w:rPr>
-        <w:rFonts w:ascii="Wingdings" w:hAnsi="Wingdings" w:hint="default"/>
+        <w:tabs>
+          <w:tab w:val="num" w:pos="2120"/>
+        </w:tabs>
+        <w:ind w:left="2120" w:hanging="360"/>
+      </w:pPr>
+      <w:rPr>
+        <w:rFonts w:ascii="Courier New" w:hAnsi="Courier New" w:hint="default"/>
+        <w:sz w:val="20"/>
+      </w:rPr>
+    </w:lvl>
+    <w:lvl w:ilvl="2" w:tentative="1">
+      <w:start w:val="1"/>
+      <w:numFmt w:val="bullet"/>
+      <w:lvlText w:val=""/>
+      <w:lvlJc w:val="left"/>
+      <w:pPr>
+        <w:tabs>
+          <w:tab w:val="num" w:pos="2840"/>
+        </w:tabs>
+        <w:ind w:left="2840" w:hanging="360"/>
+      </w:pPr>
+      <w:rPr>
+        <w:rFonts w:ascii="Wingdings" w:hAnsi="Wingdings" w:hint="default"/>
+        <w:sz w:val="20"/>
+      </w:rPr>
+    </w:lvl>
+    <w:lvl w:ilvl="3" w:tentative="1">
+      <w:start w:val="1"/>
+      <w:numFmt w:val="bullet"/>
+      <w:lvlText w:val=""/>
+      <w:lvlJc w:val="left"/>
+      <w:pPr>
+        <w:tabs>
+          <w:tab w:val="num" w:pos="3560"/>
+        </w:tabs>
+        <w:ind w:left="3560" w:hanging="360"/>
+      </w:pPr>
+      <w:rPr>
+        <w:rFonts w:ascii="Wingdings" w:hAnsi="Wingdings" w:hint="default"/>
+        <w:sz w:val="20"/>
+      </w:rPr>
+    </w:lvl>
+    <w:lvl w:ilvl="4" w:tentative="1">
+      <w:start w:val="1"/>
+      <w:numFmt w:val="bullet"/>
+      <w:lvlText w:val=""/>
+      <w:lvlJc w:val="left"/>
+      <w:pPr>
+        <w:tabs>
+          <w:tab w:val="num" w:pos="4280"/>
+        </w:tabs>
+        <w:ind w:left="4280" w:hanging="360"/>
+      </w:pPr>
+      <w:rPr>
+        <w:rFonts w:ascii="Wingdings" w:hAnsi="Wingdings" w:hint="default"/>
+        <w:sz w:val="20"/>
+      </w:rPr>
+    </w:lvl>
+    <w:lvl w:ilvl="5" w:tentative="1">
+      <w:start w:val="1"/>
+      <w:numFmt w:val="bullet"/>
+      <w:lvlText w:val=""/>
+      <w:lvlJc w:val="left"/>
+      <w:pPr>
+        <w:tabs>
+          <w:tab w:val="num" w:pos="5000"/>
+        </w:tabs>
+        <w:ind w:left="5000" w:hanging="360"/>
+      </w:pPr>
+      <w:rPr>
+        <w:rFonts w:ascii="Wingdings" w:hAnsi="Wingdings" w:hint="default"/>
+        <w:sz w:val="20"/>
+      </w:rPr>
+    </w:lvl>
+    <w:lvl w:ilvl="6" w:tentative="1">
+      <w:start w:val="1"/>
+      <w:numFmt w:val="bullet"/>
+      <w:lvlText w:val=""/>
+      <w:lvlJc w:val="left"/>
+      <w:pPr>
+        <w:tabs>
+          <w:tab w:val="num" w:pos="5720"/>
+        </w:tabs>
+        <w:ind w:left="5720" w:hanging="360"/>
+      </w:pPr>
+      <w:rPr>
+        <w:rFonts w:ascii="Wingdings" w:hAnsi="Wingdings" w:hint="default"/>
+        <w:sz w:val="20"/>
+      </w:rPr>
+    </w:lvl>
+    <w:lvl w:ilvl="7" w:tentative="1">
+      <w:start w:val="1"/>
+      <w:numFmt w:val="bullet"/>
+      <w:lvlText w:val=""/>
+      <w:lvlJc w:val="left"/>
+      <w:pPr>
+        <w:tabs>
+          <w:tab w:val="num" w:pos="6440"/>
+        </w:tabs>
+        <w:ind w:left="6440" w:hanging="360"/>
+      </w:pPr>
+      <w:rPr>
+        <w:rFonts w:ascii="Wingdings" w:hAnsi="Wingdings" w:hint="default"/>
+        <w:sz w:val="20"/>
+      </w:rPr>
+    </w:lvl>
+    <w:lvl w:ilvl="8" w:tentative="1">
+      <w:start w:val="1"/>
+      <w:numFmt w:val="bullet"/>
+      <w:lvlText w:val=""/>
+      <w:lvlJc w:val="left"/>
+      <w:pPr>
+        <w:tabs>
+          <w:tab w:val="num" w:pos="7160"/>
+        </w:tabs>
+        <w:ind w:left="7160" w:hanging="360"/>
+      </w:pPr>
+      <w:rPr>
+        <w:rFonts w:ascii="Wingdings" w:hAnsi="Wingdings" w:hint="default"/>
+        <w:sz w:val="20"/>
       </w:rPr>
     </w:lvl>
   </w:abstractNum>
   <w:abstractNum w:abstractNumId="8" w15:restartNumberingAfterBreak="0">
-    <w:nsid w:val="29E74499"/>
-    <w:multiLevelType w:val="hybridMultilevel"/>
-    <w:tmpl w:val="9A681084"/>
-    <w:lvl w:ilvl="0" w:tplc="3C804F86">
-      <w:start w:val="1"/>
-      <w:numFmt w:val="bullet"/>
-      <w:lvlText w:val=""/>
-      <w:lvlJc w:val="right"/>
-      <w:pPr>
-        <w:ind w:left="360" w:hanging="360"/>
-      </w:pPr>
-      <w:rPr>
-        <w:rFonts w:ascii="Symbol" w:hAnsi="Symbol" w:hint="default"/>
-      </w:rPr>
-    </w:lvl>
-    <w:lvl w:ilvl="1" w:tplc="40090003" w:tentative="1">
-      <w:start w:val="1"/>
-      <w:numFmt w:val="bullet"/>
-      <w:lvlText w:val="o"/>
-      <w:lvlJc w:val="left"/>
-      <w:pPr>
-        <w:ind w:left="1080" w:hanging="360"/>
-      </w:pPr>
-      <w:rPr>
-        <w:rFonts w:ascii="Courier New" w:hAnsi="Courier New" w:cs="Courier New" w:hint="default"/>
-      </w:rPr>
-    </w:lvl>
-    <w:lvl w:ilvl="2" w:tplc="40090005" w:tentative="1">
-      <w:start w:val="1"/>
-      <w:numFmt w:val="bullet"/>
-      <w:lvlText w:val=""/>
-      <w:lvlJc w:val="left"/>
-      <w:pPr>
-        <w:ind w:left="1800" w:hanging="360"/>
-      </w:pPr>
-      <w:rPr>
-        <w:rFonts w:ascii="Wingdings" w:hAnsi="Wingdings" w:hint="default"/>
-      </w:rPr>
-    </w:lvl>
-    <w:lvl w:ilvl="3" w:tplc="40090001" w:tentative="1">
-      <w:start w:val="1"/>
-      <w:numFmt w:val="bullet"/>
-      <w:lvlText w:val=""/>
-      <w:lvlJc w:val="left"/>
-      <w:pPr>
-        <w:ind w:left="2520" w:hanging="360"/>
-      </w:pPr>
-      <w:rPr>
-        <w:rFonts w:ascii="Symbol" w:hAnsi="Symbol" w:hint="default"/>
-      </w:rPr>
-    </w:lvl>
-    <w:lvl w:ilvl="4" w:tplc="40090003" w:tentative="1">
-      <w:start w:val="1"/>
-      <w:numFmt w:val="bullet"/>
-      <w:lvlText w:val="o"/>
-      <w:lvlJc w:val="left"/>
-      <w:pPr>
-        <w:ind w:left="3240" w:hanging="360"/>
-      </w:pPr>
-      <w:rPr>
-        <w:rFonts w:ascii="Courier New" w:hAnsi="Courier New" w:cs="Courier New" w:hint="default"/>
-      </w:rPr>
-    </w:lvl>
-    <w:lvl w:ilvl="5" w:tplc="40090005" w:tentative="1">
-      <w:start w:val="1"/>
-      <w:numFmt w:val="bullet"/>
-      <w:lvlText w:val=""/>
-      <w:lvlJc w:val="left"/>
-      <w:pPr>
-        <w:ind w:left="3960" w:hanging="360"/>
-      </w:pPr>
-      <w:rPr>
-        <w:rFonts w:ascii="Wingdings" w:hAnsi="Wingdings" w:hint="default"/>
-      </w:rPr>
-    </w:lvl>
-    <w:lvl w:ilvl="6" w:tplc="40090001" w:tentative="1">
-      <w:start w:val="1"/>
-      <w:numFmt w:val="bullet"/>
-      <w:lvlText w:val=""/>
-      <w:lvlJc w:val="left"/>
-      <w:pPr>
-        <w:ind w:left="4680" w:hanging="360"/>
-      </w:pPr>
-      <w:rPr>
-        <w:rFonts w:ascii="Symbol" w:hAnsi="Symbol" w:hint="default"/>
-      </w:rPr>
-    </w:lvl>
-    <w:lvl w:ilvl="7" w:tplc="40090003" w:tentative="1">
-      <w:start w:val="1"/>
-      <w:numFmt w:val="bullet"/>
-      <w:lvlText w:val="o"/>
-      <w:lvlJc w:val="left"/>
-      <w:pPr>
-        <w:ind w:left="5400" w:hanging="360"/>
-      </w:pPr>
-      <w:rPr>
-        <w:rFonts w:ascii="Courier New" w:hAnsi="Courier New" w:cs="Courier New" w:hint="default"/>
-      </w:rPr>
-    </w:lvl>
-    <w:lvl w:ilvl="8" w:tplc="40090005" w:tentative="1">
-      <w:start w:val="1"/>
-      <w:numFmt w:val="bullet"/>
-      <w:lvlText w:val=""/>
-      <w:lvlJc w:val="left"/>
-      <w:pPr>
-        <w:ind w:left="6120" w:hanging="360"/>
-      </w:pPr>
-      <w:rPr>
-        <w:rFonts w:ascii="Wingdings" w:hAnsi="Wingdings" w:hint="default"/>
-      </w:rPr>
-    </w:lvl>
-  </w:abstractNum>
-  <w:abstractNum w:abstractNumId="9" w15:restartNumberingAfterBreak="0">
-    <w:nsid w:val="2CA6276E"/>
-    <w:multiLevelType w:val="multilevel"/>
-    <w:tmpl w:val="AC1A0B88"/>
-    <w:lvl w:ilvl="0">
-      <w:start w:val="1"/>
-      <w:numFmt w:val="bullet"/>
-      <w:lvlText w:val=""/>
-      <w:lvlJc w:val="left"/>
-      <w:pPr>
-        <w:tabs>
-          <w:tab w:val="num" w:pos="720"/>
-        </w:tabs>
-        <w:ind w:left="720" w:hanging="360"/>
-      </w:pPr>
-      <w:rPr>
-        <w:rFonts w:ascii="Symbol" w:hAnsi="Symbol" w:hint="default"/>
-        <w:sz w:val="20"/>
-      </w:rPr>
-    </w:lvl>
-    <w:lvl w:ilvl="1" w:tentative="1">
-      <w:start w:val="1"/>
-      <w:numFmt w:val="bullet"/>
-      <w:lvlText w:val="o"/>
-      <w:lvlJc w:val="left"/>
-      <w:pPr>
-        <w:tabs>
-          <w:tab w:val="num" w:pos="1440"/>
-        </w:tabs>
-        <w:ind w:left="1440" w:hanging="360"/>
-      </w:pPr>
-      <w:rPr>
-        <w:rFonts w:ascii="Courier New" w:hAnsi="Courier New" w:hint="default"/>
-        <w:sz w:val="20"/>
-      </w:rPr>
-    </w:lvl>
-    <w:lvl w:ilvl="2" w:tentative="1">
-      <w:start w:val="1"/>
-      <w:numFmt w:val="bullet"/>
-      <w:lvlText w:val=""/>
-      <w:lvlJc w:val="left"/>
-      <w:pPr>
-        <w:tabs>
-          <w:tab w:val="num" w:pos="2160"/>
-        </w:tabs>
-        <w:ind w:left="2160" w:hanging="360"/>
-      </w:pPr>
-      <w:rPr>
-        <w:rFonts w:ascii="Wingdings" w:hAnsi="Wingdings" w:hint="default"/>
-        <w:sz w:val="20"/>
-      </w:rPr>
-    </w:lvl>
-    <w:lvl w:ilvl="3" w:tentative="1">
-      <w:start w:val="1"/>
-      <w:numFmt w:val="bullet"/>
-      <w:lvlText w:val=""/>
-      <w:lvlJc w:val="left"/>
-      <w:pPr>
-        <w:tabs>
-          <w:tab w:val="num" w:pos="2880"/>
-        </w:tabs>
-        <w:ind w:left="2880" w:hanging="360"/>
-      </w:pPr>
-      <w:rPr>
-        <w:rFonts w:ascii="Wingdings" w:hAnsi="Wingdings" w:hint="default"/>
-        <w:sz w:val="20"/>
-      </w:rPr>
-    </w:lvl>
-    <w:lvl w:ilvl="4" w:tentative="1">
-      <w:start w:val="1"/>
-      <w:numFmt w:val="bullet"/>
-      <w:lvlText w:val=""/>
-      <w:lvlJc w:val="left"/>
-      <w:pPr>
-        <w:tabs>
-          <w:tab w:val="num" w:pos="3600"/>
-        </w:tabs>
-        <w:ind w:left="3600" w:hanging="360"/>
-      </w:pPr>
-      <w:rPr>
-        <w:rFonts w:ascii="Wingdings" w:hAnsi="Wingdings" w:hint="default"/>
-        <w:sz w:val="20"/>
-      </w:rPr>
-    </w:lvl>
-    <w:lvl w:ilvl="5" w:tentative="1">
-      <w:start w:val="1"/>
-      <w:numFmt w:val="bullet"/>
-      <w:lvlText w:val=""/>
-      <w:lvlJc w:val="left"/>
-      <w:pPr>
-        <w:tabs>
-          <w:tab w:val="num" w:pos="4320"/>
-        </w:tabs>
-        <w:ind w:left="4320" w:hanging="360"/>
-      </w:pPr>
-      <w:rPr>
-        <w:rFonts w:ascii="Wingdings" w:hAnsi="Wingdings" w:hint="default"/>
-        <w:sz w:val="20"/>
-      </w:rPr>
-    </w:lvl>
-    <w:lvl w:ilvl="6" w:tentative="1">
-      <w:start w:val="1"/>
-      <w:numFmt w:val="bullet"/>
-      <w:lvlText w:val=""/>
-      <w:lvlJc w:val="left"/>
-      <w:pPr>
-        <w:tabs>
-          <w:tab w:val="num" w:pos="5040"/>
-        </w:tabs>
-        <w:ind w:left="5040" w:hanging="360"/>
-      </w:pPr>
-      <w:rPr>
-        <w:rFonts w:ascii="Wingdings" w:hAnsi="Wingdings" w:hint="default"/>
-        <w:sz w:val="20"/>
-      </w:rPr>
-    </w:lvl>
-    <w:lvl w:ilvl="7" w:tentative="1">
-      <w:start w:val="1"/>
-      <w:numFmt w:val="bullet"/>
-      <w:lvlText w:val=""/>
-      <w:lvlJc w:val="left"/>
-      <w:pPr>
-        <w:tabs>
-          <w:tab w:val="num" w:pos="5760"/>
-        </w:tabs>
-        <w:ind w:left="5760" w:hanging="360"/>
-      </w:pPr>
-      <w:rPr>
-        <w:rFonts w:ascii="Wingdings" w:hAnsi="Wingdings" w:hint="default"/>
-        <w:sz w:val="20"/>
-      </w:rPr>
-    </w:lvl>
-    <w:lvl w:ilvl="8" w:tentative="1">
-      <w:start w:val="1"/>
-      <w:numFmt w:val="bullet"/>
-      <w:lvlText w:val=""/>
-      <w:lvlJc w:val="left"/>
-      <w:pPr>
-        <w:tabs>
-          <w:tab w:val="num" w:pos="6480"/>
-        </w:tabs>
-        <w:ind w:left="6480" w:hanging="360"/>
-      </w:pPr>
-      <w:rPr>
-        <w:rFonts w:ascii="Wingdings" w:hAnsi="Wingdings" w:hint="default"/>
-        <w:sz w:val="20"/>
-      </w:rPr>
-    </w:lvl>
-  </w:abstractNum>
-  <w:abstractNum w:abstractNumId="10" w15:restartNumberingAfterBreak="0">
-    <w:nsid w:val="2CC967FD"/>
-    <w:multiLevelType w:val="multilevel"/>
-    <w:tmpl w:val="58FAE99C"/>
-    <w:lvl w:ilvl="0">
-      <w:start w:val="1"/>
-      <w:numFmt w:val="bullet"/>
-      <w:lvlText w:val=""/>
-      <w:lvlJc w:val="left"/>
-      <w:pPr>
-        <w:tabs>
-          <w:tab w:val="num" w:pos="720"/>
-        </w:tabs>
-        <w:ind w:left="720" w:hanging="360"/>
-      </w:pPr>
-      <w:rPr>
-        <w:rFonts w:ascii="Symbol" w:hAnsi="Symbol" w:hint="default"/>
-        <w:sz w:val="20"/>
-      </w:rPr>
-    </w:lvl>
-    <w:lvl w:ilvl="1" w:tentative="1">
-      <w:start w:val="1"/>
-      <w:numFmt w:val="bullet"/>
-      <w:lvlText w:val="o"/>
-      <w:lvlJc w:val="left"/>
-      <w:pPr>
-        <w:tabs>
-          <w:tab w:val="num" w:pos="1440"/>
-        </w:tabs>
-        <w:ind w:left="1440" w:hanging="360"/>
-      </w:pPr>
-      <w:rPr>
-        <w:rFonts w:ascii="Courier New" w:hAnsi="Courier New" w:hint="default"/>
-        <w:sz w:val="20"/>
-      </w:rPr>
-    </w:lvl>
-    <w:lvl w:ilvl="2" w:tentative="1">
-      <w:start w:val="1"/>
-      <w:numFmt w:val="bullet"/>
-      <w:lvlText w:val=""/>
-      <w:lvlJc w:val="left"/>
-      <w:pPr>
-        <w:tabs>
-          <w:tab w:val="num" w:pos="2160"/>
-        </w:tabs>
-        <w:ind w:left="2160" w:hanging="360"/>
-      </w:pPr>
-      <w:rPr>
-        <w:rFonts w:ascii="Wingdings" w:hAnsi="Wingdings" w:hint="default"/>
-        <w:sz w:val="20"/>
-      </w:rPr>
-    </w:lvl>
-    <w:lvl w:ilvl="3" w:tentative="1">
-      <w:start w:val="1"/>
-      <w:numFmt w:val="bullet"/>
-      <w:lvlText w:val=""/>
-      <w:lvlJc w:val="left"/>
-      <w:pPr>
-        <w:tabs>
-          <w:tab w:val="num" w:pos="2880"/>
-        </w:tabs>
-        <w:ind w:left="2880" w:hanging="360"/>
-      </w:pPr>
-      <w:rPr>
-        <w:rFonts w:ascii="Wingdings" w:hAnsi="Wingdings" w:hint="default"/>
-        <w:sz w:val="20"/>
-      </w:rPr>
-    </w:lvl>
-    <w:lvl w:ilvl="4" w:tentative="1">
-      <w:start w:val="1"/>
-      <w:numFmt w:val="bullet"/>
-      <w:lvlText w:val=""/>
-      <w:lvlJc w:val="left"/>
-      <w:pPr>
-        <w:tabs>
-          <w:tab w:val="num" w:pos="3600"/>
-        </w:tabs>
-        <w:ind w:left="3600" w:hanging="360"/>
-      </w:pPr>
-      <w:rPr>
-        <w:rFonts w:ascii="Wingdings" w:hAnsi="Wingdings" w:hint="default"/>
-        <w:sz w:val="20"/>
-      </w:rPr>
-    </w:lvl>
-    <w:lvl w:ilvl="5" w:tentative="1">
-      <w:start w:val="1"/>
-      <w:numFmt w:val="bullet"/>
-      <w:lvlText w:val=""/>
-      <w:lvlJc w:val="left"/>
-      <w:pPr>
-        <w:tabs>
-          <w:tab w:val="num" w:pos="4320"/>
-        </w:tabs>
-        <w:ind w:left="4320" w:hanging="360"/>
-      </w:pPr>
-      <w:rPr>
-        <w:rFonts w:ascii="Wingdings" w:hAnsi="Wingdings" w:hint="default"/>
-        <w:sz w:val="20"/>
-      </w:rPr>
-    </w:lvl>
-    <w:lvl w:ilvl="6" w:tentative="1">
-      <w:start w:val="1"/>
-      <w:numFmt w:val="bullet"/>
-      <w:lvlText w:val=""/>
-      <w:lvlJc w:val="left"/>
-      <w:pPr>
-        <w:tabs>
-          <w:tab w:val="num" w:pos="5040"/>
-        </w:tabs>
-        <w:ind w:left="5040" w:hanging="360"/>
-      </w:pPr>
-      <w:rPr>
-        <w:rFonts w:ascii="Wingdings" w:hAnsi="Wingdings" w:hint="default"/>
-        <w:sz w:val="20"/>
-      </w:rPr>
-    </w:lvl>
-    <w:lvl w:ilvl="7" w:tentative="1">
-      <w:start w:val="1"/>
-      <w:numFmt w:val="bullet"/>
-      <w:lvlText w:val=""/>
-      <w:lvlJc w:val="left"/>
-      <w:pPr>
-        <w:tabs>
-          <w:tab w:val="num" w:pos="5760"/>
-        </w:tabs>
-        <w:ind w:left="5760" w:hanging="360"/>
-      </w:pPr>
-      <w:rPr>
-        <w:rFonts w:ascii="Wingdings" w:hAnsi="Wingdings" w:hint="default"/>
-        <w:sz w:val="20"/>
-      </w:rPr>
-    </w:lvl>
-    <w:lvl w:ilvl="8" w:tentative="1">
-      <w:start w:val="1"/>
-      <w:numFmt w:val="bullet"/>
-      <w:lvlText w:val=""/>
-      <w:lvlJc w:val="left"/>
-      <w:pPr>
-        <w:tabs>
-          <w:tab w:val="num" w:pos="6480"/>
-        </w:tabs>
-        <w:ind w:left="6480" w:hanging="360"/>
-      </w:pPr>
-      <w:rPr>
-        <w:rFonts w:ascii="Wingdings" w:hAnsi="Wingdings" w:hint="default"/>
-        <w:sz w:val="20"/>
-      </w:rPr>
-    </w:lvl>
-  </w:abstractNum>
-  <w:abstractNum w:abstractNumId="11" w15:restartNumberingAfterBreak="0">
-    <w:nsid w:val="2D664E3E"/>
-    <w:multiLevelType w:val="hybridMultilevel"/>
-    <w:tmpl w:val="C6D8F3C0"/>
-    <w:lvl w:ilvl="0" w:tplc="3C804F86">
-      <w:start w:val="1"/>
-      <w:numFmt w:val="bullet"/>
-      <w:lvlText w:val=""/>
-      <w:lvlJc w:val="right"/>
-      <w:pPr>
-        <w:ind w:left="360" w:hanging="360"/>
-      </w:pPr>
-      <w:rPr>
-        <w:rFonts w:ascii="Symbol" w:hAnsi="Symbol" w:hint="default"/>
-      </w:rPr>
-    </w:lvl>
-    <w:lvl w:ilvl="1" w:tplc="40090003" w:tentative="1">
-      <w:start w:val="1"/>
-      <w:numFmt w:val="bullet"/>
-      <w:lvlText w:val="o"/>
-      <w:lvlJc w:val="left"/>
-      <w:pPr>
-        <w:ind w:left="1080" w:hanging="360"/>
-      </w:pPr>
-      <w:rPr>
-        <w:rFonts w:ascii="Courier New" w:hAnsi="Courier New" w:cs="Courier New" w:hint="default"/>
-      </w:rPr>
-    </w:lvl>
-    <w:lvl w:ilvl="2" w:tplc="40090005" w:tentative="1">
-      <w:start w:val="1"/>
-      <w:numFmt w:val="bullet"/>
-      <w:lvlText w:val=""/>
-      <w:lvlJc w:val="left"/>
-      <w:pPr>
-        <w:ind w:left="1800" w:hanging="360"/>
-      </w:pPr>
-      <w:rPr>
-        <w:rFonts w:ascii="Wingdings" w:hAnsi="Wingdings" w:hint="default"/>
-      </w:rPr>
-    </w:lvl>
-    <w:lvl w:ilvl="3" w:tplc="40090001" w:tentative="1">
-      <w:start w:val="1"/>
-      <w:numFmt w:val="bullet"/>
-      <w:lvlText w:val=""/>
-      <w:lvlJc w:val="left"/>
-      <w:pPr>
-        <w:ind w:left="2520" w:hanging="360"/>
-      </w:pPr>
-      <w:rPr>
-        <w:rFonts w:ascii="Symbol" w:hAnsi="Symbol" w:hint="default"/>
-      </w:rPr>
-    </w:lvl>
-    <w:lvl w:ilvl="4" w:tplc="40090003" w:tentative="1">
-      <w:start w:val="1"/>
-      <w:numFmt w:val="bullet"/>
-      <w:lvlText w:val="o"/>
-      <w:lvlJc w:val="left"/>
-      <w:pPr>
-        <w:ind w:left="3240" w:hanging="360"/>
-      </w:pPr>
-      <w:rPr>
-        <w:rFonts w:ascii="Courier New" w:hAnsi="Courier New" w:cs="Courier New" w:hint="default"/>
-      </w:rPr>
-    </w:lvl>
-    <w:lvl w:ilvl="5" w:tplc="40090005" w:tentative="1">
-      <w:start w:val="1"/>
-      <w:numFmt w:val="bullet"/>
-      <w:lvlText w:val=""/>
-      <w:lvlJc w:val="left"/>
-      <w:pPr>
-        <w:ind w:left="3960" w:hanging="360"/>
-      </w:pPr>
-      <w:rPr>
-        <w:rFonts w:ascii="Wingdings" w:hAnsi="Wingdings" w:hint="default"/>
-      </w:rPr>
-    </w:lvl>
-    <w:lvl w:ilvl="6" w:tplc="40090001" w:tentative="1">
-      <w:start w:val="1"/>
-      <w:numFmt w:val="bullet"/>
-      <w:lvlText w:val=""/>
-      <w:lvlJc w:val="left"/>
-      <w:pPr>
-        <w:ind w:left="4680" w:hanging="360"/>
-      </w:pPr>
-      <w:rPr>
-        <w:rFonts w:ascii="Symbol" w:hAnsi="Symbol" w:hint="default"/>
-      </w:rPr>
-    </w:lvl>
-    <w:lvl w:ilvl="7" w:tplc="40090003" w:tentative="1">
-      <w:start w:val="1"/>
-      <w:numFmt w:val="bullet"/>
-      <w:lvlText w:val="o"/>
-      <w:lvlJc w:val="left"/>
-      <w:pPr>
-        <w:ind w:left="5400" w:hanging="360"/>
-      </w:pPr>
-      <w:rPr>
-        <w:rFonts w:ascii="Courier New" w:hAnsi="Courier New" w:cs="Courier New" w:hint="default"/>
-      </w:rPr>
-    </w:lvl>
-    <w:lvl w:ilvl="8" w:tplc="40090005" w:tentative="1">
-      <w:start w:val="1"/>
-      <w:numFmt w:val="bullet"/>
-      <w:lvlText w:val=""/>
-      <w:lvlJc w:val="left"/>
-      <w:pPr>
-        <w:ind w:left="6120" w:hanging="360"/>
-      </w:pPr>
-      <w:rPr>
-        <w:rFonts w:ascii="Wingdings" w:hAnsi="Wingdings" w:hint="default"/>
-      </w:rPr>
-    </w:lvl>
-  </w:abstractNum>
-  <w:abstractNum w:abstractNumId="12" w15:restartNumberingAfterBreak="0">
-    <w:nsid w:val="2D8F7A19"/>
-    <w:multiLevelType w:val="hybridMultilevel"/>
-    <w:tmpl w:val="BC546AD6"/>
-    <w:lvl w:ilvl="0" w:tplc="4009000D">
-      <w:start w:val="1"/>
-      <w:numFmt w:val="bullet"/>
-      <w:lvlText w:val=""/>
-      <w:lvlJc w:val="left"/>
-      <w:pPr>
-        <w:ind w:left="360" w:hanging="360"/>
-      </w:pPr>
-      <w:rPr>
-        <w:rFonts w:ascii="Wingdings" w:hAnsi="Wingdings" w:hint="default"/>
-      </w:rPr>
-    </w:lvl>
-    <w:lvl w:ilvl="1" w:tplc="40090003" w:tentative="1">
-      <w:start w:val="1"/>
-      <w:numFmt w:val="bullet"/>
-      <w:lvlText w:val="o"/>
-      <w:lvlJc w:val="left"/>
-      <w:pPr>
-        <w:ind w:left="1080" w:hanging="360"/>
-      </w:pPr>
-      <w:rPr>
-        <w:rFonts w:ascii="Courier New" w:hAnsi="Courier New" w:cs="Courier New" w:hint="default"/>
-      </w:rPr>
-    </w:lvl>
-    <w:lvl w:ilvl="2" w:tplc="40090005" w:tentative="1">
-      <w:start w:val="1"/>
-      <w:numFmt w:val="bullet"/>
-      <w:lvlText w:val=""/>
-      <w:lvlJc w:val="left"/>
-      <w:pPr>
-        <w:ind w:left="1800" w:hanging="360"/>
-      </w:pPr>
-      <w:rPr>
-        <w:rFonts w:ascii="Wingdings" w:hAnsi="Wingdings" w:hint="default"/>
-      </w:rPr>
-    </w:lvl>
-    <w:lvl w:ilvl="3" w:tplc="40090001" w:tentative="1">
-      <w:start w:val="1"/>
-      <w:numFmt w:val="bullet"/>
-      <w:lvlText w:val=""/>
-      <w:lvlJc w:val="left"/>
-      <w:pPr>
-        <w:ind w:left="2520" w:hanging="360"/>
-      </w:pPr>
-      <w:rPr>
-        <w:rFonts w:ascii="Symbol" w:hAnsi="Symbol" w:hint="default"/>
-      </w:rPr>
-    </w:lvl>
-    <w:lvl w:ilvl="4" w:tplc="40090003" w:tentative="1">
-      <w:start w:val="1"/>
-      <w:numFmt w:val="bullet"/>
-      <w:lvlText w:val="o"/>
-      <w:lvlJc w:val="left"/>
-      <w:pPr>
-        <w:ind w:left="3240" w:hanging="360"/>
-      </w:pPr>
-      <w:rPr>
-        <w:rFonts w:ascii="Courier New" w:hAnsi="Courier New" w:cs="Courier New" w:hint="default"/>
-      </w:rPr>
-    </w:lvl>
-    <w:lvl w:ilvl="5" w:tplc="40090005" w:tentative="1">
-      <w:start w:val="1"/>
-      <w:numFmt w:val="bullet"/>
-      <w:lvlText w:val=""/>
-      <w:lvlJc w:val="left"/>
-      <w:pPr>
-        <w:ind w:left="3960" w:hanging="360"/>
-      </w:pPr>
-      <w:rPr>
-        <w:rFonts w:ascii="Wingdings" w:hAnsi="Wingdings" w:hint="default"/>
-      </w:rPr>
-    </w:lvl>
-    <w:lvl w:ilvl="6" w:tplc="40090001" w:tentative="1">
-      <w:start w:val="1"/>
-      <w:numFmt w:val="bullet"/>
-      <w:lvlText w:val=""/>
-      <w:lvlJc w:val="left"/>
-      <w:pPr>
-        <w:ind w:left="4680" w:hanging="360"/>
-      </w:pPr>
-      <w:rPr>
-        <w:rFonts w:ascii="Symbol" w:hAnsi="Symbol" w:hint="default"/>
-      </w:rPr>
-    </w:lvl>
-    <w:lvl w:ilvl="7" w:tplc="40090003" w:tentative="1">
-      <w:start w:val="1"/>
-      <w:numFmt w:val="bullet"/>
-      <w:lvlText w:val="o"/>
-      <w:lvlJc w:val="left"/>
-      <w:pPr>
-        <w:ind w:left="5400" w:hanging="360"/>
-      </w:pPr>
-      <w:rPr>
-        <w:rFonts w:ascii="Courier New" w:hAnsi="Courier New" w:cs="Courier New" w:hint="default"/>
-      </w:rPr>
-    </w:lvl>
-    <w:lvl w:ilvl="8" w:tplc="40090005" w:tentative="1">
-      <w:start w:val="1"/>
-      <w:numFmt w:val="bullet"/>
-      <w:lvlText w:val=""/>
-      <w:lvlJc w:val="left"/>
-      <w:pPr>
-        <w:ind w:left="6120" w:hanging="360"/>
-      </w:pPr>
-      <w:rPr>
-        <w:rFonts w:ascii="Wingdings" w:hAnsi="Wingdings" w:hint="default"/>
-      </w:rPr>
-    </w:lvl>
-  </w:abstractNum>
-  <w:abstractNum w:abstractNumId="13" w15:restartNumberingAfterBreak="0">
-    <w:nsid w:val="2F730011"/>
-    <w:multiLevelType w:val="multilevel"/>
-    <w:tmpl w:val="524E01BE"/>
-    <w:lvl w:ilvl="0">
-      <w:start w:val="14"/>
-      <w:numFmt w:val="decimal"/>
-      <w:lvlText w:val="%1."/>
-      <w:lvlJc w:val="left"/>
-      <w:pPr>
-        <w:tabs>
-          <w:tab w:val="num" w:pos="720"/>
-        </w:tabs>
-        <w:ind w:left="720" w:hanging="360"/>
-      </w:pPr>
-    </w:lvl>
-    <w:lvl w:ilvl="1">
-      <w:start w:val="1"/>
-      <w:numFmt w:val="decimal"/>
-      <w:lvlText w:val="%2."/>
-      <w:lvlJc w:val="left"/>
-      <w:pPr>
-        <w:tabs>
-          <w:tab w:val="num" w:pos="1440"/>
-        </w:tabs>
-        <w:ind w:left="1440" w:hanging="360"/>
-      </w:pPr>
-    </w:lvl>
-    <w:lvl w:ilvl="2">
-      <w:start w:val="1"/>
-      <w:numFmt w:val="decimal"/>
-      <w:lvlText w:val="%3."/>
-      <w:lvlJc w:val="left"/>
-      <w:pPr>
-        <w:tabs>
-          <w:tab w:val="num" w:pos="2160"/>
-        </w:tabs>
-        <w:ind w:left="2160" w:hanging="360"/>
-      </w:pPr>
-    </w:lvl>
-    <w:lvl w:ilvl="3">
-      <w:start w:val="1"/>
-      <w:numFmt w:val="decimal"/>
-      <w:lvlText w:val="%4."/>
-      <w:lvlJc w:val="left"/>
-      <w:pPr>
-        <w:tabs>
-          <w:tab w:val="num" w:pos="2880"/>
-        </w:tabs>
-        <w:ind w:left="2880" w:hanging="360"/>
-      </w:pPr>
-    </w:lvl>
-    <w:lvl w:ilvl="4">
-      <w:start w:val="1"/>
-      <w:numFmt w:val="decimal"/>
-      <w:lvlText w:val="%5."/>
-      <w:lvlJc w:val="left"/>
-      <w:pPr>
-        <w:tabs>
-          <w:tab w:val="num" w:pos="3600"/>
-        </w:tabs>
-        <w:ind w:left="3600" w:hanging="360"/>
-      </w:pPr>
-    </w:lvl>
-    <w:lvl w:ilvl="5">
-      <w:start w:val="1"/>
-      <w:numFmt w:val="decimal"/>
-      <w:lvlText w:val="%6."/>
-      <w:lvlJc w:val="left"/>
-      <w:pPr>
-        <w:tabs>
-          <w:tab w:val="num" w:pos="4320"/>
-        </w:tabs>
-        <w:ind w:left="4320" w:hanging="360"/>
-      </w:pPr>
-    </w:lvl>
-    <w:lvl w:ilvl="6">
-      <w:start w:val="1"/>
-      <w:numFmt w:val="decimal"/>
-      <w:lvlText w:val="%7."/>
-      <w:lvlJc w:val="left"/>
-      <w:pPr>
-        <w:tabs>
-          <w:tab w:val="num" w:pos="5040"/>
-        </w:tabs>
-        <w:ind w:left="5040" w:hanging="360"/>
-      </w:pPr>
-    </w:lvl>
-    <w:lvl w:ilvl="7">
-      <w:start w:val="1"/>
-      <w:numFmt w:val="decimal"/>
-      <w:lvlText w:val="%8."/>
-      <w:lvlJc w:val="left"/>
-      <w:pPr>
-        <w:tabs>
-          <w:tab w:val="num" w:pos="5760"/>
-        </w:tabs>
-        <w:ind w:left="5760" w:hanging="360"/>
-      </w:pPr>
-    </w:lvl>
-    <w:lvl w:ilvl="8">
-      <w:start w:val="1"/>
-      <w:numFmt w:val="decimal"/>
-      <w:lvlText w:val="%9."/>
-      <w:lvlJc w:val="left"/>
-      <w:pPr>
-        <w:tabs>
-          <w:tab w:val="num" w:pos="6480"/>
-        </w:tabs>
-        <w:ind w:left="6480" w:hanging="360"/>
-      </w:pPr>
-    </w:lvl>
-  </w:abstractNum>
-  <w:abstractNum w:abstractNumId="14" w15:restartNumberingAfterBreak="0">
     <w:nsid w:val="3072509A"/>
     <w:multiLevelType w:val="multilevel"/>
     <w:tmpl w:val="BD421954"/>
@@ -4261,10 +6271,10 @@
       </w:rPr>
     </w:lvl>
   </w:abstractNum>
-  <w:abstractNum w:abstractNumId="15" w15:restartNumberingAfterBreak="0">
+  <w:abstractNum w:abstractNumId="9" w15:restartNumberingAfterBreak="0">
     <w:nsid w:val="318039D6"/>
     <w:multiLevelType w:val="hybridMultilevel"/>
-    <w:tmpl w:val="41A6F084"/>
+    <w:tmpl w:val="CA8017D6"/>
     <w:lvl w:ilvl="0" w:tplc="40090009">
       <w:start w:val="1"/>
       <w:numFmt w:val="bullet"/>
@@ -4374,7 +6384,7 @@
       </w:rPr>
     </w:lvl>
   </w:abstractNum>
-  <w:abstractNum w:abstractNumId="16" w15:restartNumberingAfterBreak="0">
+  <w:abstractNum w:abstractNumId="10" w15:restartNumberingAfterBreak="0">
     <w:nsid w:val="33824B91"/>
     <w:multiLevelType w:val="multilevel"/>
     <w:tmpl w:val="92A079B4"/>
@@ -4523,233 +6533,7 @@
       </w:rPr>
     </w:lvl>
   </w:abstractNum>
-  <w:abstractNum w:abstractNumId="17" w15:restartNumberingAfterBreak="0">
-    <w:nsid w:val="394A0358"/>
-    <w:multiLevelType w:val="hybridMultilevel"/>
-    <w:tmpl w:val="00A87344"/>
-    <w:lvl w:ilvl="0" w:tplc="40090003">
-      <w:start w:val="1"/>
-      <w:numFmt w:val="bullet"/>
-      <w:lvlText w:val="o"/>
-      <w:lvlJc w:val="left"/>
-      <w:pPr>
-        <w:ind w:left="720" w:hanging="360"/>
-      </w:pPr>
-      <w:rPr>
-        <w:rFonts w:ascii="Courier New" w:hAnsi="Courier New" w:cs="Courier New" w:hint="default"/>
-      </w:rPr>
-    </w:lvl>
-    <w:lvl w:ilvl="1" w:tplc="40090003" w:tentative="1">
-      <w:start w:val="1"/>
-      <w:numFmt w:val="bullet"/>
-      <w:lvlText w:val="o"/>
-      <w:lvlJc w:val="left"/>
-      <w:pPr>
-        <w:ind w:left="1440" w:hanging="360"/>
-      </w:pPr>
-      <w:rPr>
-        <w:rFonts w:ascii="Courier New" w:hAnsi="Courier New" w:cs="Courier New" w:hint="default"/>
-      </w:rPr>
-    </w:lvl>
-    <w:lvl w:ilvl="2" w:tplc="40090005" w:tentative="1">
-      <w:start w:val="1"/>
-      <w:numFmt w:val="bullet"/>
-      <w:lvlText w:val=""/>
-      <w:lvlJc w:val="left"/>
-      <w:pPr>
-        <w:ind w:left="2160" w:hanging="360"/>
-      </w:pPr>
-      <w:rPr>
-        <w:rFonts w:ascii="Wingdings" w:hAnsi="Wingdings" w:hint="default"/>
-      </w:rPr>
-    </w:lvl>
-    <w:lvl w:ilvl="3" w:tplc="40090001" w:tentative="1">
-      <w:start w:val="1"/>
-      <w:numFmt w:val="bullet"/>
-      <w:lvlText w:val=""/>
-      <w:lvlJc w:val="left"/>
-      <w:pPr>
-        <w:ind w:left="2880" w:hanging="360"/>
-      </w:pPr>
-      <w:rPr>
-        <w:rFonts w:ascii="Symbol" w:hAnsi="Symbol" w:hint="default"/>
-      </w:rPr>
-    </w:lvl>
-    <w:lvl w:ilvl="4" w:tplc="40090003" w:tentative="1">
-      <w:start w:val="1"/>
-      <w:numFmt w:val="bullet"/>
-      <w:lvlText w:val="o"/>
-      <w:lvlJc w:val="left"/>
-      <w:pPr>
-        <w:ind w:left="3600" w:hanging="360"/>
-      </w:pPr>
-      <w:rPr>
-        <w:rFonts w:ascii="Courier New" w:hAnsi="Courier New" w:cs="Courier New" w:hint="default"/>
-      </w:rPr>
-    </w:lvl>
-    <w:lvl w:ilvl="5" w:tplc="40090005" w:tentative="1">
-      <w:start w:val="1"/>
-      <w:numFmt w:val="bullet"/>
-      <w:lvlText w:val=""/>
-      <w:lvlJc w:val="left"/>
-      <w:pPr>
-        <w:ind w:left="4320" w:hanging="360"/>
-      </w:pPr>
-      <w:rPr>
-        <w:rFonts w:ascii="Wingdings" w:hAnsi="Wingdings" w:hint="default"/>
-      </w:rPr>
-    </w:lvl>
-    <w:lvl w:ilvl="6" w:tplc="40090001" w:tentative="1">
-      <w:start w:val="1"/>
-      <w:numFmt w:val="bullet"/>
-      <w:lvlText w:val=""/>
-      <w:lvlJc w:val="left"/>
-      <w:pPr>
-        <w:ind w:left="5040" w:hanging="360"/>
-      </w:pPr>
-      <w:rPr>
-        <w:rFonts w:ascii="Symbol" w:hAnsi="Symbol" w:hint="default"/>
-      </w:rPr>
-    </w:lvl>
-    <w:lvl w:ilvl="7" w:tplc="40090003" w:tentative="1">
-      <w:start w:val="1"/>
-      <w:numFmt w:val="bullet"/>
-      <w:lvlText w:val="o"/>
-      <w:lvlJc w:val="left"/>
-      <w:pPr>
-        <w:ind w:left="5760" w:hanging="360"/>
-      </w:pPr>
-      <w:rPr>
-        <w:rFonts w:ascii="Courier New" w:hAnsi="Courier New" w:cs="Courier New" w:hint="default"/>
-      </w:rPr>
-    </w:lvl>
-    <w:lvl w:ilvl="8" w:tplc="40090005" w:tentative="1">
-      <w:start w:val="1"/>
-      <w:numFmt w:val="bullet"/>
-      <w:lvlText w:val=""/>
-      <w:lvlJc w:val="left"/>
-      <w:pPr>
-        <w:ind w:left="6480" w:hanging="360"/>
-      </w:pPr>
-      <w:rPr>
-        <w:rFonts w:ascii="Wingdings" w:hAnsi="Wingdings" w:hint="default"/>
-      </w:rPr>
-    </w:lvl>
-  </w:abstractNum>
-  <w:abstractNum w:abstractNumId="18" w15:restartNumberingAfterBreak="0">
-    <w:nsid w:val="3B0852E1"/>
-    <w:multiLevelType w:val="hybridMultilevel"/>
-    <w:tmpl w:val="815AF666"/>
-    <w:lvl w:ilvl="0" w:tplc="3C804F86">
-      <w:start w:val="1"/>
-      <w:numFmt w:val="bullet"/>
-      <w:lvlText w:val=""/>
-      <w:lvlJc w:val="right"/>
-      <w:pPr>
-        <w:ind w:left="360" w:hanging="360"/>
-      </w:pPr>
-      <w:rPr>
-        <w:rFonts w:ascii="Symbol" w:hAnsi="Symbol" w:hint="default"/>
-      </w:rPr>
-    </w:lvl>
-    <w:lvl w:ilvl="1" w:tplc="40090003" w:tentative="1">
-      <w:start w:val="1"/>
-      <w:numFmt w:val="bullet"/>
-      <w:lvlText w:val="o"/>
-      <w:lvlJc w:val="left"/>
-      <w:pPr>
-        <w:ind w:left="1080" w:hanging="360"/>
-      </w:pPr>
-      <w:rPr>
-        <w:rFonts w:ascii="Courier New" w:hAnsi="Courier New" w:cs="Courier New" w:hint="default"/>
-      </w:rPr>
-    </w:lvl>
-    <w:lvl w:ilvl="2" w:tplc="40090005" w:tentative="1">
-      <w:start w:val="1"/>
-      <w:numFmt w:val="bullet"/>
-      <w:lvlText w:val=""/>
-      <w:lvlJc w:val="left"/>
-      <w:pPr>
-        <w:ind w:left="1800" w:hanging="360"/>
-      </w:pPr>
-      <w:rPr>
-        <w:rFonts w:ascii="Wingdings" w:hAnsi="Wingdings" w:hint="default"/>
-      </w:rPr>
-    </w:lvl>
-    <w:lvl w:ilvl="3" w:tplc="40090001" w:tentative="1">
-      <w:start w:val="1"/>
-      <w:numFmt w:val="bullet"/>
-      <w:lvlText w:val=""/>
-      <w:lvlJc w:val="left"/>
-      <w:pPr>
-        <w:ind w:left="2520" w:hanging="360"/>
-      </w:pPr>
-      <w:rPr>
-        <w:rFonts w:ascii="Symbol" w:hAnsi="Symbol" w:hint="default"/>
-      </w:rPr>
-    </w:lvl>
-    <w:lvl w:ilvl="4" w:tplc="40090003" w:tentative="1">
-      <w:start w:val="1"/>
-      <w:numFmt w:val="bullet"/>
-      <w:lvlText w:val="o"/>
-      <w:lvlJc w:val="left"/>
-      <w:pPr>
-        <w:ind w:left="3240" w:hanging="360"/>
-      </w:pPr>
-      <w:rPr>
-        <w:rFonts w:ascii="Courier New" w:hAnsi="Courier New" w:cs="Courier New" w:hint="default"/>
-      </w:rPr>
-    </w:lvl>
-    <w:lvl w:ilvl="5" w:tplc="40090005" w:tentative="1">
-      <w:start w:val="1"/>
-      <w:numFmt w:val="bullet"/>
-      <w:lvlText w:val=""/>
-      <w:lvlJc w:val="left"/>
-      <w:pPr>
-        <w:ind w:left="3960" w:hanging="360"/>
-      </w:pPr>
-      <w:rPr>
-        <w:rFonts w:ascii="Wingdings" w:hAnsi="Wingdings" w:hint="default"/>
-      </w:rPr>
-    </w:lvl>
-    <w:lvl w:ilvl="6" w:tplc="40090001" w:tentative="1">
-      <w:start w:val="1"/>
-      <w:numFmt w:val="bullet"/>
-      <w:lvlText w:val=""/>
-      <w:lvlJc w:val="left"/>
-      <w:pPr>
-        <w:ind w:left="4680" w:hanging="360"/>
-      </w:pPr>
-      <w:rPr>
-        <w:rFonts w:ascii="Symbol" w:hAnsi="Symbol" w:hint="default"/>
-      </w:rPr>
-    </w:lvl>
-    <w:lvl w:ilvl="7" w:tplc="40090003" w:tentative="1">
-      <w:start w:val="1"/>
-      <w:numFmt w:val="bullet"/>
-      <w:lvlText w:val="o"/>
-      <w:lvlJc w:val="left"/>
-      <w:pPr>
-        <w:ind w:left="5400" w:hanging="360"/>
-      </w:pPr>
-      <w:rPr>
-        <w:rFonts w:ascii="Courier New" w:hAnsi="Courier New" w:cs="Courier New" w:hint="default"/>
-      </w:rPr>
-    </w:lvl>
-    <w:lvl w:ilvl="8" w:tplc="40090005" w:tentative="1">
-      <w:start w:val="1"/>
-      <w:numFmt w:val="bullet"/>
-      <w:lvlText w:val=""/>
-      <w:lvlJc w:val="left"/>
-      <w:pPr>
-        <w:ind w:left="6120" w:hanging="360"/>
-      </w:pPr>
-      <w:rPr>
-        <w:rFonts w:ascii="Wingdings" w:hAnsi="Wingdings" w:hint="default"/>
-      </w:rPr>
-    </w:lvl>
-  </w:abstractNum>
-  <w:abstractNum w:abstractNumId="19" w15:restartNumberingAfterBreak="0">
+  <w:abstractNum w:abstractNumId="11" w15:restartNumberingAfterBreak="0">
     <w:nsid w:val="3EF047EF"/>
     <w:multiLevelType w:val="multilevel"/>
     <w:tmpl w:val="A6C07DD8"/>
@@ -4898,233 +6682,7 @@
       </w:rPr>
     </w:lvl>
   </w:abstractNum>
-  <w:abstractNum w:abstractNumId="20" w15:restartNumberingAfterBreak="0">
-    <w:nsid w:val="3F9E58E0"/>
-    <w:multiLevelType w:val="hybridMultilevel"/>
-    <w:tmpl w:val="428C79EA"/>
-    <w:lvl w:ilvl="0" w:tplc="40090009">
-      <w:start w:val="1"/>
-      <w:numFmt w:val="bullet"/>
-      <w:lvlText w:val=""/>
-      <w:lvlJc w:val="left"/>
-      <w:pPr>
-        <w:ind w:left="360" w:hanging="360"/>
-      </w:pPr>
-      <w:rPr>
-        <w:rFonts w:ascii="Wingdings" w:hAnsi="Wingdings" w:hint="default"/>
-      </w:rPr>
-    </w:lvl>
-    <w:lvl w:ilvl="1" w:tplc="40090003">
-      <w:start w:val="1"/>
-      <w:numFmt w:val="bullet"/>
-      <w:lvlText w:val="o"/>
-      <w:lvlJc w:val="left"/>
-      <w:pPr>
-        <w:ind w:left="1080" w:hanging="360"/>
-      </w:pPr>
-      <w:rPr>
-        <w:rFonts w:ascii="Courier New" w:hAnsi="Courier New" w:cs="Courier New" w:hint="default"/>
-      </w:rPr>
-    </w:lvl>
-    <w:lvl w:ilvl="2" w:tplc="40090005">
-      <w:start w:val="1"/>
-      <w:numFmt w:val="bullet"/>
-      <w:lvlText w:val=""/>
-      <w:lvlJc w:val="left"/>
-      <w:pPr>
-        <w:ind w:left="1800" w:hanging="360"/>
-      </w:pPr>
-      <w:rPr>
-        <w:rFonts w:ascii="Wingdings" w:hAnsi="Wingdings" w:hint="default"/>
-      </w:rPr>
-    </w:lvl>
-    <w:lvl w:ilvl="3" w:tplc="40090001">
-      <w:start w:val="1"/>
-      <w:numFmt w:val="bullet"/>
-      <w:lvlText w:val=""/>
-      <w:lvlJc w:val="left"/>
-      <w:pPr>
-        <w:ind w:left="2520" w:hanging="360"/>
-      </w:pPr>
-      <w:rPr>
-        <w:rFonts w:ascii="Symbol" w:hAnsi="Symbol" w:hint="default"/>
-      </w:rPr>
-    </w:lvl>
-    <w:lvl w:ilvl="4" w:tplc="40090003">
-      <w:start w:val="1"/>
-      <w:numFmt w:val="bullet"/>
-      <w:lvlText w:val="o"/>
-      <w:lvlJc w:val="left"/>
-      <w:pPr>
-        <w:ind w:left="3240" w:hanging="360"/>
-      </w:pPr>
-      <w:rPr>
-        <w:rFonts w:ascii="Courier New" w:hAnsi="Courier New" w:cs="Courier New" w:hint="default"/>
-      </w:rPr>
-    </w:lvl>
-    <w:lvl w:ilvl="5" w:tplc="40090005">
-      <w:start w:val="1"/>
-      <w:numFmt w:val="bullet"/>
-      <w:lvlText w:val=""/>
-      <w:lvlJc w:val="left"/>
-      <w:pPr>
-        <w:ind w:left="3960" w:hanging="360"/>
-      </w:pPr>
-      <w:rPr>
-        <w:rFonts w:ascii="Wingdings" w:hAnsi="Wingdings" w:hint="default"/>
-      </w:rPr>
-    </w:lvl>
-    <w:lvl w:ilvl="6" w:tplc="40090001">
-      <w:start w:val="1"/>
-      <w:numFmt w:val="bullet"/>
-      <w:lvlText w:val=""/>
-      <w:lvlJc w:val="left"/>
-      <w:pPr>
-        <w:ind w:left="4680" w:hanging="360"/>
-      </w:pPr>
-      <w:rPr>
-        <w:rFonts w:ascii="Symbol" w:hAnsi="Symbol" w:hint="default"/>
-      </w:rPr>
-    </w:lvl>
-    <w:lvl w:ilvl="7" w:tplc="40090003">
-      <w:start w:val="1"/>
-      <w:numFmt w:val="bullet"/>
-      <w:lvlText w:val="o"/>
-      <w:lvlJc w:val="left"/>
-      <w:pPr>
-        <w:ind w:left="5400" w:hanging="360"/>
-      </w:pPr>
-      <w:rPr>
-        <w:rFonts w:ascii="Courier New" w:hAnsi="Courier New" w:cs="Courier New" w:hint="default"/>
-      </w:rPr>
-    </w:lvl>
-    <w:lvl w:ilvl="8" w:tplc="40090005">
-      <w:start w:val="1"/>
-      <w:numFmt w:val="bullet"/>
-      <w:lvlText w:val=""/>
-      <w:lvlJc w:val="left"/>
-      <w:pPr>
-        <w:ind w:left="6120" w:hanging="360"/>
-      </w:pPr>
-      <w:rPr>
-        <w:rFonts w:ascii="Wingdings" w:hAnsi="Wingdings" w:hint="default"/>
-      </w:rPr>
-    </w:lvl>
-  </w:abstractNum>
-  <w:abstractNum w:abstractNumId="21" w15:restartNumberingAfterBreak="0">
-    <w:nsid w:val="48D9659F"/>
-    <w:multiLevelType w:val="hybridMultilevel"/>
-    <w:tmpl w:val="B68EE36A"/>
-    <w:lvl w:ilvl="0" w:tplc="40090009">
-      <w:start w:val="1"/>
-      <w:numFmt w:val="bullet"/>
-      <w:lvlText w:val=""/>
-      <w:lvlJc w:val="left"/>
-      <w:pPr>
-        <w:ind w:left="360" w:hanging="360"/>
-      </w:pPr>
-      <w:rPr>
-        <w:rFonts w:ascii="Wingdings" w:hAnsi="Wingdings" w:hint="default"/>
-      </w:rPr>
-    </w:lvl>
-    <w:lvl w:ilvl="1" w:tplc="40090003">
-      <w:start w:val="1"/>
-      <w:numFmt w:val="bullet"/>
-      <w:lvlText w:val="o"/>
-      <w:lvlJc w:val="left"/>
-      <w:pPr>
-        <w:ind w:left="1080" w:hanging="360"/>
-      </w:pPr>
-      <w:rPr>
-        <w:rFonts w:ascii="Courier New" w:hAnsi="Courier New" w:cs="Courier New" w:hint="default"/>
-      </w:rPr>
-    </w:lvl>
-    <w:lvl w:ilvl="2" w:tplc="40090005">
-      <w:start w:val="1"/>
-      <w:numFmt w:val="bullet"/>
-      <w:lvlText w:val=""/>
-      <w:lvlJc w:val="left"/>
-      <w:pPr>
-        <w:ind w:left="1800" w:hanging="360"/>
-      </w:pPr>
-      <w:rPr>
-        <w:rFonts w:ascii="Wingdings" w:hAnsi="Wingdings" w:hint="default"/>
-      </w:rPr>
-    </w:lvl>
-    <w:lvl w:ilvl="3" w:tplc="40090001">
-      <w:start w:val="1"/>
-      <w:numFmt w:val="bullet"/>
-      <w:lvlText w:val=""/>
-      <w:lvlJc w:val="left"/>
-      <w:pPr>
-        <w:ind w:left="2520" w:hanging="360"/>
-      </w:pPr>
-      <w:rPr>
-        <w:rFonts w:ascii="Symbol" w:hAnsi="Symbol" w:hint="default"/>
-      </w:rPr>
-    </w:lvl>
-    <w:lvl w:ilvl="4" w:tplc="40090003">
-      <w:start w:val="1"/>
-      <w:numFmt w:val="bullet"/>
-      <w:lvlText w:val="o"/>
-      <w:lvlJc w:val="left"/>
-      <w:pPr>
-        <w:ind w:left="3240" w:hanging="360"/>
-      </w:pPr>
-      <w:rPr>
-        <w:rFonts w:ascii="Courier New" w:hAnsi="Courier New" w:cs="Courier New" w:hint="default"/>
-      </w:rPr>
-    </w:lvl>
-    <w:lvl w:ilvl="5" w:tplc="40090005">
-      <w:start w:val="1"/>
-      <w:numFmt w:val="bullet"/>
-      <w:lvlText w:val=""/>
-      <w:lvlJc w:val="left"/>
-      <w:pPr>
-        <w:ind w:left="3960" w:hanging="360"/>
-      </w:pPr>
-      <w:rPr>
-        <w:rFonts w:ascii="Wingdings" w:hAnsi="Wingdings" w:hint="default"/>
-      </w:rPr>
-    </w:lvl>
-    <w:lvl w:ilvl="6" w:tplc="40090001">
-      <w:start w:val="1"/>
-      <w:numFmt w:val="bullet"/>
-      <w:lvlText w:val=""/>
-      <w:lvlJc w:val="left"/>
-      <w:pPr>
-        <w:ind w:left="4680" w:hanging="360"/>
-      </w:pPr>
-      <w:rPr>
-        <w:rFonts w:ascii="Symbol" w:hAnsi="Symbol" w:hint="default"/>
-      </w:rPr>
-    </w:lvl>
-    <w:lvl w:ilvl="7" w:tplc="40090003">
-      <w:start w:val="1"/>
-      <w:numFmt w:val="bullet"/>
-      <w:lvlText w:val="o"/>
-      <w:lvlJc w:val="left"/>
-      <w:pPr>
-        <w:ind w:left="5400" w:hanging="360"/>
-      </w:pPr>
-      <w:rPr>
-        <w:rFonts w:ascii="Courier New" w:hAnsi="Courier New" w:cs="Courier New" w:hint="default"/>
-      </w:rPr>
-    </w:lvl>
-    <w:lvl w:ilvl="8" w:tplc="40090005">
-      <w:start w:val="1"/>
-      <w:numFmt w:val="bullet"/>
-      <w:lvlText w:val=""/>
-      <w:lvlJc w:val="left"/>
-      <w:pPr>
-        <w:ind w:left="6120" w:hanging="360"/>
-      </w:pPr>
-      <w:rPr>
-        <w:rFonts w:ascii="Wingdings" w:hAnsi="Wingdings" w:hint="default"/>
-      </w:rPr>
-    </w:lvl>
-  </w:abstractNum>
-  <w:abstractNum w:abstractNumId="22" w15:restartNumberingAfterBreak="0">
+  <w:abstractNum w:abstractNumId="12" w15:restartNumberingAfterBreak="0">
     <w:nsid w:val="490F081C"/>
     <w:multiLevelType w:val="multilevel"/>
     <w:tmpl w:val="B8425EA2"/>
@@ -5273,120 +6831,156 @@
       </w:rPr>
     </w:lvl>
   </w:abstractNum>
-  <w:abstractNum w:abstractNumId="23" w15:restartNumberingAfterBreak="0">
-    <w:nsid w:val="51FD0DB4"/>
-    <w:multiLevelType w:val="hybridMultilevel"/>
-    <w:tmpl w:val="A43868AC"/>
-    <w:lvl w:ilvl="0" w:tplc="40090001">
+  <w:abstractNum w:abstractNumId="13" w15:restartNumberingAfterBreak="0">
+    <w:nsid w:val="4C837D07"/>
+    <w:multiLevelType w:val="multilevel"/>
+    <w:tmpl w:val="86ACFBC8"/>
+    <w:lvl w:ilvl="0">
       <w:start w:val="1"/>
       <w:numFmt w:val="bullet"/>
       <w:lvlText w:val=""/>
       <w:lvlJc w:val="left"/>
       <w:pPr>
+        <w:tabs>
+          <w:tab w:val="num" w:pos="720"/>
+        </w:tabs>
+        <w:ind w:left="720" w:hanging="360"/>
+      </w:pPr>
+      <w:rPr>
+        <w:rFonts w:ascii="Symbol" w:hAnsi="Symbol" w:hint="default"/>
+        <w:sz w:val="20"/>
+      </w:rPr>
+    </w:lvl>
+    <w:lvl w:ilvl="1" w:tentative="1">
+      <w:start w:val="1"/>
+      <w:numFmt w:val="bullet"/>
+      <w:lvlText w:val="o"/>
+      <w:lvlJc w:val="left"/>
+      <w:pPr>
+        <w:tabs>
+          <w:tab w:val="num" w:pos="1440"/>
+        </w:tabs>
         <w:ind w:left="1440" w:hanging="360"/>
       </w:pPr>
       <w:rPr>
-        <w:rFonts w:ascii="Symbol" w:hAnsi="Symbol" w:hint="default"/>
-      </w:rPr>
-    </w:lvl>
-    <w:lvl w:ilvl="1" w:tplc="40090003" w:tentative="1">
-      <w:start w:val="1"/>
-      <w:numFmt w:val="bullet"/>
-      <w:lvlText w:val="o"/>
-      <w:lvlJc w:val="left"/>
-      <w:pPr>
+        <w:rFonts w:ascii="Courier New" w:hAnsi="Courier New" w:hint="default"/>
+        <w:sz w:val="20"/>
+      </w:rPr>
+    </w:lvl>
+    <w:lvl w:ilvl="2" w:tentative="1">
+      <w:start w:val="1"/>
+      <w:numFmt w:val="bullet"/>
+      <w:lvlText w:val=""/>
+      <w:lvlJc w:val="left"/>
+      <w:pPr>
+        <w:tabs>
+          <w:tab w:val="num" w:pos="2160"/>
+        </w:tabs>
         <w:ind w:left="2160" w:hanging="360"/>
       </w:pPr>
       <w:rPr>
-        <w:rFonts w:ascii="Courier New" w:hAnsi="Courier New" w:cs="Courier New" w:hint="default"/>
-      </w:rPr>
-    </w:lvl>
-    <w:lvl w:ilvl="2" w:tplc="40090005" w:tentative="1">
-      <w:start w:val="1"/>
-      <w:numFmt w:val="bullet"/>
-      <w:lvlText w:val=""/>
-      <w:lvlJc w:val="left"/>
-      <w:pPr>
+        <w:rFonts w:ascii="Wingdings" w:hAnsi="Wingdings" w:hint="default"/>
+        <w:sz w:val="20"/>
+      </w:rPr>
+    </w:lvl>
+    <w:lvl w:ilvl="3" w:tentative="1">
+      <w:start w:val="1"/>
+      <w:numFmt w:val="bullet"/>
+      <w:lvlText w:val=""/>
+      <w:lvlJc w:val="left"/>
+      <w:pPr>
+        <w:tabs>
+          <w:tab w:val="num" w:pos="2880"/>
+        </w:tabs>
         <w:ind w:left="2880" w:hanging="360"/>
       </w:pPr>
       <w:rPr>
         <w:rFonts w:ascii="Wingdings" w:hAnsi="Wingdings" w:hint="default"/>
-      </w:rPr>
-    </w:lvl>
-    <w:lvl w:ilvl="3" w:tplc="40090001" w:tentative="1">
-      <w:start w:val="1"/>
-      <w:numFmt w:val="bullet"/>
-      <w:lvlText w:val=""/>
-      <w:lvlJc w:val="left"/>
-      <w:pPr>
+        <w:sz w:val="20"/>
+      </w:rPr>
+    </w:lvl>
+    <w:lvl w:ilvl="4" w:tentative="1">
+      <w:start w:val="1"/>
+      <w:numFmt w:val="bullet"/>
+      <w:lvlText w:val=""/>
+      <w:lvlJc w:val="left"/>
+      <w:pPr>
+        <w:tabs>
+          <w:tab w:val="num" w:pos="3600"/>
+        </w:tabs>
         <w:ind w:left="3600" w:hanging="360"/>
       </w:pPr>
       <w:rPr>
-        <w:rFonts w:ascii="Symbol" w:hAnsi="Symbol" w:hint="default"/>
-      </w:rPr>
-    </w:lvl>
-    <w:lvl w:ilvl="4" w:tplc="40090003" w:tentative="1">
-      <w:start w:val="1"/>
-      <w:numFmt w:val="bullet"/>
-      <w:lvlText w:val="o"/>
-      <w:lvlJc w:val="left"/>
-      <w:pPr>
+        <w:rFonts w:ascii="Wingdings" w:hAnsi="Wingdings" w:hint="default"/>
+        <w:sz w:val="20"/>
+      </w:rPr>
+    </w:lvl>
+    <w:lvl w:ilvl="5" w:tentative="1">
+      <w:start w:val="1"/>
+      <w:numFmt w:val="bullet"/>
+      <w:lvlText w:val=""/>
+      <w:lvlJc w:val="left"/>
+      <w:pPr>
+        <w:tabs>
+          <w:tab w:val="num" w:pos="4320"/>
+        </w:tabs>
         <w:ind w:left="4320" w:hanging="360"/>
       </w:pPr>
       <w:rPr>
-        <w:rFonts w:ascii="Courier New" w:hAnsi="Courier New" w:cs="Courier New" w:hint="default"/>
-      </w:rPr>
-    </w:lvl>
-    <w:lvl w:ilvl="5" w:tplc="40090005" w:tentative="1">
-      <w:start w:val="1"/>
-      <w:numFmt w:val="bullet"/>
-      <w:lvlText w:val=""/>
-      <w:lvlJc w:val="left"/>
-      <w:pPr>
+        <w:rFonts w:ascii="Wingdings" w:hAnsi="Wingdings" w:hint="default"/>
+        <w:sz w:val="20"/>
+      </w:rPr>
+    </w:lvl>
+    <w:lvl w:ilvl="6" w:tentative="1">
+      <w:start w:val="1"/>
+      <w:numFmt w:val="bullet"/>
+      <w:lvlText w:val=""/>
+      <w:lvlJc w:val="left"/>
+      <w:pPr>
+        <w:tabs>
+          <w:tab w:val="num" w:pos="5040"/>
+        </w:tabs>
         <w:ind w:left="5040" w:hanging="360"/>
       </w:pPr>
       <w:rPr>
         <w:rFonts w:ascii="Wingdings" w:hAnsi="Wingdings" w:hint="default"/>
-      </w:rPr>
-    </w:lvl>
-    <w:lvl w:ilvl="6" w:tplc="40090001" w:tentative="1">
-      <w:start w:val="1"/>
-      <w:numFmt w:val="bullet"/>
-      <w:lvlText w:val=""/>
-      <w:lvlJc w:val="left"/>
-      <w:pPr>
+        <w:sz w:val="20"/>
+      </w:rPr>
+    </w:lvl>
+    <w:lvl w:ilvl="7" w:tentative="1">
+      <w:start w:val="1"/>
+      <w:numFmt w:val="bullet"/>
+      <w:lvlText w:val=""/>
+      <w:lvlJc w:val="left"/>
+      <w:pPr>
+        <w:tabs>
+          <w:tab w:val="num" w:pos="5760"/>
+        </w:tabs>
         <w:ind w:left="5760" w:hanging="360"/>
       </w:pPr>
       <w:rPr>
-        <w:rFonts w:ascii="Symbol" w:hAnsi="Symbol" w:hint="default"/>
-      </w:rPr>
-    </w:lvl>
-    <w:lvl w:ilvl="7" w:tplc="40090003" w:tentative="1">
-      <w:start w:val="1"/>
-      <w:numFmt w:val="bullet"/>
-      <w:lvlText w:val="o"/>
-      <w:lvlJc w:val="left"/>
-      <w:pPr>
+        <w:rFonts w:ascii="Wingdings" w:hAnsi="Wingdings" w:hint="default"/>
+        <w:sz w:val="20"/>
+      </w:rPr>
+    </w:lvl>
+    <w:lvl w:ilvl="8" w:tentative="1">
+      <w:start w:val="1"/>
+      <w:numFmt w:val="bullet"/>
+      <w:lvlText w:val=""/>
+      <w:lvlJc w:val="left"/>
+      <w:pPr>
+        <w:tabs>
+          <w:tab w:val="num" w:pos="6480"/>
+        </w:tabs>
         <w:ind w:left="6480" w:hanging="360"/>
       </w:pPr>
       <w:rPr>
-        <w:rFonts w:ascii="Courier New" w:hAnsi="Courier New" w:cs="Courier New" w:hint="default"/>
-      </w:rPr>
-    </w:lvl>
-    <w:lvl w:ilvl="8" w:tplc="40090005" w:tentative="1">
-      <w:start w:val="1"/>
-      <w:numFmt w:val="bullet"/>
-      <w:lvlText w:val=""/>
-      <w:lvlJc w:val="left"/>
-      <w:pPr>
-        <w:ind w:left="7200" w:hanging="360"/>
-      </w:pPr>
-      <w:rPr>
-        <w:rFonts w:ascii="Wingdings" w:hAnsi="Wingdings" w:hint="default"/>
+        <w:rFonts w:ascii="Wingdings" w:hAnsi="Wingdings" w:hint="default"/>
+        <w:sz w:val="20"/>
       </w:rPr>
     </w:lvl>
   </w:abstractNum>
-  <w:abstractNum w:abstractNumId="24" w15:restartNumberingAfterBreak="0">
+  <w:abstractNum w:abstractNumId="14" w15:restartNumberingAfterBreak="0">
     <w:nsid w:val="55D21D45"/>
     <w:multiLevelType w:val="multilevel"/>
     <w:tmpl w:val="3E40AAB8"/>
@@ -5535,319 +7129,7 @@
       </w:rPr>
     </w:lvl>
   </w:abstractNum>
-  <w:abstractNum w:abstractNumId="25" w15:restartNumberingAfterBreak="0">
-    <w:nsid w:val="58D7776A"/>
-    <w:multiLevelType w:val="hybridMultilevel"/>
-    <w:tmpl w:val="B4244CD4"/>
-    <w:lvl w:ilvl="0" w:tplc="40090009">
-      <w:start w:val="1"/>
-      <w:numFmt w:val="bullet"/>
-      <w:lvlText w:val=""/>
-      <w:lvlJc w:val="left"/>
-      <w:pPr>
-        <w:ind w:left="360" w:hanging="360"/>
-      </w:pPr>
-      <w:rPr>
-        <w:rFonts w:ascii="Wingdings" w:hAnsi="Wingdings" w:hint="default"/>
-      </w:rPr>
-    </w:lvl>
-    <w:lvl w:ilvl="1" w:tplc="40090003">
-      <w:start w:val="1"/>
-      <w:numFmt w:val="bullet"/>
-      <w:lvlText w:val="o"/>
-      <w:lvlJc w:val="left"/>
-      <w:pPr>
-        <w:ind w:left="1080" w:hanging="360"/>
-      </w:pPr>
-      <w:rPr>
-        <w:rFonts w:ascii="Courier New" w:hAnsi="Courier New" w:cs="Courier New" w:hint="default"/>
-      </w:rPr>
-    </w:lvl>
-    <w:lvl w:ilvl="2" w:tplc="40090005">
-      <w:start w:val="1"/>
-      <w:numFmt w:val="bullet"/>
-      <w:lvlText w:val=""/>
-      <w:lvlJc w:val="left"/>
-      <w:pPr>
-        <w:ind w:left="1800" w:hanging="360"/>
-      </w:pPr>
-      <w:rPr>
-        <w:rFonts w:ascii="Wingdings" w:hAnsi="Wingdings" w:hint="default"/>
-      </w:rPr>
-    </w:lvl>
-    <w:lvl w:ilvl="3" w:tplc="40090001">
-      <w:start w:val="1"/>
-      <w:numFmt w:val="bullet"/>
-      <w:lvlText w:val=""/>
-      <w:lvlJc w:val="left"/>
-      <w:pPr>
-        <w:ind w:left="2520" w:hanging="360"/>
-      </w:pPr>
-      <w:rPr>
-        <w:rFonts w:ascii="Symbol" w:hAnsi="Symbol" w:hint="default"/>
-      </w:rPr>
-    </w:lvl>
-    <w:lvl w:ilvl="4" w:tplc="40090003">
-      <w:start w:val="1"/>
-      <w:numFmt w:val="bullet"/>
-      <w:lvlText w:val="o"/>
-      <w:lvlJc w:val="left"/>
-      <w:pPr>
-        <w:ind w:left="3240" w:hanging="360"/>
-      </w:pPr>
-      <w:rPr>
-        <w:rFonts w:ascii="Courier New" w:hAnsi="Courier New" w:cs="Courier New" w:hint="default"/>
-      </w:rPr>
-    </w:lvl>
-    <w:lvl w:ilvl="5" w:tplc="40090005">
-      <w:start w:val="1"/>
-      <w:numFmt w:val="bullet"/>
-      <w:lvlText w:val=""/>
-      <w:lvlJc w:val="left"/>
-      <w:pPr>
-        <w:ind w:left="3960" w:hanging="360"/>
-      </w:pPr>
-      <w:rPr>
-        <w:rFonts w:ascii="Wingdings" w:hAnsi="Wingdings" w:hint="default"/>
-      </w:rPr>
-    </w:lvl>
-    <w:lvl w:ilvl="6" w:tplc="40090001">
-      <w:start w:val="1"/>
-      <w:numFmt w:val="bullet"/>
-      <w:lvlText w:val=""/>
-      <w:lvlJc w:val="left"/>
-      <w:pPr>
-        <w:ind w:left="4680" w:hanging="360"/>
-      </w:pPr>
-      <w:rPr>
-        <w:rFonts w:ascii="Symbol" w:hAnsi="Symbol" w:hint="default"/>
-      </w:rPr>
-    </w:lvl>
-    <w:lvl w:ilvl="7" w:tplc="40090003">
-      <w:start w:val="1"/>
-      <w:numFmt w:val="bullet"/>
-      <w:lvlText w:val="o"/>
-      <w:lvlJc w:val="left"/>
-      <w:pPr>
-        <w:ind w:left="5400" w:hanging="360"/>
-      </w:pPr>
-      <w:rPr>
-        <w:rFonts w:ascii="Courier New" w:hAnsi="Courier New" w:cs="Courier New" w:hint="default"/>
-      </w:rPr>
-    </w:lvl>
-    <w:lvl w:ilvl="8" w:tplc="40090005">
-      <w:start w:val="1"/>
-      <w:numFmt w:val="bullet"/>
-      <w:lvlText w:val=""/>
-      <w:lvlJc w:val="left"/>
-      <w:pPr>
-        <w:ind w:left="6120" w:hanging="360"/>
-      </w:pPr>
-      <w:rPr>
-        <w:rFonts w:ascii="Wingdings" w:hAnsi="Wingdings" w:hint="default"/>
-      </w:rPr>
-    </w:lvl>
-  </w:abstractNum>
-  <w:abstractNum w:abstractNumId="26" w15:restartNumberingAfterBreak="0">
-    <w:nsid w:val="5B546A5A"/>
-    <w:multiLevelType w:val="multilevel"/>
-    <w:tmpl w:val="B01EDBA6"/>
-    <w:lvl w:ilvl="0">
-      <w:start w:val="1"/>
-      <w:numFmt w:val="decimal"/>
-      <w:lvlText w:val="%1."/>
-      <w:lvlJc w:val="left"/>
-      <w:pPr>
-        <w:tabs>
-          <w:tab w:val="num" w:pos="720"/>
-        </w:tabs>
-        <w:ind w:left="720" w:hanging="360"/>
-      </w:pPr>
-    </w:lvl>
-    <w:lvl w:ilvl="1">
-      <w:start w:val="1"/>
-      <w:numFmt w:val="decimal"/>
-      <w:lvlText w:val="%2."/>
-      <w:lvlJc w:val="left"/>
-      <w:pPr>
-        <w:tabs>
-          <w:tab w:val="num" w:pos="1440"/>
-        </w:tabs>
-        <w:ind w:left="1440" w:hanging="360"/>
-      </w:pPr>
-    </w:lvl>
-    <w:lvl w:ilvl="2">
-      <w:start w:val="1"/>
-      <w:numFmt w:val="decimal"/>
-      <w:lvlText w:val="%3."/>
-      <w:lvlJc w:val="left"/>
-      <w:pPr>
-        <w:tabs>
-          <w:tab w:val="num" w:pos="2160"/>
-        </w:tabs>
-        <w:ind w:left="2160" w:hanging="360"/>
-      </w:pPr>
-    </w:lvl>
-    <w:lvl w:ilvl="3">
-      <w:start w:val="1"/>
-      <w:numFmt w:val="decimal"/>
-      <w:lvlText w:val="%4."/>
-      <w:lvlJc w:val="left"/>
-      <w:pPr>
-        <w:tabs>
-          <w:tab w:val="num" w:pos="2880"/>
-        </w:tabs>
-        <w:ind w:left="2880" w:hanging="360"/>
-      </w:pPr>
-    </w:lvl>
-    <w:lvl w:ilvl="4">
-      <w:start w:val="1"/>
-      <w:numFmt w:val="decimal"/>
-      <w:lvlText w:val="%5."/>
-      <w:lvlJc w:val="left"/>
-      <w:pPr>
-        <w:tabs>
-          <w:tab w:val="num" w:pos="3600"/>
-        </w:tabs>
-        <w:ind w:left="3600" w:hanging="360"/>
-      </w:pPr>
-    </w:lvl>
-    <w:lvl w:ilvl="5">
-      <w:start w:val="1"/>
-      <w:numFmt w:val="decimal"/>
-      <w:lvlText w:val="%6."/>
-      <w:lvlJc w:val="left"/>
-      <w:pPr>
-        <w:tabs>
-          <w:tab w:val="num" w:pos="4320"/>
-        </w:tabs>
-        <w:ind w:left="4320" w:hanging="360"/>
-      </w:pPr>
-    </w:lvl>
-    <w:lvl w:ilvl="6">
-      <w:start w:val="1"/>
-      <w:numFmt w:val="decimal"/>
-      <w:lvlText w:val="%7."/>
-      <w:lvlJc w:val="left"/>
-      <w:pPr>
-        <w:tabs>
-          <w:tab w:val="num" w:pos="5040"/>
-        </w:tabs>
-        <w:ind w:left="5040" w:hanging="360"/>
-      </w:pPr>
-    </w:lvl>
-    <w:lvl w:ilvl="7">
-      <w:start w:val="1"/>
-      <w:numFmt w:val="decimal"/>
-      <w:lvlText w:val="%8."/>
-      <w:lvlJc w:val="left"/>
-      <w:pPr>
-        <w:tabs>
-          <w:tab w:val="num" w:pos="5760"/>
-        </w:tabs>
-        <w:ind w:left="5760" w:hanging="360"/>
-      </w:pPr>
-    </w:lvl>
-    <w:lvl w:ilvl="8">
-      <w:start w:val="1"/>
-      <w:numFmt w:val="decimal"/>
-      <w:lvlText w:val="%9."/>
-      <w:lvlJc w:val="left"/>
-      <w:pPr>
-        <w:tabs>
-          <w:tab w:val="num" w:pos="6480"/>
-        </w:tabs>
-        <w:ind w:left="6480" w:hanging="360"/>
-      </w:pPr>
-    </w:lvl>
-  </w:abstractNum>
-  <w:abstractNum w:abstractNumId="27" w15:restartNumberingAfterBreak="0">
-    <w:nsid w:val="5D204DF2"/>
-    <w:multiLevelType w:val="hybridMultilevel"/>
-    <w:tmpl w:val="7B0C0938"/>
-    <w:lvl w:ilvl="0" w:tplc="FFFFFFFF">
-      <w:start w:val="1"/>
-      <w:numFmt w:val="decimal"/>
-      <w:lvlText w:val="%1."/>
-      <w:lvlJc w:val="left"/>
-      <w:pPr>
-        <w:ind w:left="360" w:hanging="360"/>
-      </w:pPr>
-    </w:lvl>
-    <w:lvl w:ilvl="1" w:tplc="FFFFFFFF" w:tentative="1">
-      <w:start w:val="1"/>
-      <w:numFmt w:val="lowerLetter"/>
-      <w:lvlText w:val="%2."/>
-      <w:lvlJc w:val="left"/>
-      <w:pPr>
-        <w:ind w:left="1080" w:hanging="360"/>
-      </w:pPr>
-    </w:lvl>
-    <w:lvl w:ilvl="2" w:tplc="FFFFFFFF" w:tentative="1">
-      <w:start w:val="1"/>
-      <w:numFmt w:val="lowerRoman"/>
-      <w:lvlText w:val="%3."/>
-      <w:lvlJc w:val="right"/>
-      <w:pPr>
-        <w:ind w:left="1800" w:hanging="180"/>
-      </w:pPr>
-    </w:lvl>
-    <w:lvl w:ilvl="3" w:tplc="FFFFFFFF" w:tentative="1">
-      <w:start w:val="1"/>
-      <w:numFmt w:val="decimal"/>
-      <w:lvlText w:val="%4."/>
-      <w:lvlJc w:val="left"/>
-      <w:pPr>
-        <w:ind w:left="2520" w:hanging="360"/>
-      </w:pPr>
-    </w:lvl>
-    <w:lvl w:ilvl="4" w:tplc="FFFFFFFF" w:tentative="1">
-      <w:start w:val="1"/>
-      <w:numFmt w:val="lowerLetter"/>
-      <w:lvlText w:val="%5."/>
-      <w:lvlJc w:val="left"/>
-      <w:pPr>
-        <w:ind w:left="3240" w:hanging="360"/>
-      </w:pPr>
-    </w:lvl>
-    <w:lvl w:ilvl="5" w:tplc="FFFFFFFF" w:tentative="1">
-      <w:start w:val="1"/>
-      <w:numFmt w:val="lowerRoman"/>
-      <w:lvlText w:val="%6."/>
-      <w:lvlJc w:val="right"/>
-      <w:pPr>
-        <w:ind w:left="3960" w:hanging="180"/>
-      </w:pPr>
-    </w:lvl>
-    <w:lvl w:ilvl="6" w:tplc="FFFFFFFF" w:tentative="1">
-      <w:start w:val="1"/>
-      <w:numFmt w:val="decimal"/>
-      <w:lvlText w:val="%7."/>
-      <w:lvlJc w:val="left"/>
-      <w:pPr>
-        <w:ind w:left="4680" w:hanging="360"/>
-      </w:pPr>
-    </w:lvl>
-    <w:lvl w:ilvl="7" w:tplc="FFFFFFFF" w:tentative="1">
-      <w:start w:val="1"/>
-      <w:numFmt w:val="lowerLetter"/>
-      <w:lvlText w:val="%8."/>
-      <w:lvlJc w:val="left"/>
-      <w:pPr>
-        <w:ind w:left="5400" w:hanging="360"/>
-      </w:pPr>
-    </w:lvl>
-    <w:lvl w:ilvl="8" w:tplc="FFFFFFFF" w:tentative="1">
-      <w:start w:val="1"/>
-      <w:numFmt w:val="lowerRoman"/>
-      <w:lvlText w:val="%9."/>
-      <w:lvlJc w:val="right"/>
-      <w:pPr>
-        <w:ind w:left="6120" w:hanging="180"/>
-      </w:pPr>
-    </w:lvl>
-  </w:abstractNum>
-  <w:abstractNum w:abstractNumId="28" w15:restartNumberingAfterBreak="0">
+  <w:abstractNum w:abstractNumId="15" w15:restartNumberingAfterBreak="0">
     <w:nsid w:val="5D654785"/>
     <w:multiLevelType w:val="multilevel"/>
     <w:tmpl w:val="0090ED72"/>
@@ -5996,382 +7278,7 @@
       </w:rPr>
     </w:lvl>
   </w:abstractNum>
-  <w:abstractNum w:abstractNumId="29" w15:restartNumberingAfterBreak="0">
-    <w:nsid w:val="5FC97138"/>
-    <w:multiLevelType w:val="multilevel"/>
-    <w:tmpl w:val="C8560A8A"/>
-    <w:lvl w:ilvl="0">
-      <w:start w:val="1"/>
-      <w:numFmt w:val="decimal"/>
-      <w:lvlText w:val="%1."/>
-      <w:lvlJc w:val="left"/>
-      <w:pPr>
-        <w:tabs>
-          <w:tab w:val="num" w:pos="720"/>
-        </w:tabs>
-        <w:ind w:left="720" w:hanging="360"/>
-      </w:pPr>
-      <w:rPr>
-        <w:rFonts w:hint="default"/>
-        <w:sz w:val="20"/>
-      </w:rPr>
-    </w:lvl>
-    <w:lvl w:ilvl="1" w:tentative="1">
-      <w:start w:val="1"/>
-      <w:numFmt w:val="bullet"/>
-      <w:lvlText w:val="o"/>
-      <w:lvlJc w:val="left"/>
-      <w:pPr>
-        <w:tabs>
-          <w:tab w:val="num" w:pos="1440"/>
-        </w:tabs>
-        <w:ind w:left="1440" w:hanging="360"/>
-      </w:pPr>
-      <w:rPr>
-        <w:rFonts w:ascii="Courier New" w:hAnsi="Courier New" w:hint="default"/>
-        <w:sz w:val="20"/>
-      </w:rPr>
-    </w:lvl>
-    <w:lvl w:ilvl="2" w:tentative="1">
-      <w:start w:val="1"/>
-      <w:numFmt w:val="bullet"/>
-      <w:lvlText w:val=""/>
-      <w:lvlJc w:val="left"/>
-      <w:pPr>
-        <w:tabs>
-          <w:tab w:val="num" w:pos="2160"/>
-        </w:tabs>
-        <w:ind w:left="2160" w:hanging="360"/>
-      </w:pPr>
-      <w:rPr>
-        <w:rFonts w:ascii="Wingdings" w:hAnsi="Wingdings" w:hint="default"/>
-        <w:sz w:val="20"/>
-      </w:rPr>
-    </w:lvl>
-    <w:lvl w:ilvl="3" w:tentative="1">
-      <w:start w:val="1"/>
-      <w:numFmt w:val="bullet"/>
-      <w:lvlText w:val=""/>
-      <w:lvlJc w:val="left"/>
-      <w:pPr>
-        <w:tabs>
-          <w:tab w:val="num" w:pos="2880"/>
-        </w:tabs>
-        <w:ind w:left="2880" w:hanging="360"/>
-      </w:pPr>
-      <w:rPr>
-        <w:rFonts w:ascii="Wingdings" w:hAnsi="Wingdings" w:hint="default"/>
-        <w:sz w:val="20"/>
-      </w:rPr>
-    </w:lvl>
-    <w:lvl w:ilvl="4" w:tentative="1">
-      <w:start w:val="1"/>
-      <w:numFmt w:val="bullet"/>
-      <w:lvlText w:val=""/>
-      <w:lvlJc w:val="left"/>
-      <w:pPr>
-        <w:tabs>
-          <w:tab w:val="num" w:pos="3600"/>
-        </w:tabs>
-        <w:ind w:left="3600" w:hanging="360"/>
-      </w:pPr>
-      <w:rPr>
-        <w:rFonts w:ascii="Wingdings" w:hAnsi="Wingdings" w:hint="default"/>
-        <w:sz w:val="20"/>
-      </w:rPr>
-    </w:lvl>
-    <w:lvl w:ilvl="5" w:tentative="1">
-      <w:start w:val="1"/>
-      <w:numFmt w:val="bullet"/>
-      <w:lvlText w:val=""/>
-      <w:lvlJc w:val="left"/>
-      <w:pPr>
-        <w:tabs>
-          <w:tab w:val="num" w:pos="4320"/>
-        </w:tabs>
-        <w:ind w:left="4320" w:hanging="360"/>
-      </w:pPr>
-      <w:rPr>
-        <w:rFonts w:ascii="Wingdings" w:hAnsi="Wingdings" w:hint="default"/>
-        <w:sz w:val="20"/>
-      </w:rPr>
-    </w:lvl>
-    <w:lvl w:ilvl="6" w:tentative="1">
-      <w:start w:val="1"/>
-      <w:numFmt w:val="bullet"/>
-      <w:lvlText w:val=""/>
-      <w:lvlJc w:val="left"/>
-      <w:pPr>
-        <w:tabs>
-          <w:tab w:val="num" w:pos="5040"/>
-        </w:tabs>
-        <w:ind w:left="5040" w:hanging="360"/>
-      </w:pPr>
-      <w:rPr>
-        <w:rFonts w:ascii="Wingdings" w:hAnsi="Wingdings" w:hint="default"/>
-        <w:sz w:val="20"/>
-      </w:rPr>
-    </w:lvl>
-    <w:lvl w:ilvl="7" w:tentative="1">
-      <w:start w:val="1"/>
-      <w:numFmt w:val="bullet"/>
-      <w:lvlText w:val=""/>
-      <w:lvlJc w:val="left"/>
-      <w:pPr>
-        <w:tabs>
-          <w:tab w:val="num" w:pos="5760"/>
-        </w:tabs>
-        <w:ind w:left="5760" w:hanging="360"/>
-      </w:pPr>
-      <w:rPr>
-        <w:rFonts w:ascii="Wingdings" w:hAnsi="Wingdings" w:hint="default"/>
-        <w:sz w:val="20"/>
-      </w:rPr>
-    </w:lvl>
-    <w:lvl w:ilvl="8" w:tentative="1">
-      <w:start w:val="1"/>
-      <w:numFmt w:val="bullet"/>
-      <w:lvlText w:val=""/>
-      <w:lvlJc w:val="left"/>
-      <w:pPr>
-        <w:tabs>
-          <w:tab w:val="num" w:pos="6480"/>
-        </w:tabs>
-        <w:ind w:left="6480" w:hanging="360"/>
-      </w:pPr>
-      <w:rPr>
-        <w:rFonts w:ascii="Wingdings" w:hAnsi="Wingdings" w:hint="default"/>
-        <w:sz w:val="20"/>
-      </w:rPr>
-    </w:lvl>
-  </w:abstractNum>
-  <w:abstractNum w:abstractNumId="30" w15:restartNumberingAfterBreak="0">
-    <w:nsid w:val="631559F7"/>
-    <w:multiLevelType w:val="multilevel"/>
-    <w:tmpl w:val="5334585C"/>
-    <w:lvl w:ilvl="0">
-      <w:start w:val="1"/>
-      <w:numFmt w:val="decimal"/>
-      <w:lvlText w:val="%1."/>
-      <w:lvlJc w:val="left"/>
-      <w:pPr>
-        <w:tabs>
-          <w:tab w:val="num" w:pos="720"/>
-        </w:tabs>
-        <w:ind w:left="720" w:hanging="360"/>
-      </w:pPr>
-    </w:lvl>
-    <w:lvl w:ilvl="1" w:tentative="1">
-      <w:start w:val="1"/>
-      <w:numFmt w:val="decimal"/>
-      <w:lvlText w:val="%2."/>
-      <w:lvlJc w:val="left"/>
-      <w:pPr>
-        <w:tabs>
-          <w:tab w:val="num" w:pos="1440"/>
-        </w:tabs>
-        <w:ind w:left="1440" w:hanging="360"/>
-      </w:pPr>
-    </w:lvl>
-    <w:lvl w:ilvl="2" w:tentative="1">
-      <w:start w:val="1"/>
-      <w:numFmt w:val="decimal"/>
-      <w:lvlText w:val="%3."/>
-      <w:lvlJc w:val="left"/>
-      <w:pPr>
-        <w:tabs>
-          <w:tab w:val="num" w:pos="2160"/>
-        </w:tabs>
-        <w:ind w:left="2160" w:hanging="360"/>
-      </w:pPr>
-    </w:lvl>
-    <w:lvl w:ilvl="3" w:tentative="1">
-      <w:start w:val="1"/>
-      <w:numFmt w:val="decimal"/>
-      <w:lvlText w:val="%4."/>
-      <w:lvlJc w:val="left"/>
-      <w:pPr>
-        <w:tabs>
-          <w:tab w:val="num" w:pos="2880"/>
-        </w:tabs>
-        <w:ind w:left="2880" w:hanging="360"/>
-      </w:pPr>
-    </w:lvl>
-    <w:lvl w:ilvl="4" w:tentative="1">
-      <w:start w:val="1"/>
-      <w:numFmt w:val="decimal"/>
-      <w:lvlText w:val="%5."/>
-      <w:lvlJc w:val="left"/>
-      <w:pPr>
-        <w:tabs>
-          <w:tab w:val="num" w:pos="3600"/>
-        </w:tabs>
-        <w:ind w:left="3600" w:hanging="360"/>
-      </w:pPr>
-    </w:lvl>
-    <w:lvl w:ilvl="5" w:tentative="1">
-      <w:start w:val="1"/>
-      <w:numFmt w:val="decimal"/>
-      <w:lvlText w:val="%6."/>
-      <w:lvlJc w:val="left"/>
-      <w:pPr>
-        <w:tabs>
-          <w:tab w:val="num" w:pos="4320"/>
-        </w:tabs>
-        <w:ind w:left="4320" w:hanging="360"/>
-      </w:pPr>
-    </w:lvl>
-    <w:lvl w:ilvl="6" w:tentative="1">
-      <w:start w:val="1"/>
-      <w:numFmt w:val="decimal"/>
-      <w:lvlText w:val="%7."/>
-      <w:lvlJc w:val="left"/>
-      <w:pPr>
-        <w:tabs>
-          <w:tab w:val="num" w:pos="5040"/>
-        </w:tabs>
-        <w:ind w:left="5040" w:hanging="360"/>
-      </w:pPr>
-    </w:lvl>
-    <w:lvl w:ilvl="7" w:tentative="1">
-      <w:start w:val="1"/>
-      <w:numFmt w:val="decimal"/>
-      <w:lvlText w:val="%8."/>
-      <w:lvlJc w:val="left"/>
-      <w:pPr>
-        <w:tabs>
-          <w:tab w:val="num" w:pos="5760"/>
-        </w:tabs>
-        <w:ind w:left="5760" w:hanging="360"/>
-      </w:pPr>
-    </w:lvl>
-    <w:lvl w:ilvl="8" w:tentative="1">
-      <w:start w:val="1"/>
-      <w:numFmt w:val="decimal"/>
-      <w:lvlText w:val="%9."/>
-      <w:lvlJc w:val="left"/>
-      <w:pPr>
-        <w:tabs>
-          <w:tab w:val="num" w:pos="6480"/>
-        </w:tabs>
-        <w:ind w:left="6480" w:hanging="360"/>
-      </w:pPr>
-    </w:lvl>
-  </w:abstractNum>
-  <w:abstractNum w:abstractNumId="31" w15:restartNumberingAfterBreak="0">
-    <w:nsid w:val="644D2A4F"/>
-    <w:multiLevelType w:val="hybridMultilevel"/>
-    <w:tmpl w:val="948A18C0"/>
-    <w:lvl w:ilvl="0" w:tplc="3C804F86">
-      <w:start w:val="1"/>
-      <w:numFmt w:val="bullet"/>
-      <w:lvlText w:val=""/>
-      <w:lvlJc w:val="right"/>
-      <w:pPr>
-        <w:ind w:left="1080" w:hanging="360"/>
-      </w:pPr>
-      <w:rPr>
-        <w:rFonts w:ascii="Symbol" w:hAnsi="Symbol" w:hint="default"/>
-      </w:rPr>
-    </w:lvl>
-    <w:lvl w:ilvl="1" w:tplc="40090003" w:tentative="1">
-      <w:start w:val="1"/>
-      <w:numFmt w:val="bullet"/>
-      <w:lvlText w:val="o"/>
-      <w:lvlJc w:val="left"/>
-      <w:pPr>
-        <w:ind w:left="1800" w:hanging="360"/>
-      </w:pPr>
-      <w:rPr>
-        <w:rFonts w:ascii="Courier New" w:hAnsi="Courier New" w:cs="Courier New" w:hint="default"/>
-      </w:rPr>
-    </w:lvl>
-    <w:lvl w:ilvl="2" w:tplc="40090005" w:tentative="1">
-      <w:start w:val="1"/>
-      <w:numFmt w:val="bullet"/>
-      <w:lvlText w:val=""/>
-      <w:lvlJc w:val="left"/>
-      <w:pPr>
-        <w:ind w:left="2520" w:hanging="360"/>
-      </w:pPr>
-      <w:rPr>
-        <w:rFonts w:ascii="Wingdings" w:hAnsi="Wingdings" w:hint="default"/>
-      </w:rPr>
-    </w:lvl>
-    <w:lvl w:ilvl="3" w:tplc="40090001" w:tentative="1">
-      <w:start w:val="1"/>
-      <w:numFmt w:val="bullet"/>
-      <w:lvlText w:val=""/>
-      <w:lvlJc w:val="left"/>
-      <w:pPr>
-        <w:ind w:left="3240" w:hanging="360"/>
-      </w:pPr>
-      <w:rPr>
-        <w:rFonts w:ascii="Symbol" w:hAnsi="Symbol" w:hint="default"/>
-      </w:rPr>
-    </w:lvl>
-    <w:lvl w:ilvl="4" w:tplc="40090003" w:tentative="1">
-      <w:start w:val="1"/>
-      <w:numFmt w:val="bullet"/>
-      <w:lvlText w:val="o"/>
-      <w:lvlJc w:val="left"/>
-      <w:pPr>
-        <w:ind w:left="3960" w:hanging="360"/>
-      </w:pPr>
-      <w:rPr>
-        <w:rFonts w:ascii="Courier New" w:hAnsi="Courier New" w:cs="Courier New" w:hint="default"/>
-      </w:rPr>
-    </w:lvl>
-    <w:lvl w:ilvl="5" w:tplc="40090005" w:tentative="1">
-      <w:start w:val="1"/>
-      <w:numFmt w:val="bullet"/>
-      <w:lvlText w:val=""/>
-      <w:lvlJc w:val="left"/>
-      <w:pPr>
-        <w:ind w:left="4680" w:hanging="360"/>
-      </w:pPr>
-      <w:rPr>
-        <w:rFonts w:ascii="Wingdings" w:hAnsi="Wingdings" w:hint="default"/>
-      </w:rPr>
-    </w:lvl>
-    <w:lvl w:ilvl="6" w:tplc="40090001" w:tentative="1">
-      <w:start w:val="1"/>
-      <w:numFmt w:val="bullet"/>
-      <w:lvlText w:val=""/>
-      <w:lvlJc w:val="left"/>
-      <w:pPr>
-        <w:ind w:left="5400" w:hanging="360"/>
-      </w:pPr>
-      <w:rPr>
-        <w:rFonts w:ascii="Symbol" w:hAnsi="Symbol" w:hint="default"/>
-      </w:rPr>
-    </w:lvl>
-    <w:lvl w:ilvl="7" w:tplc="40090003" w:tentative="1">
-      <w:start w:val="1"/>
-      <w:numFmt w:val="bullet"/>
-      <w:lvlText w:val="o"/>
-      <w:lvlJc w:val="left"/>
-      <w:pPr>
-        <w:ind w:left="6120" w:hanging="360"/>
-      </w:pPr>
-      <w:rPr>
-        <w:rFonts w:ascii="Courier New" w:hAnsi="Courier New" w:cs="Courier New" w:hint="default"/>
-      </w:rPr>
-    </w:lvl>
-    <w:lvl w:ilvl="8" w:tplc="40090005" w:tentative="1">
-      <w:start w:val="1"/>
-      <w:numFmt w:val="bullet"/>
-      <w:lvlText w:val=""/>
-      <w:lvlJc w:val="left"/>
-      <w:pPr>
-        <w:ind w:left="6840" w:hanging="360"/>
-      </w:pPr>
-      <w:rPr>
-        <w:rFonts w:ascii="Wingdings" w:hAnsi="Wingdings" w:hint="default"/>
-      </w:rPr>
-    </w:lvl>
-  </w:abstractNum>
-  <w:abstractNum w:abstractNumId="32" w15:restartNumberingAfterBreak="0">
+  <w:abstractNum w:abstractNumId="16" w15:restartNumberingAfterBreak="0">
     <w:nsid w:val="69884532"/>
     <w:multiLevelType w:val="multilevel"/>
     <w:tmpl w:val="9B8000EC"/>
@@ -6520,7 +7427,156 @@
       </w:rPr>
     </w:lvl>
   </w:abstractNum>
-  <w:abstractNum w:abstractNumId="33" w15:restartNumberingAfterBreak="0">
+  <w:abstractNum w:abstractNumId="17" w15:restartNumberingAfterBreak="0">
+    <w:nsid w:val="6AEB7BEF"/>
+    <w:multiLevelType w:val="multilevel"/>
+    <w:tmpl w:val="AAB80AA4"/>
+    <w:lvl w:ilvl="0">
+      <w:start w:val="1"/>
+      <w:numFmt w:val="bullet"/>
+      <w:lvlText w:val=""/>
+      <w:lvlJc w:val="left"/>
+      <w:pPr>
+        <w:tabs>
+          <w:tab w:val="num" w:pos="720"/>
+        </w:tabs>
+        <w:ind w:left="720" w:hanging="360"/>
+      </w:pPr>
+      <w:rPr>
+        <w:rFonts w:ascii="Symbol" w:hAnsi="Symbol" w:hint="default"/>
+        <w:sz w:val="20"/>
+      </w:rPr>
+    </w:lvl>
+    <w:lvl w:ilvl="1" w:tentative="1">
+      <w:start w:val="1"/>
+      <w:numFmt w:val="bullet"/>
+      <w:lvlText w:val="o"/>
+      <w:lvlJc w:val="left"/>
+      <w:pPr>
+        <w:tabs>
+          <w:tab w:val="num" w:pos="1440"/>
+        </w:tabs>
+        <w:ind w:left="1440" w:hanging="360"/>
+      </w:pPr>
+      <w:rPr>
+        <w:rFonts w:ascii="Courier New" w:hAnsi="Courier New" w:hint="default"/>
+        <w:sz w:val="20"/>
+      </w:rPr>
+    </w:lvl>
+    <w:lvl w:ilvl="2" w:tentative="1">
+      <w:start w:val="1"/>
+      <w:numFmt w:val="bullet"/>
+      <w:lvlText w:val=""/>
+      <w:lvlJc w:val="left"/>
+      <w:pPr>
+        <w:tabs>
+          <w:tab w:val="num" w:pos="2160"/>
+        </w:tabs>
+        <w:ind w:left="2160" w:hanging="360"/>
+      </w:pPr>
+      <w:rPr>
+        <w:rFonts w:ascii="Wingdings" w:hAnsi="Wingdings" w:hint="default"/>
+        <w:sz w:val="20"/>
+      </w:rPr>
+    </w:lvl>
+    <w:lvl w:ilvl="3" w:tentative="1">
+      <w:start w:val="1"/>
+      <w:numFmt w:val="bullet"/>
+      <w:lvlText w:val=""/>
+      <w:lvlJc w:val="left"/>
+      <w:pPr>
+        <w:tabs>
+          <w:tab w:val="num" w:pos="2880"/>
+        </w:tabs>
+        <w:ind w:left="2880" w:hanging="360"/>
+      </w:pPr>
+      <w:rPr>
+        <w:rFonts w:ascii="Wingdings" w:hAnsi="Wingdings" w:hint="default"/>
+        <w:sz w:val="20"/>
+      </w:rPr>
+    </w:lvl>
+    <w:lvl w:ilvl="4" w:tentative="1">
+      <w:start w:val="1"/>
+      <w:numFmt w:val="bullet"/>
+      <w:lvlText w:val=""/>
+      <w:lvlJc w:val="left"/>
+      <w:pPr>
+        <w:tabs>
+          <w:tab w:val="num" w:pos="3600"/>
+        </w:tabs>
+        <w:ind w:left="3600" w:hanging="360"/>
+      </w:pPr>
+      <w:rPr>
+        <w:rFonts w:ascii="Wingdings" w:hAnsi="Wingdings" w:hint="default"/>
+        <w:sz w:val="20"/>
+      </w:rPr>
+    </w:lvl>
+    <w:lvl w:ilvl="5" w:tentative="1">
+      <w:start w:val="1"/>
+      <w:numFmt w:val="bullet"/>
+      <w:lvlText w:val=""/>
+      <w:lvlJc w:val="left"/>
+      <w:pPr>
+        <w:tabs>
+          <w:tab w:val="num" w:pos="4320"/>
+        </w:tabs>
+        <w:ind w:left="4320" w:hanging="360"/>
+      </w:pPr>
+      <w:rPr>
+        <w:rFonts w:ascii="Wingdings" w:hAnsi="Wingdings" w:hint="default"/>
+        <w:sz w:val="20"/>
+      </w:rPr>
+    </w:lvl>
+    <w:lvl w:ilvl="6" w:tentative="1">
+      <w:start w:val="1"/>
+      <w:numFmt w:val="bullet"/>
+      <w:lvlText w:val=""/>
+      <w:lvlJc w:val="left"/>
+      <w:pPr>
+        <w:tabs>
+          <w:tab w:val="num" w:pos="5040"/>
+        </w:tabs>
+        <w:ind w:left="5040" w:hanging="360"/>
+      </w:pPr>
+      <w:rPr>
+        <w:rFonts w:ascii="Wingdings" w:hAnsi="Wingdings" w:hint="default"/>
+        <w:sz w:val="20"/>
+      </w:rPr>
+    </w:lvl>
+    <w:lvl w:ilvl="7" w:tentative="1">
+      <w:start w:val="1"/>
+      <w:numFmt w:val="bullet"/>
+      <w:lvlText w:val=""/>
+      <w:lvlJc w:val="left"/>
+      <w:pPr>
+        <w:tabs>
+          <w:tab w:val="num" w:pos="5760"/>
+        </w:tabs>
+        <w:ind w:left="5760" w:hanging="360"/>
+      </w:pPr>
+      <w:rPr>
+        <w:rFonts w:ascii="Wingdings" w:hAnsi="Wingdings" w:hint="default"/>
+        <w:sz w:val="20"/>
+      </w:rPr>
+    </w:lvl>
+    <w:lvl w:ilvl="8" w:tentative="1">
+      <w:start w:val="1"/>
+      <w:numFmt w:val="bullet"/>
+      <w:lvlText w:val=""/>
+      <w:lvlJc w:val="left"/>
+      <w:pPr>
+        <w:tabs>
+          <w:tab w:val="num" w:pos="6480"/>
+        </w:tabs>
+        <w:ind w:left="6480" w:hanging="360"/>
+      </w:pPr>
+      <w:rPr>
+        <w:rFonts w:ascii="Wingdings" w:hAnsi="Wingdings" w:hint="default"/>
+        <w:sz w:val="20"/>
+      </w:rPr>
+    </w:lvl>
+  </w:abstractNum>
+  <w:abstractNum w:abstractNumId="18" w15:restartNumberingAfterBreak="0">
     <w:nsid w:val="6C9841F6"/>
     <w:multiLevelType w:val="multilevel"/>
     <w:tmpl w:val="9E161FD6"/>
@@ -6669,7 +7725,7 @@
       </w:rPr>
     </w:lvl>
   </w:abstractNum>
-  <w:abstractNum w:abstractNumId="34" w15:restartNumberingAfterBreak="0">
+  <w:abstractNum w:abstractNumId="19" w15:restartNumberingAfterBreak="0">
     <w:nsid w:val="6FE574BC"/>
     <w:multiLevelType w:val="multilevel"/>
     <w:tmpl w:val="1FF45B0E"/>
@@ -6818,7 +7874,7 @@
       </w:rPr>
     </w:lvl>
   </w:abstractNum>
-  <w:abstractNum w:abstractNumId="35" w15:restartNumberingAfterBreak="0">
+  <w:abstractNum w:abstractNumId="20" w15:restartNumberingAfterBreak="0">
     <w:nsid w:val="70F93DC7"/>
     <w:multiLevelType w:val="multilevel"/>
     <w:tmpl w:val="86AA889E"/>
@@ -6967,292 +8023,7 @@
       </w:rPr>
     </w:lvl>
   </w:abstractNum>
-  <w:abstractNum w:abstractNumId="36" w15:restartNumberingAfterBreak="0">
-    <w:nsid w:val="76236EE7"/>
-    <w:multiLevelType w:val="hybridMultilevel"/>
-    <w:tmpl w:val="C4DEFB62"/>
-    <w:lvl w:ilvl="0" w:tplc="4009000F">
-      <w:start w:val="1"/>
-      <w:numFmt w:val="decimal"/>
-      <w:lvlText w:val="%1."/>
-      <w:lvlJc w:val="left"/>
-      <w:pPr>
-        <w:ind w:left="360" w:hanging="360"/>
-      </w:pPr>
-    </w:lvl>
-    <w:lvl w:ilvl="1" w:tplc="40090019" w:tentative="1">
-      <w:start w:val="1"/>
-      <w:numFmt w:val="lowerLetter"/>
-      <w:lvlText w:val="%2."/>
-      <w:lvlJc w:val="left"/>
-      <w:pPr>
-        <w:ind w:left="1080" w:hanging="360"/>
-      </w:pPr>
-    </w:lvl>
-    <w:lvl w:ilvl="2" w:tplc="4009001B" w:tentative="1">
-      <w:start w:val="1"/>
-      <w:numFmt w:val="lowerRoman"/>
-      <w:lvlText w:val="%3."/>
-      <w:lvlJc w:val="right"/>
-      <w:pPr>
-        <w:ind w:left="1800" w:hanging="180"/>
-      </w:pPr>
-    </w:lvl>
-    <w:lvl w:ilvl="3" w:tplc="4009000F" w:tentative="1">
-      <w:start w:val="1"/>
-      <w:numFmt w:val="decimal"/>
-      <w:lvlText w:val="%4."/>
-      <w:lvlJc w:val="left"/>
-      <w:pPr>
-        <w:ind w:left="2520" w:hanging="360"/>
-      </w:pPr>
-    </w:lvl>
-    <w:lvl w:ilvl="4" w:tplc="40090019" w:tentative="1">
-      <w:start w:val="1"/>
-      <w:numFmt w:val="lowerLetter"/>
-      <w:lvlText w:val="%5."/>
-      <w:lvlJc w:val="left"/>
-      <w:pPr>
-        <w:ind w:left="3240" w:hanging="360"/>
-      </w:pPr>
-    </w:lvl>
-    <w:lvl w:ilvl="5" w:tplc="4009001B" w:tentative="1">
-      <w:start w:val="1"/>
-      <w:numFmt w:val="lowerRoman"/>
-      <w:lvlText w:val="%6."/>
-      <w:lvlJc w:val="right"/>
-      <w:pPr>
-        <w:ind w:left="3960" w:hanging="180"/>
-      </w:pPr>
-    </w:lvl>
-    <w:lvl w:ilvl="6" w:tplc="4009000F" w:tentative="1">
-      <w:start w:val="1"/>
-      <w:numFmt w:val="decimal"/>
-      <w:lvlText w:val="%7."/>
-      <w:lvlJc w:val="left"/>
-      <w:pPr>
-        <w:ind w:left="4680" w:hanging="360"/>
-      </w:pPr>
-    </w:lvl>
-    <w:lvl w:ilvl="7" w:tplc="40090019" w:tentative="1">
-      <w:start w:val="1"/>
-      <w:numFmt w:val="lowerLetter"/>
-      <w:lvlText w:val="%8."/>
-      <w:lvlJc w:val="left"/>
-      <w:pPr>
-        <w:ind w:left="5400" w:hanging="360"/>
-      </w:pPr>
-    </w:lvl>
-    <w:lvl w:ilvl="8" w:tplc="4009001B" w:tentative="1">
-      <w:start w:val="1"/>
-      <w:numFmt w:val="lowerRoman"/>
-      <w:lvlText w:val="%9."/>
-      <w:lvlJc w:val="right"/>
-      <w:pPr>
-        <w:ind w:left="6120" w:hanging="180"/>
-      </w:pPr>
-    </w:lvl>
-  </w:abstractNum>
-  <w:abstractNum w:abstractNumId="37" w15:restartNumberingAfterBreak="0">
-    <w:nsid w:val="785A547F"/>
-    <w:multiLevelType w:val="hybridMultilevel"/>
-    <w:tmpl w:val="A9B0660E"/>
-    <w:lvl w:ilvl="0" w:tplc="4009000F">
-      <w:start w:val="1"/>
-      <w:numFmt w:val="decimal"/>
-      <w:lvlText w:val="%1."/>
-      <w:lvlJc w:val="left"/>
-      <w:pPr>
-        <w:ind w:left="360" w:hanging="360"/>
-      </w:pPr>
-    </w:lvl>
-    <w:lvl w:ilvl="1" w:tplc="40090019" w:tentative="1">
-      <w:start w:val="1"/>
-      <w:numFmt w:val="lowerLetter"/>
-      <w:lvlText w:val="%2."/>
-      <w:lvlJc w:val="left"/>
-      <w:pPr>
-        <w:ind w:left="1080" w:hanging="360"/>
-      </w:pPr>
-    </w:lvl>
-    <w:lvl w:ilvl="2" w:tplc="4009001B" w:tentative="1">
-      <w:start w:val="1"/>
-      <w:numFmt w:val="lowerRoman"/>
-      <w:lvlText w:val="%3."/>
-      <w:lvlJc w:val="right"/>
-      <w:pPr>
-        <w:ind w:left="1800" w:hanging="180"/>
-      </w:pPr>
-    </w:lvl>
-    <w:lvl w:ilvl="3" w:tplc="4009000F" w:tentative="1">
-      <w:start w:val="1"/>
-      <w:numFmt w:val="decimal"/>
-      <w:lvlText w:val="%4."/>
-      <w:lvlJc w:val="left"/>
-      <w:pPr>
-        <w:ind w:left="2520" w:hanging="360"/>
-      </w:pPr>
-    </w:lvl>
-    <w:lvl w:ilvl="4" w:tplc="40090019" w:tentative="1">
-      <w:start w:val="1"/>
-      <w:numFmt w:val="lowerLetter"/>
-      <w:lvlText w:val="%5."/>
-      <w:lvlJc w:val="left"/>
-      <w:pPr>
-        <w:ind w:left="3240" w:hanging="360"/>
-      </w:pPr>
-    </w:lvl>
-    <w:lvl w:ilvl="5" w:tplc="4009001B" w:tentative="1">
-      <w:start w:val="1"/>
-      <w:numFmt w:val="lowerRoman"/>
-      <w:lvlText w:val="%6."/>
-      <w:lvlJc w:val="right"/>
-      <w:pPr>
-        <w:ind w:left="3960" w:hanging="180"/>
-      </w:pPr>
-    </w:lvl>
-    <w:lvl w:ilvl="6" w:tplc="4009000F" w:tentative="1">
-      <w:start w:val="1"/>
-      <w:numFmt w:val="decimal"/>
-      <w:lvlText w:val="%7."/>
-      <w:lvlJc w:val="left"/>
-      <w:pPr>
-        <w:ind w:left="4680" w:hanging="360"/>
-      </w:pPr>
-    </w:lvl>
-    <w:lvl w:ilvl="7" w:tplc="40090019" w:tentative="1">
-      <w:start w:val="1"/>
-      <w:numFmt w:val="lowerLetter"/>
-      <w:lvlText w:val="%8."/>
-      <w:lvlJc w:val="left"/>
-      <w:pPr>
-        <w:ind w:left="5400" w:hanging="360"/>
-      </w:pPr>
-    </w:lvl>
-    <w:lvl w:ilvl="8" w:tplc="4009001B" w:tentative="1">
-      <w:start w:val="1"/>
-      <w:numFmt w:val="lowerRoman"/>
-      <w:lvlText w:val="%9."/>
-      <w:lvlJc w:val="right"/>
-      <w:pPr>
-        <w:ind w:left="6120" w:hanging="180"/>
-      </w:pPr>
-    </w:lvl>
-  </w:abstractNum>
-  <w:abstractNum w:abstractNumId="38" w15:restartNumberingAfterBreak="0">
-    <w:nsid w:val="78BD4D26"/>
-    <w:multiLevelType w:val="hybridMultilevel"/>
-    <w:tmpl w:val="45F8CA06"/>
-    <w:lvl w:ilvl="0" w:tplc="40090009">
-      <w:start w:val="1"/>
-      <w:numFmt w:val="bullet"/>
-      <w:lvlText w:val=""/>
-      <w:lvlJc w:val="left"/>
-      <w:pPr>
-        <w:ind w:left="360" w:hanging="360"/>
-      </w:pPr>
-      <w:rPr>
-        <w:rFonts w:ascii="Wingdings" w:hAnsi="Wingdings" w:hint="default"/>
-      </w:rPr>
-    </w:lvl>
-    <w:lvl w:ilvl="1" w:tplc="40090003" w:tentative="1">
-      <w:start w:val="1"/>
-      <w:numFmt w:val="bullet"/>
-      <w:lvlText w:val="o"/>
-      <w:lvlJc w:val="left"/>
-      <w:pPr>
-        <w:ind w:left="1080" w:hanging="360"/>
-      </w:pPr>
-      <w:rPr>
-        <w:rFonts w:ascii="Courier New" w:hAnsi="Courier New" w:cs="Courier New" w:hint="default"/>
-      </w:rPr>
-    </w:lvl>
-    <w:lvl w:ilvl="2" w:tplc="40090005" w:tentative="1">
-      <w:start w:val="1"/>
-      <w:numFmt w:val="bullet"/>
-      <w:lvlText w:val=""/>
-      <w:lvlJc w:val="left"/>
-      <w:pPr>
-        <w:ind w:left="1800" w:hanging="360"/>
-      </w:pPr>
-      <w:rPr>
-        <w:rFonts w:ascii="Wingdings" w:hAnsi="Wingdings" w:hint="default"/>
-      </w:rPr>
-    </w:lvl>
-    <w:lvl w:ilvl="3" w:tplc="40090001" w:tentative="1">
-      <w:start w:val="1"/>
-      <w:numFmt w:val="bullet"/>
-      <w:lvlText w:val=""/>
-      <w:lvlJc w:val="left"/>
-      <w:pPr>
-        <w:ind w:left="2520" w:hanging="360"/>
-      </w:pPr>
-      <w:rPr>
-        <w:rFonts w:ascii="Symbol" w:hAnsi="Symbol" w:hint="default"/>
-      </w:rPr>
-    </w:lvl>
-    <w:lvl w:ilvl="4" w:tplc="40090003" w:tentative="1">
-      <w:start w:val="1"/>
-      <w:numFmt w:val="bullet"/>
-      <w:lvlText w:val="o"/>
-      <w:lvlJc w:val="left"/>
-      <w:pPr>
-        <w:ind w:left="3240" w:hanging="360"/>
-      </w:pPr>
-      <w:rPr>
-        <w:rFonts w:ascii="Courier New" w:hAnsi="Courier New" w:cs="Courier New" w:hint="default"/>
-      </w:rPr>
-    </w:lvl>
-    <w:lvl w:ilvl="5" w:tplc="40090005" w:tentative="1">
-      <w:start w:val="1"/>
-      <w:numFmt w:val="bullet"/>
-      <w:lvlText w:val=""/>
-      <w:lvlJc w:val="left"/>
-      <w:pPr>
-        <w:ind w:left="3960" w:hanging="360"/>
-      </w:pPr>
-      <w:rPr>
-        <w:rFonts w:ascii="Wingdings" w:hAnsi="Wingdings" w:hint="default"/>
-      </w:rPr>
-    </w:lvl>
-    <w:lvl w:ilvl="6" w:tplc="40090001" w:tentative="1">
-      <w:start w:val="1"/>
-      <w:numFmt w:val="bullet"/>
-      <w:lvlText w:val=""/>
-      <w:lvlJc w:val="left"/>
-      <w:pPr>
-        <w:ind w:left="4680" w:hanging="360"/>
-      </w:pPr>
-      <w:rPr>
-        <w:rFonts w:ascii="Symbol" w:hAnsi="Symbol" w:hint="default"/>
-      </w:rPr>
-    </w:lvl>
-    <w:lvl w:ilvl="7" w:tplc="40090003" w:tentative="1">
-      <w:start w:val="1"/>
-      <w:numFmt w:val="bullet"/>
-      <w:lvlText w:val="o"/>
-      <w:lvlJc w:val="left"/>
-      <w:pPr>
-        <w:ind w:left="5400" w:hanging="360"/>
-      </w:pPr>
-      <w:rPr>
-        <w:rFonts w:ascii="Courier New" w:hAnsi="Courier New" w:cs="Courier New" w:hint="default"/>
-      </w:rPr>
-    </w:lvl>
-    <w:lvl w:ilvl="8" w:tplc="40090005" w:tentative="1">
-      <w:start w:val="1"/>
-      <w:numFmt w:val="bullet"/>
-      <w:lvlText w:val=""/>
-      <w:lvlJc w:val="left"/>
-      <w:pPr>
-        <w:ind w:left="6120" w:hanging="360"/>
-      </w:pPr>
-      <w:rPr>
-        <w:rFonts w:ascii="Wingdings" w:hAnsi="Wingdings" w:hint="default"/>
-      </w:rPr>
-    </w:lvl>
-  </w:abstractNum>
-  <w:abstractNum w:abstractNumId="39" w15:restartNumberingAfterBreak="0">
+  <w:abstractNum w:abstractNumId="21" w15:restartNumberingAfterBreak="0">
     <w:nsid w:val="7A43351A"/>
     <w:multiLevelType w:val="multilevel"/>
     <w:tmpl w:val="C9EE61B0"/>
@@ -7401,10 +8172,10 @@
       </w:rPr>
     </w:lvl>
   </w:abstractNum>
-  <w:abstractNum w:abstractNumId="40" w15:restartNumberingAfterBreak="0">
-    <w:nsid w:val="7BF828BB"/>
+  <w:abstractNum w:abstractNumId="22" w15:restartNumberingAfterBreak="0">
+    <w:nsid w:val="7B874E92"/>
     <w:multiLevelType w:val="multilevel"/>
-    <w:tmpl w:val="B3FA0FFA"/>
+    <w:tmpl w:val="F17E06D2"/>
     <w:lvl w:ilvl="0">
       <w:start w:val="1"/>
       <w:numFmt w:val="bullet"/>
@@ -7412,9 +8183,9 @@
       <w:lvlJc w:val="left"/>
       <w:pPr>
         <w:tabs>
-          <w:tab w:val="num" w:pos="720"/>
-        </w:tabs>
-        <w:ind w:left="720" w:hanging="360"/>
+          <w:tab w:val="num" w:pos="1400"/>
+        </w:tabs>
+        <w:ind w:left="1400" w:hanging="360"/>
       </w:pPr>
       <w:rPr>
         <w:rFonts w:ascii="Symbol" w:hAnsi="Symbol" w:hint="default"/>
@@ -7428,9 +8199,9 @@
       <w:lvlJc w:val="left"/>
       <w:pPr>
         <w:tabs>
-          <w:tab w:val="num" w:pos="1440"/>
-        </w:tabs>
-        <w:ind w:left="1440" w:hanging="360"/>
+          <w:tab w:val="num" w:pos="2120"/>
+        </w:tabs>
+        <w:ind w:left="2120" w:hanging="360"/>
       </w:pPr>
       <w:rPr>
         <w:rFonts w:ascii="Courier New" w:hAnsi="Courier New" w:hint="default"/>
@@ -7444,9 +8215,9 @@
       <w:lvlJc w:val="left"/>
       <w:pPr>
         <w:tabs>
-          <w:tab w:val="num" w:pos="2160"/>
-        </w:tabs>
-        <w:ind w:left="2160" w:hanging="360"/>
+          <w:tab w:val="num" w:pos="2840"/>
+        </w:tabs>
+        <w:ind w:left="2840" w:hanging="360"/>
       </w:pPr>
       <w:rPr>
         <w:rFonts w:ascii="Wingdings" w:hAnsi="Wingdings" w:hint="default"/>
@@ -7460,9 +8231,9 @@
       <w:lvlJc w:val="left"/>
       <w:pPr>
         <w:tabs>
-          <w:tab w:val="num" w:pos="2880"/>
-        </w:tabs>
-        <w:ind w:left="2880" w:hanging="360"/>
+          <w:tab w:val="num" w:pos="3560"/>
+        </w:tabs>
+        <w:ind w:left="3560" w:hanging="360"/>
       </w:pPr>
       <w:rPr>
         <w:rFonts w:ascii="Wingdings" w:hAnsi="Wingdings" w:hint="default"/>
@@ -7476,9 +8247,9 @@
       <w:lvlJc w:val="left"/>
       <w:pPr>
         <w:tabs>
-          <w:tab w:val="num" w:pos="3600"/>
-        </w:tabs>
-        <w:ind w:left="3600" w:hanging="360"/>
+          <w:tab w:val="num" w:pos="4280"/>
+        </w:tabs>
+        <w:ind w:left="4280" w:hanging="360"/>
       </w:pPr>
       <w:rPr>
         <w:rFonts w:ascii="Wingdings" w:hAnsi="Wingdings" w:hint="default"/>
@@ -7492,9 +8263,9 @@
       <w:lvlJc w:val="left"/>
       <w:pPr>
         <w:tabs>
-          <w:tab w:val="num" w:pos="4320"/>
-        </w:tabs>
-        <w:ind w:left="4320" w:hanging="360"/>
+          <w:tab w:val="num" w:pos="5000"/>
+        </w:tabs>
+        <w:ind w:left="5000" w:hanging="360"/>
       </w:pPr>
       <w:rPr>
         <w:rFonts w:ascii="Wingdings" w:hAnsi="Wingdings" w:hint="default"/>
@@ -7508,9 +8279,9 @@
       <w:lvlJc w:val="left"/>
       <w:pPr>
         <w:tabs>
-          <w:tab w:val="num" w:pos="5040"/>
-        </w:tabs>
-        <w:ind w:left="5040" w:hanging="360"/>
+          <w:tab w:val="num" w:pos="5720"/>
+        </w:tabs>
+        <w:ind w:left="5720" w:hanging="360"/>
       </w:pPr>
       <w:rPr>
         <w:rFonts w:ascii="Wingdings" w:hAnsi="Wingdings" w:hint="default"/>
@@ -7524,9 +8295,9 @@
       <w:lvlJc w:val="left"/>
       <w:pPr>
         <w:tabs>
-          <w:tab w:val="num" w:pos="5760"/>
-        </w:tabs>
-        <w:ind w:left="5760" w:hanging="360"/>
+          <w:tab w:val="num" w:pos="6440"/>
+        </w:tabs>
+        <w:ind w:left="6440" w:hanging="360"/>
       </w:pPr>
       <w:rPr>
         <w:rFonts w:ascii="Wingdings" w:hAnsi="Wingdings" w:hint="default"/>
@@ -7540,9 +8311,9 @@
       <w:lvlJc w:val="left"/>
       <w:pPr>
         <w:tabs>
-          <w:tab w:val="num" w:pos="6480"/>
-        </w:tabs>
-        <w:ind w:left="6480" w:hanging="360"/>
+          <w:tab w:val="num" w:pos="7160"/>
+        </w:tabs>
+        <w:ind w:left="7160" w:hanging="360"/>
       </w:pPr>
       <w:rPr>
         <w:rFonts w:ascii="Wingdings" w:hAnsi="Wingdings" w:hint="default"/>
@@ -7550,317 +8321,76 @@
       </w:rPr>
     </w:lvl>
   </w:abstractNum>
-  <w:abstractNum w:abstractNumId="41" w15:restartNumberingAfterBreak="0">
-    <w:nsid w:val="7E541F2C"/>
-    <w:multiLevelType w:val="hybridMultilevel"/>
-    <w:tmpl w:val="7B0C0938"/>
-    <w:lvl w:ilvl="0" w:tplc="4009000F">
-      <w:start w:val="1"/>
-      <w:numFmt w:val="decimal"/>
-      <w:lvlText w:val="%1."/>
-      <w:lvlJc w:val="left"/>
-      <w:pPr>
-        <w:ind w:left="360" w:hanging="360"/>
-      </w:pPr>
-    </w:lvl>
-    <w:lvl w:ilvl="1" w:tplc="40090019" w:tentative="1">
-      <w:start w:val="1"/>
-      <w:numFmt w:val="lowerLetter"/>
-      <w:lvlText w:val="%2."/>
-      <w:lvlJc w:val="left"/>
-      <w:pPr>
-        <w:ind w:left="1080" w:hanging="360"/>
-      </w:pPr>
-    </w:lvl>
-    <w:lvl w:ilvl="2" w:tplc="4009001B" w:tentative="1">
-      <w:start w:val="1"/>
-      <w:numFmt w:val="lowerRoman"/>
-      <w:lvlText w:val="%3."/>
-      <w:lvlJc w:val="right"/>
-      <w:pPr>
-        <w:ind w:left="1800" w:hanging="180"/>
-      </w:pPr>
-    </w:lvl>
-    <w:lvl w:ilvl="3" w:tplc="4009000F" w:tentative="1">
-      <w:start w:val="1"/>
-      <w:numFmt w:val="decimal"/>
-      <w:lvlText w:val="%4."/>
-      <w:lvlJc w:val="left"/>
-      <w:pPr>
-        <w:ind w:left="2520" w:hanging="360"/>
-      </w:pPr>
-    </w:lvl>
-    <w:lvl w:ilvl="4" w:tplc="40090019" w:tentative="1">
-      <w:start w:val="1"/>
-      <w:numFmt w:val="lowerLetter"/>
-      <w:lvlText w:val="%5."/>
-      <w:lvlJc w:val="left"/>
-      <w:pPr>
-        <w:ind w:left="3240" w:hanging="360"/>
-      </w:pPr>
-    </w:lvl>
-    <w:lvl w:ilvl="5" w:tplc="4009001B" w:tentative="1">
-      <w:start w:val="1"/>
-      <w:numFmt w:val="lowerRoman"/>
-      <w:lvlText w:val="%6."/>
-      <w:lvlJc w:val="right"/>
-      <w:pPr>
-        <w:ind w:left="3960" w:hanging="180"/>
-      </w:pPr>
-    </w:lvl>
-    <w:lvl w:ilvl="6" w:tplc="4009000F" w:tentative="1">
-      <w:start w:val="1"/>
-      <w:numFmt w:val="decimal"/>
-      <w:lvlText w:val="%7."/>
-      <w:lvlJc w:val="left"/>
-      <w:pPr>
-        <w:ind w:left="4680" w:hanging="360"/>
-      </w:pPr>
-    </w:lvl>
-    <w:lvl w:ilvl="7" w:tplc="40090019" w:tentative="1">
-      <w:start w:val="1"/>
-      <w:numFmt w:val="lowerLetter"/>
-      <w:lvlText w:val="%8."/>
-      <w:lvlJc w:val="left"/>
-      <w:pPr>
-        <w:ind w:left="5400" w:hanging="360"/>
-      </w:pPr>
-    </w:lvl>
-    <w:lvl w:ilvl="8" w:tplc="4009001B" w:tentative="1">
-      <w:start w:val="1"/>
-      <w:numFmt w:val="lowerRoman"/>
-      <w:lvlText w:val="%9."/>
-      <w:lvlJc w:val="right"/>
-      <w:pPr>
-        <w:ind w:left="6120" w:hanging="180"/>
-      </w:pPr>
-    </w:lvl>
-  </w:abstractNum>
-  <w:num w:numId="1" w16cid:durableId="1353460614">
-    <w:abstractNumId w:val="25"/>
+  <w:num w:numId="1" w16cid:durableId="1470978593">
+    <w:abstractNumId w:val="18"/>
   </w:num>
-  <w:num w:numId="2" w16cid:durableId="1592660534">
-    <w:abstractNumId w:val="26"/>
-    <w:lvlOverride w:ilvl="0">
-      <w:startOverride w:val="1"/>
-    </w:lvlOverride>
-    <w:lvlOverride w:ilvl="1">
-      <w:startOverride w:val="1"/>
-    </w:lvlOverride>
-    <w:lvlOverride w:ilvl="2">
-      <w:startOverride w:val="1"/>
-    </w:lvlOverride>
-    <w:lvlOverride w:ilvl="3">
-      <w:startOverride w:val="1"/>
-    </w:lvlOverride>
-    <w:lvlOverride w:ilvl="4">
-      <w:startOverride w:val="1"/>
-    </w:lvlOverride>
-    <w:lvlOverride w:ilvl="5">
-      <w:startOverride w:val="1"/>
-    </w:lvlOverride>
-    <w:lvlOverride w:ilvl="6">
-      <w:startOverride w:val="1"/>
-    </w:lvlOverride>
-    <w:lvlOverride w:ilvl="7">
-      <w:startOverride w:val="1"/>
-    </w:lvlOverride>
-    <w:lvlOverride w:ilvl="8">
-      <w:startOverride w:val="1"/>
-    </w:lvlOverride>
+  <w:num w:numId="2" w16cid:durableId="1510370633">
+    <w:abstractNumId w:val="20"/>
   </w:num>
-  <w:num w:numId="3" w16cid:durableId="494607296">
+  <w:num w:numId="3" w16cid:durableId="2008173225">
+    <w:abstractNumId w:val="15"/>
+  </w:num>
+  <w:num w:numId="4" w16cid:durableId="234435223">
+    <w:abstractNumId w:val="3"/>
+  </w:num>
+  <w:num w:numId="5" w16cid:durableId="126819958">
     <w:abstractNumId w:val="21"/>
   </w:num>
-  <w:num w:numId="4" w16cid:durableId="2068067779">
-    <w:abstractNumId w:val="5"/>
-    <w:lvlOverride w:ilvl="0">
-      <w:startOverride w:val="8"/>
-    </w:lvlOverride>
-    <w:lvlOverride w:ilvl="1">
-      <w:startOverride w:val="1"/>
-    </w:lvlOverride>
-    <w:lvlOverride w:ilvl="2">
-      <w:startOverride w:val="1"/>
-    </w:lvlOverride>
-    <w:lvlOverride w:ilvl="3">
-      <w:startOverride w:val="1"/>
-    </w:lvlOverride>
-    <w:lvlOverride w:ilvl="4">
-      <w:startOverride w:val="1"/>
-    </w:lvlOverride>
-    <w:lvlOverride w:ilvl="5">
-      <w:startOverride w:val="1"/>
-    </w:lvlOverride>
-    <w:lvlOverride w:ilvl="6">
-      <w:startOverride w:val="1"/>
-    </w:lvlOverride>
-    <w:lvlOverride w:ilvl="7">
-      <w:startOverride w:val="1"/>
-    </w:lvlOverride>
-    <w:lvlOverride w:ilvl="8">
-      <w:startOverride w:val="1"/>
-    </w:lvlOverride>
+  <w:num w:numId="6" w16cid:durableId="1598369659">
+    <w:abstractNumId w:val="14"/>
   </w:num>
-  <w:num w:numId="5" w16cid:durableId="1206529403">
-    <w:abstractNumId w:val="20"/>
+  <w:num w:numId="7" w16cid:durableId="428894079">
+    <w:abstractNumId w:val="8"/>
   </w:num>
-  <w:num w:numId="6" w16cid:durableId="73205133">
-    <w:abstractNumId w:val="13"/>
-    <w:lvlOverride w:ilvl="0">
-      <w:startOverride w:val="14"/>
-    </w:lvlOverride>
-    <w:lvlOverride w:ilvl="1">
-      <w:startOverride w:val="1"/>
-    </w:lvlOverride>
-    <w:lvlOverride w:ilvl="2">
-      <w:startOverride w:val="1"/>
-    </w:lvlOverride>
-    <w:lvlOverride w:ilvl="3">
-      <w:startOverride w:val="1"/>
-    </w:lvlOverride>
-    <w:lvlOverride w:ilvl="4">
-      <w:startOverride w:val="1"/>
-    </w:lvlOverride>
-    <w:lvlOverride w:ilvl="5">
-      <w:startOverride w:val="1"/>
-    </w:lvlOverride>
-    <w:lvlOverride w:ilvl="6">
-      <w:startOverride w:val="1"/>
-    </w:lvlOverride>
-    <w:lvlOverride w:ilvl="7">
-      <w:startOverride w:val="1"/>
-    </w:lvlOverride>
-    <w:lvlOverride w:ilvl="8">
-      <w:startOverride w:val="1"/>
-    </w:lvlOverride>
+  <w:num w:numId="8" w16cid:durableId="683173480">
+    <w:abstractNumId w:val="10"/>
   </w:num>
-  <w:num w:numId="7" w16cid:durableId="80610991">
-    <w:abstractNumId w:val="26"/>
+  <w:num w:numId="9" w16cid:durableId="1514608540">
+    <w:abstractNumId w:val="19"/>
   </w:num>
-  <w:num w:numId="8" w16cid:durableId="1982080760">
+  <w:num w:numId="10" w16cid:durableId="1563373017">
+    <w:abstractNumId w:val="0"/>
+  </w:num>
+  <w:num w:numId="11" w16cid:durableId="1676834170">
     <w:abstractNumId w:val="5"/>
   </w:num>
-  <w:num w:numId="9" w16cid:durableId="499541179">
+  <w:num w:numId="12" w16cid:durableId="874781061">
+    <w:abstractNumId w:val="4"/>
+  </w:num>
+  <w:num w:numId="13" w16cid:durableId="595096218">
+    <w:abstractNumId w:val="11"/>
+  </w:num>
+  <w:num w:numId="14" w16cid:durableId="1934851517">
+    <w:abstractNumId w:val="12"/>
+  </w:num>
+  <w:num w:numId="15" w16cid:durableId="267275848">
+    <w:abstractNumId w:val="2"/>
+  </w:num>
+  <w:num w:numId="16" w16cid:durableId="1718966526">
+    <w:abstractNumId w:val="16"/>
+  </w:num>
+  <w:num w:numId="17" w16cid:durableId="1713456877">
+    <w:abstractNumId w:val="9"/>
+  </w:num>
+  <w:num w:numId="18" w16cid:durableId="1820882090">
     <w:abstractNumId w:val="13"/>
   </w:num>
-  <w:num w:numId="10" w16cid:durableId="1540892425">
-    <w:abstractNumId w:val="20"/>
+  <w:num w:numId="19" w16cid:durableId="1505362726">
+    <w:abstractNumId w:val="6"/>
   </w:num>
-  <w:num w:numId="11" w16cid:durableId="160701219">
-    <w:abstractNumId w:val="21"/>
-  </w:num>
-  <w:num w:numId="12" w16cid:durableId="836268501">
-    <w:abstractNumId w:val="25"/>
-  </w:num>
-  <w:num w:numId="13" w16cid:durableId="1868635951">
-    <w:abstractNumId w:val="36"/>
-  </w:num>
-  <w:num w:numId="14" w16cid:durableId="545023690">
-    <w:abstractNumId w:val="40"/>
-  </w:num>
-  <w:num w:numId="15" w16cid:durableId="1909806616">
-    <w:abstractNumId w:val="3"/>
-  </w:num>
-  <w:num w:numId="16" w16cid:durableId="1518499161">
-    <w:abstractNumId w:val="9"/>
-  </w:num>
-  <w:num w:numId="17" w16cid:durableId="916939198">
-    <w:abstractNumId w:val="41"/>
-  </w:num>
-  <w:num w:numId="18" w16cid:durableId="1908874406">
+  <w:num w:numId="20" w16cid:durableId="992559451">
     <w:abstractNumId w:val="17"/>
   </w:num>
-  <w:num w:numId="19" w16cid:durableId="60906887">
-    <w:abstractNumId w:val="23"/>
+  <w:num w:numId="21" w16cid:durableId="844711958">
+    <w:abstractNumId w:val="1"/>
   </w:num>
-  <w:num w:numId="20" w16cid:durableId="1165585564">
-    <w:abstractNumId w:val="31"/>
-  </w:num>
-  <w:num w:numId="21" w16cid:durableId="1154907204">
+  <w:num w:numId="22" w16cid:durableId="1962566993">
     <w:abstractNumId w:val="7"/>
   </w:num>
-  <w:num w:numId="22" w16cid:durableId="481043849">
-    <w:abstractNumId w:val="11"/>
-  </w:num>
-  <w:num w:numId="23" w16cid:durableId="1425999225">
-    <w:abstractNumId w:val="8"/>
-  </w:num>
-  <w:num w:numId="24" w16cid:durableId="1720980936">
-    <w:abstractNumId w:val="10"/>
-  </w:num>
-  <w:num w:numId="25" w16cid:durableId="2042628431">
-    <w:abstractNumId w:val="18"/>
-  </w:num>
-  <w:num w:numId="26" w16cid:durableId="1293555652">
-    <w:abstractNumId w:val="29"/>
-  </w:num>
-  <w:num w:numId="27" w16cid:durableId="1128085738">
-    <w:abstractNumId w:val="12"/>
-  </w:num>
-  <w:num w:numId="28" w16cid:durableId="265041838">
-    <w:abstractNumId w:val="27"/>
-  </w:num>
-  <w:num w:numId="29" w16cid:durableId="1682734851">
-    <w:abstractNumId w:val="37"/>
-  </w:num>
-  <w:num w:numId="30" w16cid:durableId="1470978593">
-    <w:abstractNumId w:val="33"/>
-  </w:num>
-  <w:num w:numId="31" w16cid:durableId="1510370633">
-    <w:abstractNumId w:val="35"/>
-  </w:num>
-  <w:num w:numId="32" w16cid:durableId="2008173225">
-    <w:abstractNumId w:val="28"/>
-  </w:num>
-  <w:num w:numId="33" w16cid:durableId="234435223">
-    <w:abstractNumId w:val="2"/>
-  </w:num>
-  <w:num w:numId="34" w16cid:durableId="126819958">
-    <w:abstractNumId w:val="39"/>
-  </w:num>
-  <w:num w:numId="35" w16cid:durableId="1598369659">
-    <w:abstractNumId w:val="24"/>
-  </w:num>
-  <w:num w:numId="36" w16cid:durableId="428894079">
-    <w:abstractNumId w:val="14"/>
-  </w:num>
-  <w:num w:numId="37" w16cid:durableId="683173480">
-    <w:abstractNumId w:val="16"/>
-  </w:num>
-  <w:num w:numId="38" w16cid:durableId="1514608540">
-    <w:abstractNumId w:val="34"/>
-  </w:num>
-  <w:num w:numId="39" w16cid:durableId="1563373017">
-    <w:abstractNumId w:val="0"/>
-  </w:num>
-  <w:num w:numId="40" w16cid:durableId="1676834170">
-    <w:abstractNumId w:val="6"/>
-  </w:num>
-  <w:num w:numId="41" w16cid:durableId="874781061">
-    <w:abstractNumId w:val="4"/>
-  </w:num>
-  <w:num w:numId="42" w16cid:durableId="595096218">
-    <w:abstractNumId w:val="19"/>
-  </w:num>
-  <w:num w:numId="43" w16cid:durableId="1934851517">
+  <w:num w:numId="23" w16cid:durableId="2144687416">
     <w:abstractNumId w:val="22"/>
   </w:num>
-  <w:num w:numId="44" w16cid:durableId="267275848">
-    <w:abstractNumId w:val="1"/>
-  </w:num>
-  <w:num w:numId="45" w16cid:durableId="1718966526">
-    <w:abstractNumId w:val="32"/>
-  </w:num>
-  <w:num w:numId="46" w16cid:durableId="1713456877">
-    <w:abstractNumId w:val="15"/>
-  </w:num>
-  <w:num w:numId="47" w16cid:durableId="499274044">
-    <w:abstractNumId w:val="30"/>
-  </w:num>
-  <w:num w:numId="48" w16cid:durableId="187763565">
-    <w:abstractNumId w:val="38"/>
-  </w:num>
+  <w:numIdMacAtCleanup w:val="23"/>
 </w:numbering>
 </file>
 
@@ -8468,7 +8998,6 @@
   <w:style w:type="character" w:default="1" w:styleId="DefaultParagraphFont">
     <w:name w:val="Default Paragraph Font"/>
     <w:uiPriority w:val="1"/>
-    <w:semiHidden/>
     <w:unhideWhenUsed/>
   </w:style>
   <w:style w:type="table" w:default="1" w:styleId="TableNormal">
@@ -8895,6 +9424,163 @@
       <w:lang w:bidi="hi-IN"/>
     </w:rPr>
   </w:style>
+  <w:style w:type="paragraph" w:customStyle="1" w:styleId="pdq2pgselectionanchorcontainer">
+    <w:name w:val="pdq2pg_selectionanchorcontainer"/>
+    <w:basedOn w:val="Normal"/>
+    <w:rsid w:val="00DF5205"/>
+    <w:pPr>
+      <w:spacing w:before="100" w:beforeAutospacing="1" w:after="100" w:afterAutospacing="1" w:line="240" w:lineRule="auto"/>
+    </w:pPr>
+    <w:rPr>
+      <w:rFonts w:ascii="Times New Roman" w:eastAsia="Times New Roman" w:hAnsi="Times New Roman" w:cs="Times New Roman"/>
+      <w:kern w:val="0"/>
+      <w:lang w:eastAsia="en-IN"/>
+      <w14:ligatures w14:val="none"/>
+    </w:rPr>
+  </w:style>
+  <w:style w:type="character" w:styleId="Strong">
+    <w:name w:val="Strong"/>
+    <w:basedOn w:val="DefaultParagraphFont"/>
+    <w:uiPriority w:val="22"/>
+    <w:qFormat/>
+    <w:rsid w:val="00DF5205"/>
+    <w:rPr>
+      <w:b/>
+      <w:bCs/>
+    </w:rPr>
+  </w:style>
+  <w:style w:type="paragraph" w:styleId="HTMLPreformatted">
+    <w:name w:val="HTML Preformatted"/>
+    <w:basedOn w:val="Normal"/>
+    <w:link w:val="HTMLPreformattedChar"/>
+    <w:uiPriority w:val="99"/>
+    <w:unhideWhenUsed/>
+    <w:rsid w:val="00DF5205"/>
+    <w:pPr>
+      <w:tabs>
+        <w:tab w:val="left" w:pos="916"/>
+        <w:tab w:val="left" w:pos="1832"/>
+        <w:tab w:val="left" w:pos="2748"/>
+        <w:tab w:val="left" w:pos="3664"/>
+        <w:tab w:val="left" w:pos="4580"/>
+        <w:tab w:val="left" w:pos="5496"/>
+        <w:tab w:val="left" w:pos="6412"/>
+        <w:tab w:val="left" w:pos="7328"/>
+        <w:tab w:val="left" w:pos="8244"/>
+        <w:tab w:val="left" w:pos="9160"/>
+        <w:tab w:val="left" w:pos="10076"/>
+        <w:tab w:val="left" w:pos="10992"/>
+        <w:tab w:val="left" w:pos="11908"/>
+        <w:tab w:val="left" w:pos="12824"/>
+        <w:tab w:val="left" w:pos="13740"/>
+        <w:tab w:val="left" w:pos="14656"/>
+      </w:tabs>
+      <w:spacing w:after="0" w:line="240" w:lineRule="auto"/>
+    </w:pPr>
+    <w:rPr>
+      <w:rFonts w:ascii="Courier New" w:eastAsia="Times New Roman" w:hAnsi="Courier New" w:cs="Courier New"/>
+      <w:kern w:val="0"/>
+      <w:sz w:val="20"/>
+      <w:szCs w:val="20"/>
+      <w:lang w:eastAsia="en-IN"/>
+      <w14:ligatures w14:val="none"/>
+    </w:rPr>
+  </w:style>
+  <w:style w:type="character" w:customStyle="1" w:styleId="HTMLPreformattedChar">
+    <w:name w:val="HTML Preformatted Char"/>
+    <w:basedOn w:val="DefaultParagraphFont"/>
+    <w:link w:val="HTMLPreformatted"/>
+    <w:uiPriority w:val="99"/>
+    <w:rsid w:val="00DF5205"/>
+    <w:rPr>
+      <w:rFonts w:ascii="Courier New" w:eastAsia="Times New Roman" w:hAnsi="Courier New" w:cs="Courier New"/>
+      <w:kern w:val="0"/>
+      <w:sz w:val="20"/>
+      <w:szCs w:val="20"/>
+      <w:lang w:eastAsia="en-IN"/>
+      <w14:ligatures w14:val="none"/>
+    </w:rPr>
+  </w:style>
+  <w:style w:type="character" w:styleId="HTMLCode">
+    <w:name w:val="HTML Code"/>
+    <w:basedOn w:val="DefaultParagraphFont"/>
+    <w:uiPriority w:val="99"/>
+    <w:semiHidden/>
+    <w:unhideWhenUsed/>
+    <w:rsid w:val="00DF5205"/>
+    <w:rPr>
+      <w:rFonts w:ascii="Courier New" w:eastAsia="Times New Roman" w:hAnsi="Courier New" w:cs="Courier New"/>
+      <w:sz w:val="20"/>
+      <w:szCs w:val="20"/>
+    </w:rPr>
+  </w:style>
+  <w:style w:type="character" w:customStyle="1" w:styleId="e">
+    <w:name w:val="ͼe"/>
+    <w:basedOn w:val="DefaultParagraphFont"/>
+    <w:rsid w:val="00DF5205"/>
+  </w:style>
+  <w:style w:type="character" w:customStyle="1" w:styleId="m">
+    <w:name w:val="ͼm"/>
+    <w:basedOn w:val="DefaultParagraphFont"/>
+    <w:rsid w:val="00DF5205"/>
+  </w:style>
+  <w:style w:type="character" w:customStyle="1" w:styleId="g">
+    <w:name w:val="ͼg"/>
+    <w:basedOn w:val="DefaultParagraphFont"/>
+    <w:rsid w:val="00DF5205"/>
+  </w:style>
+  <w:style w:type="character" w:customStyle="1" w:styleId="j">
+    <w:name w:val="ͼj"/>
+    <w:basedOn w:val="DefaultParagraphFont"/>
+    <w:rsid w:val="00DF5205"/>
+  </w:style>
+  <w:style w:type="character" w:customStyle="1" w:styleId="k">
+    <w:name w:val="ͼk"/>
+    <w:basedOn w:val="DefaultParagraphFont"/>
+    <w:rsid w:val="00DF5205"/>
+  </w:style>
+  <w:style w:type="character" w:styleId="Hyperlink">
+    <w:name w:val="Hyperlink"/>
+    <w:basedOn w:val="DefaultParagraphFont"/>
+    <w:uiPriority w:val="99"/>
+    <w:unhideWhenUsed/>
+    <w:rsid w:val="00DF5205"/>
+    <w:rPr>
+      <w:color w:val="467886" w:themeColor="hyperlink"/>
+      <w:u w:val="single"/>
+    </w:rPr>
+  </w:style>
+  <w:style w:type="character" w:styleId="UnresolvedMention">
+    <w:name w:val="Unresolved Mention"/>
+    <w:basedOn w:val="DefaultParagraphFont"/>
+    <w:uiPriority w:val="99"/>
+    <w:semiHidden/>
+    <w:unhideWhenUsed/>
+    <w:rsid w:val="00DF5205"/>
+    <w:rPr>
+      <w:color w:val="605E5C"/>
+      <w:shd w:val="clear" w:color="auto" w:fill="E1DFDD"/>
+    </w:rPr>
+  </w:style>
+  <w:style w:type="table" w:styleId="TableGridLight">
+    <w:name w:val="Grid Table Light"/>
+    <w:basedOn w:val="TableNormal"/>
+    <w:uiPriority w:val="40"/>
+    <w:rsid w:val="000F616A"/>
+    <w:pPr>
+      <w:spacing w:after="0" w:line="240" w:lineRule="auto"/>
+    </w:pPr>
+    <w:tblPr>
+      <w:tblBorders>
+        <w:top w:val="single" w:sz="4" w:space="0" w:color="BFBFBF" w:themeColor="background1" w:themeShade="BF"/>
+        <w:left w:val="single" w:sz="4" w:space="0" w:color="BFBFBF" w:themeColor="background1" w:themeShade="BF"/>
+        <w:bottom w:val="single" w:sz="4" w:space="0" w:color="BFBFBF" w:themeColor="background1" w:themeShade="BF"/>
+        <w:right w:val="single" w:sz="4" w:space="0" w:color="BFBFBF" w:themeColor="background1" w:themeShade="BF"/>
+        <w:insideH w:val="single" w:sz="4" w:space="0" w:color="BFBFBF" w:themeColor="background1" w:themeShade="BF"/>
+        <w:insideV w:val="single" w:sz="4" w:space="0" w:color="BFBFBF" w:themeColor="background1" w:themeShade="BF"/>
+      </w:tblBorders>
+    </w:tblPr>
+  </w:style>
 </w:styles>
 </file>
 
@@ -9231,4 +9917,16 @@
   <we:bindings/>
   <we:snapshot xmlns:r="http://schemas.openxmlformats.org/officeDocument/2006/relationships"/>
 </we:webextension>
+</file>
+
+<file path=customXml/item1.xml><?xml version="1.0" encoding="utf-8"?>
+<b:Sources xmlns:b="http://schemas.openxmlformats.org/officeDocument/2006/bibliography" xmlns="http://schemas.openxmlformats.org/officeDocument/2006/bibliography" SelectedStyle="\APASixthEditionOfficeOnline.xsl" StyleName="APA" Version="6"/>
+</file>
+
+<file path=customXml/itemProps1.xml><?xml version="1.0" encoding="utf-8"?>
+<ds:datastoreItem xmlns:ds="http://schemas.openxmlformats.org/officeDocument/2006/customXml" ds:itemID="{0C3757A9-BB1C-49A3-940B-F5C237D04765}">
+  <ds:schemaRefs>
+    <ds:schemaRef ds:uri="http://schemas.openxmlformats.org/officeDocument/2006/bibliography"/>
+  </ds:schemaRefs>
+</ds:datastoreItem>
 </file>